--- a/AWS-NOTES/AMI.docx
+++ b/AWS-NOTES/AMI.docx
@@ -10,7 +10,7 @@
           <w:tab w:val="left" w:pos="5785"/>
         </w:tabs>
         <w:spacing w:before="59" w:line="278" w:lineRule="auto"/>
-        <w:ind w:left="5785" w:right="111" w:firstLine="0"/>
+        <w:ind w:left="0" w:right="111" w:firstLine="0"/>
         <w:jc w:val="center"/>
       </w:pPr>
       <w:r>

--- a/AWS-NOTES/AMI.docx
+++ b/AWS-NOTES/AMI.docx
@@ -11,44 +11,38 @@
         </w:tabs>
         <w:spacing w:before="59" w:line="278" w:lineRule="auto"/>
         <w:ind w:left="0" w:right="111" w:firstLine="0"/>
+      </w:pPr>
+    </w:p>
+    <w:p>
+      <w:pPr>
+        <w:pStyle w:val="TableParagraph"/>
         <w:jc w:val="center"/>
-      </w:pPr>
-      <w:r>
-        <w:t>AMI</w:t>
-      </w:r>
-      <w:r>
-        <w:rPr>
-          <w:spacing w:val="-10"/>
-        </w:rPr>
-        <w:t xml:space="preserve"> </w:t>
-      </w:r>
-      <w:r>
-        <w:t>–</w:t>
-      </w:r>
-      <w:r>
-        <w:rPr>
-          <w:spacing w:val="-13"/>
-        </w:rPr>
-        <w:t xml:space="preserve"> </w:t>
-      </w:r>
-      <w:r>
-        <w:t>Amazon</w:t>
-      </w:r>
-      <w:r>
-        <w:rPr>
-          <w:spacing w:val="-10"/>
-        </w:rPr>
-        <w:t xml:space="preserve"> </w:t>
-      </w:r>
-      <w:r>
-        <w:t xml:space="preserve">Machine </w:t>
-      </w:r>
-      <w:r>
-        <w:rPr>
-          <w:spacing w:val="-2"/>
-        </w:rPr>
-        <w:t>Image</w:t>
-      </w:r>
+        <w:rPr>
+          <w:rFonts w:ascii="Algerian" w:hAnsi="Algerian"/>
+          <w:sz w:val="32"/>
+          <w:szCs w:val="32"/>
+        </w:rPr>
+      </w:pPr>
+      <w:r>
+        <w:rPr>
+          <w:rFonts w:ascii="Algerian" w:hAnsi="Algerian"/>
+          <w:sz w:val="32"/>
+          <w:szCs w:val="32"/>
+        </w:rPr>
+        <w:t>AMI – Amazon Machine Image</w:t>
+      </w:r>
+    </w:p>
+    <w:p>
+      <w:pPr>
+        <w:pStyle w:val="Heading1"/>
+        <w:tabs>
+          <w:tab w:val="left" w:pos="5783"/>
+          <w:tab w:val="left" w:pos="5785"/>
+        </w:tabs>
+        <w:spacing w:before="59" w:line="278" w:lineRule="auto"/>
+        <w:ind w:left="0" w:right="111" w:firstLine="0"/>
+        <w:jc w:val="center"/>
+      </w:pPr>
     </w:p>
     <w:p>
       <w:pPr>
@@ -63,15 +57,15 @@
         <w:spacing w:before="2"/>
         <w:rPr>
           <w:b/>
-          <w:sz w:val="20"/>
-          <w:szCs w:val="20"/>
-        </w:rPr>
-      </w:pPr>
-      <w:r>
-        <w:rPr>
-          <w:b/>
-          <w:sz w:val="20"/>
-          <w:szCs w:val="20"/>
+          <w:sz w:val="24"/>
+          <w:szCs w:val="24"/>
+        </w:rPr>
+      </w:pPr>
+      <w:r>
+        <w:rPr>
+          <w:b/>
+          <w:sz w:val="24"/>
+          <w:szCs w:val="24"/>
         </w:rPr>
         <w:t>What</w:t>
       </w:r>
@@ -79,16 +73,16 @@
         <w:rPr>
           <w:b/>
           <w:spacing w:val="-5"/>
-          <w:sz w:val="20"/>
-          <w:szCs w:val="20"/>
-        </w:rPr>
-        <w:t xml:space="preserve"> </w:t>
-      </w:r>
-      <w:r>
-        <w:rPr>
-          <w:b/>
-          <w:sz w:val="20"/>
-          <w:szCs w:val="20"/>
+          <w:sz w:val="24"/>
+          <w:szCs w:val="24"/>
+        </w:rPr>
+        <w:t xml:space="preserve"> </w:t>
+      </w:r>
+      <w:r>
+        <w:rPr>
+          <w:b/>
+          <w:sz w:val="24"/>
+          <w:szCs w:val="24"/>
         </w:rPr>
         <w:t>is</w:t>
       </w:r>
@@ -96,16 +90,16 @@
         <w:rPr>
           <w:b/>
           <w:spacing w:val="-3"/>
-          <w:sz w:val="20"/>
-          <w:szCs w:val="20"/>
-        </w:rPr>
-        <w:t xml:space="preserve"> </w:t>
-      </w:r>
-      <w:r>
-        <w:rPr>
-          <w:b/>
-          <w:sz w:val="20"/>
-          <w:szCs w:val="20"/>
+          <w:sz w:val="24"/>
+          <w:szCs w:val="24"/>
+        </w:rPr>
+        <w:t xml:space="preserve"> </w:t>
+      </w:r>
+      <w:r>
+        <w:rPr>
+          <w:b/>
+          <w:sz w:val="24"/>
+          <w:szCs w:val="24"/>
         </w:rPr>
         <w:t>an</w:t>
       </w:r>
@@ -113,8 +107,8 @@
         <w:rPr>
           <w:b/>
           <w:spacing w:val="-3"/>
-          <w:sz w:val="20"/>
-          <w:szCs w:val="20"/>
+          <w:sz w:val="24"/>
+          <w:szCs w:val="24"/>
         </w:rPr>
         <w:t xml:space="preserve"> </w:t>
       </w:r>
@@ -122,8 +116,8 @@
         <w:rPr>
           <w:b/>
           <w:spacing w:val="-4"/>
-          <w:sz w:val="20"/>
-          <w:szCs w:val="20"/>
+          <w:sz w:val="24"/>
+          <w:szCs w:val="24"/>
         </w:rPr>
         <w:t>AMI?</w:t>
       </w:r>
@@ -140,158 +134,94 @@
         </w:tabs>
         <w:spacing w:before="61" w:line="278" w:lineRule="auto"/>
         <w:ind w:right="106"/>
-        <w:rPr>
-          <w:sz w:val="20"/>
-          <w:szCs w:val="20"/>
-        </w:rPr>
-      </w:pPr>
-      <w:r>
-        <w:rPr>
-          <w:sz w:val="20"/>
-          <w:szCs w:val="20"/>
-        </w:rPr>
+      </w:pPr>
+      <w:r>
         <w:t>An</w:t>
       </w:r>
       <w:r>
         <w:rPr>
           <w:spacing w:val="-8"/>
-          <w:sz w:val="20"/>
-          <w:szCs w:val="20"/>
-        </w:rPr>
-        <w:t xml:space="preserve"> </w:t>
-      </w:r>
-      <w:r>
-        <w:rPr>
-          <w:sz w:val="20"/>
-          <w:szCs w:val="20"/>
-        </w:rPr>
+        </w:rPr>
+        <w:t xml:space="preserve"> </w:t>
+      </w:r>
+      <w:r>
         <w:t>Amazon</w:t>
       </w:r>
       <w:r>
         <w:rPr>
           <w:spacing w:val="-8"/>
-          <w:sz w:val="20"/>
-          <w:szCs w:val="20"/>
-        </w:rPr>
-        <w:t xml:space="preserve"> </w:t>
-      </w:r>
-      <w:r>
-        <w:rPr>
-          <w:sz w:val="20"/>
-          <w:szCs w:val="20"/>
-        </w:rPr>
+        </w:rPr>
+        <w:t xml:space="preserve"> </w:t>
+      </w:r>
+      <w:r>
         <w:t>Machine</w:t>
       </w:r>
       <w:r>
         <w:rPr>
           <w:spacing w:val="-9"/>
-          <w:sz w:val="20"/>
-          <w:szCs w:val="20"/>
-        </w:rPr>
-        <w:t xml:space="preserve"> </w:t>
-      </w:r>
-      <w:r>
-        <w:rPr>
-          <w:sz w:val="20"/>
-          <w:szCs w:val="20"/>
-        </w:rPr>
+        </w:rPr>
+        <w:t xml:space="preserve"> </w:t>
+      </w:r>
+      <w:r>
         <w:t>Image</w:t>
       </w:r>
       <w:r>
         <w:rPr>
           <w:spacing w:val="-8"/>
-          <w:sz w:val="20"/>
-          <w:szCs w:val="20"/>
-        </w:rPr>
-        <w:t xml:space="preserve"> </w:t>
-      </w:r>
-      <w:r>
-        <w:rPr>
-          <w:sz w:val="20"/>
-          <w:szCs w:val="20"/>
-        </w:rPr>
+        </w:rPr>
+        <w:t xml:space="preserve"> </w:t>
+      </w:r>
+      <w:r>
         <w:t>(AMI)</w:t>
       </w:r>
       <w:r>
         <w:rPr>
           <w:spacing w:val="-8"/>
-          <w:sz w:val="20"/>
-          <w:szCs w:val="20"/>
-        </w:rPr>
-        <w:t xml:space="preserve"> </w:t>
-      </w:r>
-      <w:r>
-        <w:rPr>
-          <w:sz w:val="20"/>
-          <w:szCs w:val="20"/>
-        </w:rPr>
+        </w:rPr>
+        <w:t xml:space="preserve"> </w:t>
+      </w:r>
+      <w:r>
         <w:t>is</w:t>
       </w:r>
       <w:r>
         <w:rPr>
           <w:spacing w:val="-8"/>
-          <w:sz w:val="20"/>
-          <w:szCs w:val="20"/>
-        </w:rPr>
-        <w:t xml:space="preserve"> </w:t>
-      </w:r>
-      <w:r>
-        <w:rPr>
-          <w:sz w:val="20"/>
-          <w:szCs w:val="20"/>
-        </w:rPr>
+        </w:rPr>
+        <w:t xml:space="preserve"> </w:t>
+      </w:r>
+      <w:r>
         <w:t>a</w:t>
       </w:r>
       <w:r>
         <w:rPr>
           <w:spacing w:val="-11"/>
-          <w:sz w:val="20"/>
-          <w:szCs w:val="20"/>
-        </w:rPr>
-        <w:t xml:space="preserve"> </w:t>
-      </w:r>
-      <w:r>
-        <w:rPr>
-          <w:sz w:val="20"/>
-          <w:szCs w:val="20"/>
-        </w:rPr>
+        </w:rPr>
+        <w:t xml:space="preserve"> </w:t>
+      </w:r>
+      <w:r>
         <w:t>template</w:t>
       </w:r>
       <w:r>
         <w:rPr>
           <w:spacing w:val="-4"/>
-          <w:sz w:val="20"/>
-          <w:szCs w:val="20"/>
-        </w:rPr>
-        <w:t xml:space="preserve"> </w:t>
-      </w:r>
-      <w:r>
-        <w:rPr>
-          <w:sz w:val="20"/>
-          <w:szCs w:val="20"/>
-        </w:rPr>
+        </w:rPr>
+        <w:t xml:space="preserve"> </w:t>
+      </w:r>
+      <w:r>
         <w:t>that</w:t>
       </w:r>
       <w:r>
         <w:rPr>
           <w:spacing w:val="-8"/>
-          <w:sz w:val="20"/>
-          <w:szCs w:val="20"/>
-        </w:rPr>
-        <w:t xml:space="preserve"> </w:t>
-      </w:r>
-      <w:r>
-        <w:rPr>
-          <w:sz w:val="20"/>
-          <w:szCs w:val="20"/>
-        </w:rPr>
+        </w:rPr>
+        <w:t xml:space="preserve"> </w:t>
+      </w:r>
+      <w:r>
         <w:t xml:space="preserve">contains the software configuration required to launch an EC2 </w:t>
       </w:r>
       <w:r>
         <w:rPr>
           <w:spacing w:val="-2"/>
-          <w:sz w:val="20"/>
-          <w:szCs w:val="20"/>
         </w:rPr>
         <w:t>instance.</w:t>
       </w:r>
@@ -962,166 +892,100 @@
           <w:tab w:val="left" w:pos="743"/>
         </w:tabs>
         <w:spacing w:before="70"/>
-        <w:rPr>
-          <w:sz w:val="20"/>
-          <w:szCs w:val="20"/>
-        </w:rPr>
-      </w:pPr>
-      <w:r>
-        <w:rPr>
-          <w:sz w:val="20"/>
-          <w:szCs w:val="20"/>
-        </w:rPr>
+      </w:pPr>
+      <w:r>
         <w:t>Amazon</w:t>
       </w:r>
       <w:r>
         <w:rPr>
           <w:spacing w:val="-12"/>
-          <w:sz w:val="20"/>
-          <w:szCs w:val="20"/>
-        </w:rPr>
-        <w:t xml:space="preserve"> </w:t>
-      </w:r>
-      <w:r>
-        <w:rPr>
-          <w:sz w:val="20"/>
-          <w:szCs w:val="20"/>
-        </w:rPr>
+        </w:rPr>
+        <w:t xml:space="preserve"> </w:t>
+      </w:r>
+      <w:r>
         <w:t>provides</w:t>
       </w:r>
       <w:r>
         <w:rPr>
           <w:spacing w:val="-8"/>
-          <w:sz w:val="20"/>
-          <w:szCs w:val="20"/>
-        </w:rPr>
-        <w:t xml:space="preserve"> </w:t>
-      </w:r>
-      <w:r>
-        <w:rPr>
-          <w:sz w:val="20"/>
-          <w:szCs w:val="20"/>
-        </w:rPr>
+        </w:rPr>
+        <w:t xml:space="preserve"> </w:t>
+      </w:r>
+      <w:r>
         <w:t>multiple</w:t>
       </w:r>
       <w:r>
         <w:rPr>
           <w:spacing w:val="-10"/>
-          <w:sz w:val="20"/>
-          <w:szCs w:val="20"/>
-        </w:rPr>
-        <w:t xml:space="preserve"> </w:t>
-      </w:r>
-      <w:r>
-        <w:rPr>
-          <w:sz w:val="20"/>
-          <w:szCs w:val="20"/>
-        </w:rPr>
+        </w:rPr>
+        <w:t xml:space="preserve"> </w:t>
+      </w:r>
+      <w:r>
         <w:t>types</w:t>
       </w:r>
       <w:r>
         <w:rPr>
           <w:spacing w:val="-8"/>
-          <w:sz w:val="20"/>
-          <w:szCs w:val="20"/>
-        </w:rPr>
-        <w:t xml:space="preserve"> </w:t>
-      </w:r>
-      <w:r>
-        <w:rPr>
-          <w:sz w:val="20"/>
-          <w:szCs w:val="20"/>
-        </w:rPr>
+        </w:rPr>
+        <w:t xml:space="preserve"> </w:t>
+      </w:r>
+      <w:r>
         <w:t>of</w:t>
       </w:r>
       <w:r>
         <w:rPr>
           <w:spacing w:val="-9"/>
-          <w:sz w:val="20"/>
-          <w:szCs w:val="20"/>
-        </w:rPr>
-        <w:t xml:space="preserve"> </w:t>
-      </w:r>
-      <w:r>
-        <w:rPr>
-          <w:sz w:val="20"/>
-          <w:szCs w:val="20"/>
-        </w:rPr>
+        </w:rPr>
+        <w:t xml:space="preserve"> </w:t>
+      </w:r>
+      <w:r>
         <w:t>AMIs</w:t>
       </w:r>
       <w:r>
         <w:rPr>
           <w:spacing w:val="-9"/>
-          <w:sz w:val="20"/>
-          <w:szCs w:val="20"/>
-        </w:rPr>
-        <w:t xml:space="preserve"> </w:t>
-      </w:r>
-      <w:r>
-        <w:rPr>
-          <w:sz w:val="20"/>
-          <w:szCs w:val="20"/>
-        </w:rPr>
+        </w:rPr>
+        <w:t xml:space="preserve"> </w:t>
+      </w:r>
+      <w:r>
         <w:t>depending</w:t>
       </w:r>
       <w:r>
         <w:rPr>
           <w:spacing w:val="-8"/>
-          <w:sz w:val="20"/>
-          <w:szCs w:val="20"/>
-        </w:rPr>
-        <w:t xml:space="preserve"> </w:t>
-      </w:r>
-      <w:r>
-        <w:rPr>
-          <w:sz w:val="20"/>
-          <w:szCs w:val="20"/>
-        </w:rPr>
+        </w:rPr>
+        <w:t xml:space="preserve"> </w:t>
+      </w:r>
+      <w:r>
         <w:t>on</w:t>
       </w:r>
       <w:r>
         <w:rPr>
           <w:spacing w:val="2"/>
-          <w:sz w:val="20"/>
-          <w:szCs w:val="20"/>
-        </w:rPr>
-        <w:t xml:space="preserve"> </w:t>
-      </w:r>
-      <w:r>
-        <w:rPr>
-          <w:sz w:val="20"/>
-          <w:szCs w:val="20"/>
-        </w:rPr>
+        </w:rPr>
+        <w:t xml:space="preserve"> </w:t>
+      </w:r>
+      <w:r>
         <w:t>the</w:t>
       </w:r>
       <w:r>
         <w:rPr>
           <w:spacing w:val="-6"/>
-          <w:sz w:val="20"/>
-          <w:szCs w:val="20"/>
-        </w:rPr>
-        <w:t xml:space="preserve"> </w:t>
-      </w:r>
-      <w:r>
-        <w:rPr>
-          <w:sz w:val="20"/>
-          <w:szCs w:val="20"/>
-        </w:rPr>
+        </w:rPr>
+        <w:t xml:space="preserve"> </w:t>
+      </w:r>
+      <w:r>
         <w:t>use</w:t>
       </w:r>
       <w:r>
         <w:rPr>
           <w:spacing w:val="-10"/>
-          <w:sz w:val="20"/>
-          <w:szCs w:val="20"/>
         </w:rPr>
         <w:t xml:space="preserve"> </w:t>
       </w:r>
       <w:r>
         <w:rPr>
           <w:spacing w:val="-2"/>
-          <w:sz w:val="20"/>
-          <w:szCs w:val="20"/>
         </w:rPr>
         <w:t>case:</w:t>
       </w:r>
@@ -1385,26 +1249,8 @@
                 <w:sz w:val="20"/>
                 <w:szCs w:val="20"/>
               </w:rPr>
-              <w:t>(</w:t>
-            </w:r>
-            <w:proofErr w:type="spellStart"/>
-            <w:r>
-              <w:rPr>
-                <w:sz w:val="20"/>
-                <w:szCs w:val="20"/>
-              </w:rPr>
-              <w:t>e.</w:t>
-            </w:r>
-            <w:proofErr w:type="gramStart"/>
-            <w:r>
-              <w:rPr>
-                <w:sz w:val="20"/>
-                <w:szCs w:val="20"/>
-              </w:rPr>
-              <w:t>g.Amazon</w:t>
-            </w:r>
-            <w:proofErr w:type="spellEnd"/>
-            <w:proofErr w:type="gramEnd"/>
+              <w:t>(e.g.Amazon</w:t>
+            </w:r>
             <w:r>
               <w:rPr>
                 <w:spacing w:val="-14"/>
@@ -1842,7 +1688,6 @@
                 <w:szCs w:val="20"/>
               </w:rPr>
             </w:pPr>
-            <w:proofErr w:type="spellStart"/>
             <w:r>
               <w:rPr>
                 <w:sz w:val="20"/>
@@ -1850,7 +1695,6 @@
               </w:rPr>
               <w:t>beverified</w:t>
             </w:r>
-            <w:proofErr w:type="spellEnd"/>
             <w:r>
               <w:rPr>
                 <w:spacing w:val="-10"/>
@@ -2061,9 +1905,15 @@
     </w:tbl>
     <w:p>
       <w:pPr>
-        <w:pStyle w:val="BodyText"/>
-        <w:spacing w:before="267"/>
-        <w:ind w:left="0" w:firstLine="0"/>
+        <w:pStyle w:val="Heading1"/>
+        <w:tabs>
+          <w:tab w:val="left" w:pos="742"/>
+        </w:tabs>
+        <w:ind w:left="360" w:firstLine="0"/>
+        <w:rPr>
+          <w:sz w:val="22"/>
+          <w:szCs w:val="22"/>
+        </w:rPr>
       </w:pPr>
     </w:p>
     <w:p>
@@ -2077,75 +1927,75 @@
           <w:tab w:val="left" w:pos="742"/>
         </w:tabs>
         <w:rPr>
-          <w:sz w:val="20"/>
-          <w:szCs w:val="20"/>
-        </w:rPr>
-      </w:pPr>
-      <w:r>
-        <w:rPr>
-          <w:sz w:val="20"/>
-          <w:szCs w:val="20"/>
+          <w:sz w:val="22"/>
+          <w:szCs w:val="22"/>
+        </w:rPr>
+      </w:pPr>
+      <w:r>
+        <w:rPr>
+          <w:sz w:val="22"/>
+          <w:szCs w:val="22"/>
         </w:rPr>
         <w:t>What</w:t>
       </w:r>
       <w:r>
         <w:rPr>
           <w:spacing w:val="-4"/>
-          <w:sz w:val="20"/>
-          <w:szCs w:val="20"/>
-        </w:rPr>
-        <w:t xml:space="preserve"> </w:t>
-      </w:r>
-      <w:r>
-        <w:rPr>
-          <w:sz w:val="20"/>
-          <w:szCs w:val="20"/>
+          <w:sz w:val="22"/>
+          <w:szCs w:val="22"/>
+        </w:rPr>
+        <w:t xml:space="preserve"> </w:t>
+      </w:r>
+      <w:r>
+        <w:rPr>
+          <w:sz w:val="22"/>
+          <w:szCs w:val="22"/>
         </w:rPr>
         <w:t>is</w:t>
       </w:r>
       <w:r>
         <w:rPr>
           <w:spacing w:val="-3"/>
-          <w:sz w:val="20"/>
-          <w:szCs w:val="20"/>
-        </w:rPr>
-        <w:t xml:space="preserve"> </w:t>
-      </w:r>
-      <w:r>
-        <w:rPr>
-          <w:sz w:val="20"/>
-          <w:szCs w:val="20"/>
+          <w:sz w:val="22"/>
+          <w:szCs w:val="22"/>
+        </w:rPr>
+        <w:t xml:space="preserve"> </w:t>
+      </w:r>
+      <w:r>
+        <w:rPr>
+          <w:sz w:val="22"/>
+          <w:szCs w:val="22"/>
         </w:rPr>
         <w:t>a</w:t>
       </w:r>
       <w:r>
         <w:rPr>
           <w:spacing w:val="-3"/>
-          <w:sz w:val="20"/>
-          <w:szCs w:val="20"/>
-        </w:rPr>
-        <w:t xml:space="preserve"> </w:t>
-      </w:r>
-      <w:r>
-        <w:rPr>
-          <w:sz w:val="20"/>
-          <w:szCs w:val="20"/>
+          <w:sz w:val="22"/>
+          <w:szCs w:val="22"/>
+        </w:rPr>
+        <w:t xml:space="preserve"> </w:t>
+      </w:r>
+      <w:r>
+        <w:rPr>
+          <w:sz w:val="22"/>
+          <w:szCs w:val="22"/>
         </w:rPr>
         <w:t>Launch</w:t>
       </w:r>
       <w:r>
         <w:rPr>
           <w:spacing w:val="-3"/>
-          <w:sz w:val="20"/>
-          <w:szCs w:val="20"/>
+          <w:sz w:val="22"/>
+          <w:szCs w:val="22"/>
         </w:rPr>
         <w:t xml:space="preserve"> </w:t>
       </w:r>
       <w:r>
         <w:rPr>
           <w:spacing w:val="-2"/>
-          <w:sz w:val="20"/>
-          <w:szCs w:val="20"/>
+          <w:sz w:val="22"/>
+          <w:szCs w:val="22"/>
         </w:rPr>
         <w:t>Template?</w:t>
       </w:r>
@@ -2162,166 +2012,98 @@
         </w:tabs>
         <w:spacing w:before="65" w:line="276" w:lineRule="auto"/>
         <w:ind w:right="1006"/>
-        <w:rPr>
-          <w:sz w:val="20"/>
-          <w:szCs w:val="20"/>
-        </w:rPr>
-      </w:pPr>
-      <w:r>
-        <w:rPr>
-          <w:sz w:val="20"/>
-          <w:szCs w:val="20"/>
-        </w:rPr>
+      </w:pPr>
+      <w:r>
         <w:t>A</w:t>
       </w:r>
       <w:r>
         <w:rPr>
           <w:spacing w:val="-10"/>
-          <w:sz w:val="20"/>
-          <w:szCs w:val="20"/>
-        </w:rPr>
-        <w:t xml:space="preserve"> </w:t>
-      </w:r>
-      <w:r>
-        <w:rPr>
-          <w:sz w:val="20"/>
-          <w:szCs w:val="20"/>
-        </w:rPr>
+        </w:rPr>
+        <w:t xml:space="preserve"> </w:t>
+      </w:r>
+      <w:r>
         <w:t>Launch</w:t>
       </w:r>
       <w:r>
         <w:rPr>
           <w:spacing w:val="-13"/>
-          <w:sz w:val="20"/>
-          <w:szCs w:val="20"/>
-        </w:rPr>
-        <w:t xml:space="preserve"> </w:t>
-      </w:r>
-      <w:r>
-        <w:rPr>
-          <w:sz w:val="20"/>
-          <w:szCs w:val="20"/>
-        </w:rPr>
+        </w:rPr>
+        <w:t xml:space="preserve"> </w:t>
+      </w:r>
+      <w:r>
         <w:t>Template</w:t>
       </w:r>
       <w:r>
         <w:rPr>
           <w:spacing w:val="-8"/>
-          <w:sz w:val="20"/>
-          <w:szCs w:val="20"/>
-        </w:rPr>
-        <w:t xml:space="preserve"> </w:t>
-      </w:r>
-      <w:r>
-        <w:rPr>
-          <w:sz w:val="20"/>
-          <w:szCs w:val="20"/>
-        </w:rPr>
+        </w:rPr>
+        <w:t xml:space="preserve"> </w:t>
+      </w:r>
+      <w:r>
         <w:t>in</w:t>
       </w:r>
       <w:r>
         <w:rPr>
           <w:spacing w:val="-13"/>
-          <w:sz w:val="20"/>
-          <w:szCs w:val="20"/>
-        </w:rPr>
-        <w:t xml:space="preserve"> </w:t>
-      </w:r>
-      <w:r>
-        <w:rPr>
-          <w:sz w:val="20"/>
-          <w:szCs w:val="20"/>
-        </w:rPr>
+        </w:rPr>
+        <w:t xml:space="preserve"> </w:t>
+      </w:r>
+      <w:r>
         <w:t>Amazon</w:t>
       </w:r>
       <w:r>
         <w:rPr>
           <w:spacing w:val="-10"/>
-          <w:sz w:val="20"/>
-          <w:szCs w:val="20"/>
-        </w:rPr>
-        <w:t xml:space="preserve"> </w:t>
-      </w:r>
-      <w:r>
-        <w:rPr>
-          <w:sz w:val="20"/>
-          <w:szCs w:val="20"/>
-        </w:rPr>
+        </w:rPr>
+        <w:t xml:space="preserve"> </w:t>
+      </w:r>
+      <w:r>
         <w:t>EC2</w:t>
       </w:r>
       <w:r>
         <w:rPr>
           <w:spacing w:val="-13"/>
-          <w:sz w:val="20"/>
-          <w:szCs w:val="20"/>
-        </w:rPr>
-        <w:t xml:space="preserve"> </w:t>
-      </w:r>
-      <w:r>
-        <w:rPr>
-          <w:sz w:val="20"/>
-          <w:szCs w:val="20"/>
-        </w:rPr>
+        </w:rPr>
+        <w:t xml:space="preserve"> </w:t>
+      </w:r>
+      <w:r>
         <w:t>is</w:t>
       </w:r>
       <w:r>
         <w:rPr>
           <w:spacing w:val="-11"/>
-          <w:sz w:val="20"/>
-          <w:szCs w:val="20"/>
-        </w:rPr>
-        <w:t xml:space="preserve"> </w:t>
-      </w:r>
-      <w:r>
-        <w:rPr>
-          <w:sz w:val="20"/>
-          <w:szCs w:val="20"/>
-        </w:rPr>
+        </w:rPr>
+        <w:t xml:space="preserve"> </w:t>
+      </w:r>
+      <w:r>
         <w:t>a</w:t>
       </w:r>
       <w:r>
         <w:rPr>
           <w:spacing w:val="-8"/>
-          <w:sz w:val="20"/>
-          <w:szCs w:val="20"/>
-        </w:rPr>
-        <w:t xml:space="preserve"> </w:t>
-      </w:r>
-      <w:r>
-        <w:rPr>
-          <w:sz w:val="20"/>
-          <w:szCs w:val="20"/>
-        </w:rPr>
+        </w:rPr>
+        <w:t xml:space="preserve"> </w:t>
+      </w:r>
+      <w:r>
         <w:t>reusable</w:t>
       </w:r>
       <w:r>
         <w:rPr>
           <w:spacing w:val="-12"/>
-          <w:sz w:val="20"/>
-          <w:szCs w:val="20"/>
-        </w:rPr>
-        <w:t xml:space="preserve"> </w:t>
-      </w:r>
-      <w:r>
-        <w:rPr>
-          <w:sz w:val="20"/>
-          <w:szCs w:val="20"/>
-        </w:rPr>
+        </w:rPr>
+        <w:t xml:space="preserve"> </w:t>
+      </w:r>
+      <w:r>
         <w:t>configuration</w:t>
       </w:r>
       <w:r>
         <w:rPr>
           <w:spacing w:val="-13"/>
-          <w:sz w:val="20"/>
-          <w:szCs w:val="20"/>
-        </w:rPr>
-        <w:t xml:space="preserve"> </w:t>
-      </w:r>
-      <w:r>
-        <w:rPr>
-          <w:sz w:val="20"/>
-          <w:szCs w:val="20"/>
-        </w:rPr>
+        </w:rPr>
+        <w:t xml:space="preserve"> </w:t>
+      </w:r>
+      <w:r>
         <w:t>for launching EC2 instances.</w:t>
       </w:r>
     </w:p>
@@ -2720,30 +2502,6 @@
     </w:p>
     <w:p>
       <w:pPr>
-        <w:spacing w:line="280" w:lineRule="auto"/>
-        <w:rPr>
-          <w:b/>
-          <w:sz w:val="28"/>
-        </w:rPr>
-      </w:pPr>
-    </w:p>
-    <w:p>
-      <w:pPr>
-        <w:spacing w:line="280" w:lineRule="auto"/>
-        <w:rPr>
-          <w:b/>
-          <w:sz w:val="28"/>
-        </w:rPr>
-        <w:sectPr>
-          <w:type w:val="continuous"/>
-          <w:pgSz w:w="11910" w:h="16840"/>
-          <w:pgMar w:top="1360" w:right="1417" w:bottom="280" w:left="1417" w:header="720" w:footer="720" w:gutter="0"/>
-          <w:cols w:space="720"/>
-        </w:sectPr>
-      </w:pPr>
-    </w:p>
-    <w:p>
-      <w:pPr>
         <w:pStyle w:val="Heading1"/>
         <w:numPr>
           <w:ilvl w:val="0"/>
@@ -2754,60 +2512,60 @@
         </w:tabs>
         <w:spacing w:before="71"/>
         <w:rPr>
-          <w:sz w:val="20"/>
-          <w:szCs w:val="20"/>
-        </w:rPr>
-      </w:pPr>
-      <w:r>
-        <w:rPr>
-          <w:sz w:val="20"/>
-          <w:szCs w:val="20"/>
+          <w:sz w:val="22"/>
+          <w:szCs w:val="22"/>
+        </w:rPr>
+      </w:pPr>
+      <w:r>
+        <w:rPr>
+          <w:sz w:val="22"/>
+          <w:szCs w:val="22"/>
         </w:rPr>
         <w:t>Why</w:t>
       </w:r>
       <w:r>
         <w:rPr>
           <w:spacing w:val="-9"/>
-          <w:sz w:val="20"/>
-          <w:szCs w:val="20"/>
-        </w:rPr>
-        <w:t xml:space="preserve"> </w:t>
-      </w:r>
-      <w:r>
-        <w:rPr>
-          <w:sz w:val="20"/>
-          <w:szCs w:val="20"/>
+          <w:sz w:val="22"/>
+          <w:szCs w:val="22"/>
+        </w:rPr>
+        <w:t xml:space="preserve"> </w:t>
+      </w:r>
+      <w:r>
+        <w:rPr>
+          <w:sz w:val="22"/>
+          <w:szCs w:val="22"/>
         </w:rPr>
         <w:t>Use</w:t>
       </w:r>
       <w:r>
         <w:rPr>
           <w:spacing w:val="-3"/>
-          <w:sz w:val="20"/>
-          <w:szCs w:val="20"/>
-        </w:rPr>
-        <w:t xml:space="preserve"> </w:t>
-      </w:r>
-      <w:r>
-        <w:rPr>
-          <w:sz w:val="20"/>
-          <w:szCs w:val="20"/>
+          <w:sz w:val="22"/>
+          <w:szCs w:val="22"/>
+        </w:rPr>
+        <w:t xml:space="preserve"> </w:t>
+      </w:r>
+      <w:r>
+        <w:rPr>
+          <w:sz w:val="22"/>
+          <w:szCs w:val="22"/>
         </w:rPr>
         <w:t>Launch</w:t>
       </w:r>
       <w:r>
         <w:rPr>
           <w:spacing w:val="-3"/>
-          <w:sz w:val="20"/>
-          <w:szCs w:val="20"/>
+          <w:sz w:val="22"/>
+          <w:szCs w:val="22"/>
         </w:rPr>
         <w:t xml:space="preserve"> </w:t>
       </w:r>
       <w:r>
         <w:rPr>
           <w:spacing w:val="-2"/>
-          <w:sz w:val="20"/>
-          <w:szCs w:val="20"/>
+          <w:sz w:val="22"/>
+          <w:szCs w:val="22"/>
         </w:rPr>
         <w:t>Templates?</w:t>
       </w:r>
@@ -2824,166 +2582,98 @@
         </w:tabs>
         <w:spacing w:before="65" w:line="276" w:lineRule="auto"/>
         <w:ind w:right="595"/>
-        <w:rPr>
-          <w:sz w:val="20"/>
-          <w:szCs w:val="20"/>
-        </w:rPr>
-      </w:pPr>
-      <w:r>
-        <w:rPr>
-          <w:sz w:val="20"/>
-          <w:szCs w:val="20"/>
-        </w:rPr>
+      </w:pPr>
+      <w:r>
         <w:t>Launch Templates in AWS simplify and standardize the process of launching</w:t>
       </w:r>
       <w:r>
         <w:rPr>
           <w:spacing w:val="-7"/>
-          <w:sz w:val="20"/>
-          <w:szCs w:val="20"/>
-        </w:rPr>
-        <w:t xml:space="preserve"> </w:t>
-      </w:r>
-      <w:r>
-        <w:rPr>
-          <w:sz w:val="20"/>
-          <w:szCs w:val="20"/>
-        </w:rPr>
+        </w:rPr>
+        <w:t xml:space="preserve"> </w:t>
+      </w:r>
+      <w:r>
         <w:t>EC2</w:t>
       </w:r>
       <w:r>
         <w:rPr>
           <w:spacing w:val="-8"/>
-          <w:sz w:val="20"/>
-          <w:szCs w:val="20"/>
-        </w:rPr>
-        <w:t xml:space="preserve"> </w:t>
-      </w:r>
-      <w:r>
-        <w:rPr>
-          <w:sz w:val="20"/>
-          <w:szCs w:val="20"/>
-        </w:rPr>
+        </w:rPr>
+        <w:t xml:space="preserve"> </w:t>
+      </w:r>
+      <w:r>
         <w:t>instances</w:t>
       </w:r>
       <w:r>
         <w:rPr>
           <w:spacing w:val="-9"/>
-          <w:sz w:val="20"/>
-          <w:szCs w:val="20"/>
-        </w:rPr>
-        <w:t xml:space="preserve"> </w:t>
-      </w:r>
-      <w:r>
-        <w:rPr>
-          <w:sz w:val="20"/>
-          <w:szCs w:val="20"/>
-        </w:rPr>
+        </w:rPr>
+        <w:t xml:space="preserve"> </w:t>
+      </w:r>
+      <w:r>
         <w:t>by</w:t>
       </w:r>
       <w:r>
         <w:rPr>
           <w:spacing w:val="-11"/>
-          <w:sz w:val="20"/>
-          <w:szCs w:val="20"/>
-        </w:rPr>
-        <w:t xml:space="preserve"> </w:t>
-      </w:r>
-      <w:r>
-        <w:rPr>
-          <w:sz w:val="20"/>
-          <w:szCs w:val="20"/>
-        </w:rPr>
+        </w:rPr>
+        <w:t xml:space="preserve"> </w:t>
+      </w:r>
+      <w:r>
         <w:t>saving</w:t>
       </w:r>
       <w:r>
         <w:rPr>
           <w:spacing w:val="-11"/>
-          <w:sz w:val="20"/>
-          <w:szCs w:val="20"/>
-        </w:rPr>
-        <w:t xml:space="preserve"> </w:t>
-      </w:r>
-      <w:r>
-        <w:rPr>
-          <w:sz w:val="20"/>
-          <w:szCs w:val="20"/>
-        </w:rPr>
+        </w:rPr>
+        <w:t xml:space="preserve"> </w:t>
+      </w:r>
+      <w:r>
         <w:t>all</w:t>
       </w:r>
       <w:r>
         <w:rPr>
           <w:spacing w:val="-8"/>
-          <w:sz w:val="20"/>
-          <w:szCs w:val="20"/>
-        </w:rPr>
-        <w:t xml:space="preserve"> </w:t>
-      </w:r>
-      <w:r>
-        <w:rPr>
-          <w:sz w:val="20"/>
-          <w:szCs w:val="20"/>
-        </w:rPr>
+        </w:rPr>
+        <w:t xml:space="preserve"> </w:t>
+      </w:r>
+      <w:r>
         <w:t>the</w:t>
       </w:r>
       <w:r>
         <w:rPr>
           <w:spacing w:val="-5"/>
-          <w:sz w:val="20"/>
-          <w:szCs w:val="20"/>
-        </w:rPr>
-        <w:t xml:space="preserve"> </w:t>
-      </w:r>
-      <w:r>
-        <w:rPr>
-          <w:sz w:val="20"/>
-          <w:szCs w:val="20"/>
-        </w:rPr>
+        </w:rPr>
+        <w:t xml:space="preserve"> </w:t>
+      </w:r>
+      <w:r>
         <w:t>configuration</w:t>
       </w:r>
       <w:r>
         <w:rPr>
           <w:spacing w:val="-8"/>
-          <w:sz w:val="20"/>
-          <w:szCs w:val="20"/>
-        </w:rPr>
-        <w:t xml:space="preserve"> </w:t>
-      </w:r>
-      <w:r>
-        <w:rPr>
-          <w:sz w:val="20"/>
-          <w:szCs w:val="20"/>
-        </w:rPr>
+        </w:rPr>
+        <w:t xml:space="preserve"> </w:t>
+      </w:r>
+      <w:r>
         <w:t>details</w:t>
       </w:r>
       <w:r>
         <w:rPr>
           <w:spacing w:val="-9"/>
-          <w:sz w:val="20"/>
-          <w:szCs w:val="20"/>
-        </w:rPr>
-        <w:t xml:space="preserve"> </w:t>
-      </w:r>
-      <w:r>
-        <w:rPr>
-          <w:sz w:val="20"/>
-          <w:szCs w:val="20"/>
-        </w:rPr>
+        </w:rPr>
+        <w:t xml:space="preserve"> </w:t>
+      </w:r>
+      <w:r>
         <w:t>in</w:t>
       </w:r>
       <w:r>
         <w:rPr>
           <w:spacing w:val="-12"/>
-          <w:sz w:val="20"/>
-          <w:szCs w:val="20"/>
-        </w:rPr>
-        <w:t xml:space="preserve"> </w:t>
-      </w:r>
-      <w:r>
-        <w:rPr>
-          <w:sz w:val="20"/>
-          <w:szCs w:val="20"/>
-        </w:rPr>
+        </w:rPr>
+        <w:t xml:space="preserve"> </w:t>
+      </w:r>
+      <w:r>
         <w:t>one reusable template.</w:t>
       </w:r>
     </w:p>
@@ -2998,31 +2688,19 @@
           <w:tab w:val="left" w:pos="1463"/>
         </w:tabs>
         <w:spacing w:before="7"/>
-        <w:rPr>
-          <w:sz w:val="20"/>
-          <w:szCs w:val="20"/>
-        </w:rPr>
-      </w:pPr>
-      <w:r>
-        <w:rPr>
-          <w:sz w:val="20"/>
-          <w:szCs w:val="20"/>
-        </w:rPr>
+      </w:pPr>
+      <w:r>
         <w:t>Key</w:t>
       </w:r>
       <w:r>
         <w:rPr>
           <w:spacing w:val="-13"/>
-          <w:sz w:val="20"/>
-          <w:szCs w:val="20"/>
         </w:rPr>
         <w:t xml:space="preserve"> </w:t>
       </w:r>
       <w:r>
         <w:rPr>
           <w:spacing w:val="-2"/>
-          <w:sz w:val="20"/>
-          <w:szCs w:val="20"/>
         </w:rPr>
         <w:t>Benefits:</w:t>
       </w:r>
@@ -3296,174 +2974,175 @@
           <w:tab w:val="left" w:pos="744"/>
         </w:tabs>
         <w:spacing w:before="52" w:line="280" w:lineRule="auto"/>
-        <w:ind w:left="361" w:right="939"/>
-        <w:rPr>
-          <w:sz w:val="20"/>
-          <w:szCs w:val="20"/>
-        </w:rPr>
-      </w:pPr>
-      <w:r>
-        <w:rPr>
-          <w:sz w:val="20"/>
-          <w:szCs w:val="20"/>
-        </w:rPr>
+        <w:ind w:right="939"/>
+        <w:rPr>
+          <w:sz w:val="22"/>
+          <w:szCs w:val="22"/>
+        </w:rPr>
+      </w:pPr>
+      <w:r>
+        <w:rPr>
+          <w:sz w:val="22"/>
+          <w:szCs w:val="22"/>
+        </w:rPr>
+        <w:lastRenderedPageBreak/>
         <w:t>How</w:t>
       </w:r>
       <w:r>
         <w:rPr>
           <w:spacing w:val="-7"/>
-          <w:sz w:val="20"/>
-          <w:szCs w:val="20"/>
-        </w:rPr>
-        <w:t xml:space="preserve"> </w:t>
-      </w:r>
-      <w:r>
-        <w:rPr>
-          <w:sz w:val="20"/>
-          <w:szCs w:val="20"/>
+          <w:sz w:val="22"/>
+          <w:szCs w:val="22"/>
+        </w:rPr>
+        <w:t xml:space="preserve"> </w:t>
+      </w:r>
+      <w:r>
+        <w:rPr>
+          <w:sz w:val="22"/>
+          <w:szCs w:val="22"/>
         </w:rPr>
         <w:t>do</w:t>
       </w:r>
       <w:r>
         <w:rPr>
           <w:spacing w:val="-8"/>
-          <w:sz w:val="20"/>
-          <w:szCs w:val="20"/>
-        </w:rPr>
-        <w:t xml:space="preserve"> </w:t>
-      </w:r>
-      <w:r>
-        <w:rPr>
-          <w:sz w:val="20"/>
-          <w:szCs w:val="20"/>
+          <w:sz w:val="22"/>
+          <w:szCs w:val="22"/>
+        </w:rPr>
+        <w:t xml:space="preserve"> </w:t>
+      </w:r>
+      <w:r>
+        <w:rPr>
+          <w:sz w:val="22"/>
+          <w:szCs w:val="22"/>
         </w:rPr>
         <w:t>you</w:t>
       </w:r>
       <w:r>
         <w:rPr>
           <w:spacing w:val="-12"/>
-          <w:sz w:val="20"/>
-          <w:szCs w:val="20"/>
-        </w:rPr>
-        <w:t xml:space="preserve"> </w:t>
-      </w:r>
-      <w:r>
-        <w:rPr>
-          <w:sz w:val="20"/>
-          <w:szCs w:val="20"/>
+          <w:sz w:val="22"/>
+          <w:szCs w:val="22"/>
+        </w:rPr>
+        <w:t xml:space="preserve"> </w:t>
+      </w:r>
+      <w:r>
+        <w:rPr>
+          <w:sz w:val="22"/>
+          <w:szCs w:val="22"/>
         </w:rPr>
         <w:t>migrate</w:t>
       </w:r>
       <w:r>
         <w:rPr>
           <w:spacing w:val="-6"/>
-          <w:sz w:val="20"/>
-          <w:szCs w:val="20"/>
-        </w:rPr>
-        <w:t xml:space="preserve"> </w:t>
-      </w:r>
-      <w:r>
-        <w:rPr>
-          <w:sz w:val="20"/>
-          <w:szCs w:val="20"/>
+          <w:sz w:val="22"/>
+          <w:szCs w:val="22"/>
+        </w:rPr>
+        <w:t xml:space="preserve"> </w:t>
+      </w:r>
+      <w:r>
+        <w:rPr>
+          <w:sz w:val="22"/>
+          <w:szCs w:val="22"/>
         </w:rPr>
         <w:t>an</w:t>
       </w:r>
       <w:r>
         <w:rPr>
           <w:spacing w:val="-7"/>
-          <w:sz w:val="20"/>
-          <w:szCs w:val="20"/>
-        </w:rPr>
-        <w:t xml:space="preserve"> </w:t>
-      </w:r>
-      <w:r>
-        <w:rPr>
-          <w:sz w:val="20"/>
-          <w:szCs w:val="20"/>
+          <w:sz w:val="22"/>
+          <w:szCs w:val="22"/>
+        </w:rPr>
+        <w:t xml:space="preserve"> </w:t>
+      </w:r>
+      <w:r>
+        <w:rPr>
+          <w:sz w:val="22"/>
+          <w:szCs w:val="22"/>
         </w:rPr>
         <w:t>EC2</w:t>
       </w:r>
       <w:r>
         <w:rPr>
           <w:spacing w:val="-7"/>
-          <w:sz w:val="20"/>
-          <w:szCs w:val="20"/>
-        </w:rPr>
-        <w:t xml:space="preserve"> </w:t>
-      </w:r>
-      <w:r>
-        <w:rPr>
-          <w:sz w:val="20"/>
-          <w:szCs w:val="20"/>
+          <w:sz w:val="22"/>
+          <w:szCs w:val="22"/>
+        </w:rPr>
+        <w:t xml:space="preserve"> </w:t>
+      </w:r>
+      <w:r>
+        <w:rPr>
+          <w:sz w:val="22"/>
+          <w:szCs w:val="22"/>
         </w:rPr>
         <w:t>instance</w:t>
       </w:r>
       <w:r>
         <w:rPr>
           <w:spacing w:val="-12"/>
-          <w:sz w:val="20"/>
-          <w:szCs w:val="20"/>
-        </w:rPr>
-        <w:t xml:space="preserve"> </w:t>
-      </w:r>
-      <w:r>
-        <w:rPr>
-          <w:sz w:val="20"/>
-          <w:szCs w:val="20"/>
+          <w:sz w:val="22"/>
+          <w:szCs w:val="22"/>
+        </w:rPr>
+        <w:t xml:space="preserve"> </w:t>
+      </w:r>
+      <w:r>
+        <w:rPr>
+          <w:sz w:val="22"/>
+          <w:szCs w:val="22"/>
         </w:rPr>
         <w:t>from</w:t>
       </w:r>
       <w:r>
         <w:rPr>
           <w:spacing w:val="-5"/>
-          <w:sz w:val="20"/>
-          <w:szCs w:val="20"/>
-        </w:rPr>
-        <w:t xml:space="preserve"> </w:t>
-      </w:r>
-      <w:r>
-        <w:rPr>
-          <w:sz w:val="20"/>
-          <w:szCs w:val="20"/>
+          <w:sz w:val="22"/>
+          <w:szCs w:val="22"/>
+        </w:rPr>
+        <w:t xml:space="preserve"> </w:t>
+      </w:r>
+      <w:r>
+        <w:rPr>
+          <w:sz w:val="22"/>
+          <w:szCs w:val="22"/>
         </w:rPr>
         <w:t>one</w:t>
       </w:r>
       <w:r>
         <w:rPr>
           <w:spacing w:val="-3"/>
-          <w:sz w:val="20"/>
-          <w:szCs w:val="20"/>
-        </w:rPr>
-        <w:t xml:space="preserve"> </w:t>
-      </w:r>
-      <w:r>
-        <w:rPr>
-          <w:sz w:val="20"/>
-          <w:szCs w:val="20"/>
+          <w:sz w:val="22"/>
+          <w:szCs w:val="22"/>
+        </w:rPr>
+        <w:t xml:space="preserve"> </w:t>
+      </w:r>
+      <w:r>
+        <w:rPr>
+          <w:sz w:val="22"/>
+          <w:szCs w:val="22"/>
         </w:rPr>
         <w:t>region</w:t>
       </w:r>
       <w:r>
         <w:rPr>
           <w:spacing w:val="-7"/>
-          <w:sz w:val="20"/>
-          <w:szCs w:val="20"/>
-        </w:rPr>
-        <w:t xml:space="preserve"> </w:t>
-      </w:r>
-      <w:r>
-        <w:rPr>
-          <w:sz w:val="20"/>
-          <w:szCs w:val="20"/>
+          <w:sz w:val="22"/>
+          <w:szCs w:val="22"/>
+        </w:rPr>
+        <w:t xml:space="preserve"> </w:t>
+      </w:r>
+      <w:r>
+        <w:rPr>
+          <w:sz w:val="22"/>
+          <w:szCs w:val="22"/>
         </w:rPr>
         <w:t xml:space="preserve">to </w:t>
       </w:r>
       <w:r>
         <w:rPr>
           <w:spacing w:val="-2"/>
-          <w:sz w:val="20"/>
-          <w:szCs w:val="20"/>
+          <w:sz w:val="22"/>
+          <w:szCs w:val="22"/>
         </w:rPr>
         <w:t>another?</w:t>
       </w:r>
@@ -3479,151 +3158,91 @@
           <w:tab w:val="left" w:pos="1102"/>
         </w:tabs>
         <w:spacing w:line="335" w:lineRule="exact"/>
-        <w:rPr>
-          <w:sz w:val="20"/>
-          <w:szCs w:val="20"/>
-        </w:rPr>
-      </w:pPr>
-      <w:r>
-        <w:rPr>
-          <w:sz w:val="20"/>
-          <w:szCs w:val="20"/>
-        </w:rPr>
+      </w:pPr>
+      <w:r>
         <w:t>Create</w:t>
       </w:r>
       <w:r>
         <w:rPr>
           <w:spacing w:val="-11"/>
-          <w:sz w:val="20"/>
-          <w:szCs w:val="20"/>
-        </w:rPr>
-        <w:t xml:space="preserve"> </w:t>
-      </w:r>
-      <w:r>
-        <w:rPr>
-          <w:sz w:val="20"/>
-          <w:szCs w:val="20"/>
-        </w:rPr>
+        </w:rPr>
+        <w:t xml:space="preserve"> </w:t>
+      </w:r>
+      <w:r>
         <w:t>an</w:t>
       </w:r>
       <w:r>
         <w:rPr>
           <w:spacing w:val="-11"/>
-          <w:sz w:val="20"/>
-          <w:szCs w:val="20"/>
-        </w:rPr>
-        <w:t xml:space="preserve"> </w:t>
-      </w:r>
-      <w:r>
-        <w:rPr>
-          <w:sz w:val="20"/>
-          <w:szCs w:val="20"/>
-        </w:rPr>
+        </w:rPr>
+        <w:t xml:space="preserve"> </w:t>
+      </w:r>
+      <w:r>
         <w:t>Amazon</w:t>
       </w:r>
       <w:r>
         <w:rPr>
           <w:spacing w:val="-9"/>
-          <w:sz w:val="20"/>
-          <w:szCs w:val="20"/>
-        </w:rPr>
-        <w:t xml:space="preserve"> </w:t>
-      </w:r>
-      <w:r>
-        <w:rPr>
-          <w:sz w:val="20"/>
-          <w:szCs w:val="20"/>
-        </w:rPr>
+        </w:rPr>
+        <w:t xml:space="preserve"> </w:t>
+      </w:r>
+      <w:r>
         <w:t>Machine</w:t>
       </w:r>
       <w:r>
         <w:rPr>
           <w:spacing w:val="-10"/>
-          <w:sz w:val="20"/>
-          <w:szCs w:val="20"/>
-        </w:rPr>
-        <w:t xml:space="preserve"> </w:t>
-      </w:r>
-      <w:r>
-        <w:rPr>
-          <w:sz w:val="20"/>
-          <w:szCs w:val="20"/>
-        </w:rPr>
+        </w:rPr>
+        <w:t xml:space="preserve"> </w:t>
+      </w:r>
+      <w:r>
         <w:t>Image</w:t>
       </w:r>
       <w:r>
         <w:rPr>
           <w:spacing w:val="-10"/>
-          <w:sz w:val="20"/>
-          <w:szCs w:val="20"/>
-        </w:rPr>
-        <w:t xml:space="preserve"> </w:t>
-      </w:r>
-      <w:r>
-        <w:rPr>
-          <w:sz w:val="20"/>
-          <w:szCs w:val="20"/>
-        </w:rPr>
+        </w:rPr>
+        <w:t xml:space="preserve"> </w:t>
+      </w:r>
+      <w:r>
         <w:t>(AMI)</w:t>
       </w:r>
       <w:r>
         <w:rPr>
           <w:spacing w:val="-8"/>
-          <w:sz w:val="20"/>
-          <w:szCs w:val="20"/>
-        </w:rPr>
-        <w:t xml:space="preserve"> </w:t>
-      </w:r>
-      <w:r>
-        <w:rPr>
-          <w:sz w:val="20"/>
-          <w:szCs w:val="20"/>
-        </w:rPr>
+        </w:rPr>
+        <w:t xml:space="preserve"> </w:t>
+      </w:r>
+      <w:r>
         <w:t>of</w:t>
       </w:r>
       <w:r>
         <w:rPr>
           <w:spacing w:val="-9"/>
-          <w:sz w:val="20"/>
-          <w:szCs w:val="20"/>
-        </w:rPr>
-        <w:t xml:space="preserve"> </w:t>
-      </w:r>
-      <w:r>
-        <w:rPr>
-          <w:sz w:val="20"/>
-          <w:szCs w:val="20"/>
-        </w:rPr>
+        </w:rPr>
+        <w:t xml:space="preserve"> </w:t>
+      </w:r>
+      <w:r>
         <w:t>the</w:t>
       </w:r>
       <w:r>
         <w:rPr>
           <w:spacing w:val="-6"/>
-          <w:sz w:val="20"/>
-          <w:szCs w:val="20"/>
-        </w:rPr>
-        <w:t xml:space="preserve"> </w:t>
-      </w:r>
-      <w:r>
-        <w:rPr>
-          <w:sz w:val="20"/>
-          <w:szCs w:val="20"/>
-        </w:rPr>
+        </w:rPr>
+        <w:t xml:space="preserve"> </w:t>
+      </w:r>
+      <w:r>
         <w:t>existing</w:t>
       </w:r>
       <w:r>
         <w:rPr>
           <w:spacing w:val="-8"/>
-          <w:sz w:val="20"/>
-          <w:szCs w:val="20"/>
         </w:rPr>
         <w:t xml:space="preserve"> </w:t>
       </w:r>
       <w:r>
         <w:rPr>
           <w:spacing w:val="-2"/>
-          <w:sz w:val="20"/>
-          <w:szCs w:val="20"/>
         </w:rPr>
         <w:t>instance.</w:t>
       </w:r>
@@ -3638,106 +3257,64 @@
         <w:tabs>
           <w:tab w:val="left" w:pos="1102"/>
         </w:tabs>
-        <w:rPr>
-          <w:sz w:val="20"/>
-          <w:szCs w:val="20"/>
-        </w:rPr>
-      </w:pPr>
-      <w:r>
-        <w:rPr>
-          <w:sz w:val="20"/>
-          <w:szCs w:val="20"/>
-        </w:rPr>
+      </w:pPr>
+      <w:r>
         <w:t>Copy</w:t>
       </w:r>
       <w:r>
         <w:rPr>
           <w:spacing w:val="-11"/>
-          <w:sz w:val="20"/>
-          <w:szCs w:val="20"/>
-        </w:rPr>
-        <w:t xml:space="preserve"> </w:t>
-      </w:r>
-      <w:r>
-        <w:rPr>
-          <w:sz w:val="20"/>
-          <w:szCs w:val="20"/>
-        </w:rPr>
+        </w:rPr>
+        <w:t xml:space="preserve"> </w:t>
+      </w:r>
+      <w:r>
         <w:t>the</w:t>
       </w:r>
       <w:r>
         <w:rPr>
           <w:spacing w:val="-9"/>
-          <w:sz w:val="20"/>
-          <w:szCs w:val="20"/>
-        </w:rPr>
-        <w:t xml:space="preserve"> </w:t>
-      </w:r>
-      <w:r>
-        <w:rPr>
-          <w:sz w:val="20"/>
-          <w:szCs w:val="20"/>
-        </w:rPr>
+        </w:rPr>
+        <w:t xml:space="preserve"> </w:t>
+      </w:r>
+      <w:r>
         <w:t>AMI</w:t>
       </w:r>
       <w:r>
         <w:rPr>
           <w:spacing w:val="-5"/>
-          <w:sz w:val="20"/>
-          <w:szCs w:val="20"/>
-        </w:rPr>
-        <w:t xml:space="preserve"> </w:t>
-      </w:r>
-      <w:r>
-        <w:rPr>
-          <w:sz w:val="20"/>
-          <w:szCs w:val="20"/>
-        </w:rPr>
+        </w:rPr>
+        <w:t xml:space="preserve"> </w:t>
+      </w:r>
+      <w:r>
         <w:t>to</w:t>
       </w:r>
       <w:r>
         <w:rPr>
           <w:spacing w:val="-8"/>
-          <w:sz w:val="20"/>
-          <w:szCs w:val="20"/>
-        </w:rPr>
-        <w:t xml:space="preserve"> </w:t>
-      </w:r>
-      <w:r>
-        <w:rPr>
-          <w:sz w:val="20"/>
-          <w:szCs w:val="20"/>
-        </w:rPr>
+        </w:rPr>
+        <w:t xml:space="preserve"> </w:t>
+      </w:r>
+      <w:r>
         <w:t>the</w:t>
       </w:r>
       <w:r>
         <w:rPr>
           <w:spacing w:val="-5"/>
-          <w:sz w:val="20"/>
-          <w:szCs w:val="20"/>
-        </w:rPr>
-        <w:t xml:space="preserve"> </w:t>
-      </w:r>
-      <w:r>
-        <w:rPr>
-          <w:sz w:val="20"/>
-          <w:szCs w:val="20"/>
-        </w:rPr>
+        </w:rPr>
+        <w:t xml:space="preserve"> </w:t>
+      </w:r>
+      <w:r>
         <w:t>target</w:t>
       </w:r>
       <w:r>
         <w:rPr>
           <w:spacing w:val="-7"/>
-          <w:sz w:val="20"/>
-          <w:szCs w:val="20"/>
         </w:rPr>
         <w:t xml:space="preserve"> </w:t>
       </w:r>
       <w:r>
         <w:rPr>
           <w:spacing w:val="-2"/>
-          <w:sz w:val="20"/>
-          <w:szCs w:val="20"/>
         </w:rPr>
         <w:t>region.</w:t>
       </w:r>
@@ -3753,196 +3330,118 @@
           <w:tab w:val="left" w:pos="1102"/>
         </w:tabs>
         <w:spacing w:before="62"/>
-        <w:rPr>
-          <w:sz w:val="20"/>
-          <w:szCs w:val="20"/>
-        </w:rPr>
-      </w:pPr>
-      <w:r>
-        <w:rPr>
-          <w:sz w:val="20"/>
-          <w:szCs w:val="20"/>
-        </w:rPr>
+      </w:pPr>
+      <w:r>
         <w:t>Launch</w:t>
       </w:r>
       <w:r>
         <w:rPr>
           <w:spacing w:val="-11"/>
-          <w:sz w:val="20"/>
-          <w:szCs w:val="20"/>
-        </w:rPr>
-        <w:t xml:space="preserve"> </w:t>
-      </w:r>
-      <w:r>
-        <w:rPr>
-          <w:sz w:val="20"/>
-          <w:szCs w:val="20"/>
-        </w:rPr>
+        </w:rPr>
+        <w:t xml:space="preserve"> </w:t>
+      </w:r>
+      <w:r>
         <w:t>a</w:t>
       </w:r>
       <w:r>
         <w:rPr>
           <w:spacing w:val="-4"/>
-          <w:sz w:val="20"/>
-          <w:szCs w:val="20"/>
-        </w:rPr>
-        <w:t xml:space="preserve"> </w:t>
-      </w:r>
-      <w:r>
-        <w:rPr>
-          <w:sz w:val="20"/>
-          <w:szCs w:val="20"/>
-        </w:rPr>
+        </w:rPr>
+        <w:t xml:space="preserve"> </w:t>
+      </w:r>
+      <w:r>
         <w:t>new</w:t>
       </w:r>
       <w:r>
         <w:rPr>
           <w:spacing w:val="-6"/>
-          <w:sz w:val="20"/>
-          <w:szCs w:val="20"/>
-        </w:rPr>
-        <w:t xml:space="preserve"> </w:t>
-      </w:r>
-      <w:r>
-        <w:rPr>
-          <w:sz w:val="20"/>
-          <w:szCs w:val="20"/>
-        </w:rPr>
+        </w:rPr>
+        <w:t xml:space="preserve"> </w:t>
+      </w:r>
+      <w:r>
         <w:t>EC2</w:t>
       </w:r>
       <w:r>
         <w:rPr>
           <w:spacing w:val="-7"/>
-          <w:sz w:val="20"/>
-          <w:szCs w:val="20"/>
-        </w:rPr>
-        <w:t xml:space="preserve"> </w:t>
-      </w:r>
-      <w:r>
-        <w:rPr>
-          <w:sz w:val="20"/>
-          <w:szCs w:val="20"/>
-        </w:rPr>
+        </w:rPr>
+        <w:t xml:space="preserve"> </w:t>
+      </w:r>
+      <w:r>
         <w:t>instance</w:t>
       </w:r>
       <w:r>
         <w:rPr>
           <w:spacing w:val="-9"/>
-          <w:sz w:val="20"/>
-          <w:szCs w:val="20"/>
-        </w:rPr>
-        <w:t xml:space="preserve"> </w:t>
-      </w:r>
-      <w:r>
-        <w:rPr>
-          <w:sz w:val="20"/>
-          <w:szCs w:val="20"/>
-        </w:rPr>
+        </w:rPr>
+        <w:t xml:space="preserve"> </w:t>
+      </w:r>
+      <w:r>
         <w:t>from</w:t>
       </w:r>
       <w:r>
         <w:rPr>
           <w:spacing w:val="-7"/>
-          <w:sz w:val="20"/>
-          <w:szCs w:val="20"/>
-        </w:rPr>
-        <w:t xml:space="preserve"> </w:t>
-      </w:r>
-      <w:r>
-        <w:rPr>
-          <w:sz w:val="20"/>
-          <w:szCs w:val="20"/>
-        </w:rPr>
+        </w:rPr>
+        <w:t xml:space="preserve"> </w:t>
+      </w:r>
+      <w:r>
         <w:t>the</w:t>
       </w:r>
       <w:r>
         <w:rPr>
           <w:spacing w:val="-9"/>
-          <w:sz w:val="20"/>
-          <w:szCs w:val="20"/>
-        </w:rPr>
-        <w:t xml:space="preserve"> </w:t>
-      </w:r>
-      <w:r>
-        <w:rPr>
-          <w:sz w:val="20"/>
-          <w:szCs w:val="20"/>
-        </w:rPr>
+        </w:rPr>
+        <w:t xml:space="preserve"> </w:t>
+      </w:r>
+      <w:r>
         <w:t>copied</w:t>
       </w:r>
       <w:r>
         <w:rPr>
           <w:spacing w:val="-10"/>
-          <w:sz w:val="20"/>
-          <w:szCs w:val="20"/>
-        </w:rPr>
-        <w:t xml:space="preserve"> </w:t>
-      </w:r>
-      <w:r>
-        <w:rPr>
-          <w:sz w:val="20"/>
-          <w:szCs w:val="20"/>
-        </w:rPr>
+        </w:rPr>
+        <w:t xml:space="preserve"> </w:t>
+      </w:r>
+      <w:r>
         <w:t>AMI</w:t>
       </w:r>
       <w:r>
         <w:rPr>
           <w:spacing w:val="-7"/>
-          <w:sz w:val="20"/>
-          <w:szCs w:val="20"/>
-        </w:rPr>
-        <w:t xml:space="preserve"> </w:t>
-      </w:r>
-      <w:r>
-        <w:rPr>
-          <w:sz w:val="20"/>
-          <w:szCs w:val="20"/>
-        </w:rPr>
+        </w:rPr>
+        <w:t xml:space="preserve"> </w:t>
+      </w:r>
+      <w:r>
         <w:t>in</w:t>
       </w:r>
       <w:r>
         <w:rPr>
           <w:spacing w:val="-7"/>
-          <w:sz w:val="20"/>
-          <w:szCs w:val="20"/>
-        </w:rPr>
-        <w:t xml:space="preserve"> </w:t>
-      </w:r>
-      <w:r>
-        <w:rPr>
-          <w:sz w:val="20"/>
-          <w:szCs w:val="20"/>
-        </w:rPr>
+        </w:rPr>
+        <w:t xml:space="preserve"> </w:t>
+      </w:r>
+      <w:r>
         <w:t>the</w:t>
       </w:r>
       <w:r>
         <w:rPr>
           <w:spacing w:val="-5"/>
-          <w:sz w:val="20"/>
-          <w:szCs w:val="20"/>
-        </w:rPr>
-        <w:t xml:space="preserve"> </w:t>
-      </w:r>
-      <w:r>
-        <w:rPr>
-          <w:sz w:val="20"/>
-          <w:szCs w:val="20"/>
-        </w:rPr>
+        </w:rPr>
+        <w:t xml:space="preserve"> </w:t>
+      </w:r>
+      <w:r>
         <w:t>target</w:t>
       </w:r>
       <w:r>
         <w:rPr>
           <w:spacing w:val="4"/>
-          <w:sz w:val="20"/>
-          <w:szCs w:val="20"/>
         </w:rPr>
         <w:t xml:space="preserve"> </w:t>
       </w:r>
       <w:r>
         <w:rPr>
           <w:spacing w:val="-2"/>
-          <w:sz w:val="20"/>
-          <w:szCs w:val="20"/>
         </w:rPr>
         <w:t>region</w:t>
       </w:r>
@@ -3971,16 +3470,16 @@
         </w:tabs>
         <w:spacing w:before="62"/>
         <w:rPr>
-          <w:sz w:val="20"/>
-          <w:szCs w:val="20"/>
+          <w:sz w:val="24"/>
+          <w:szCs w:val="24"/>
         </w:rPr>
       </w:pPr>
       <w:r>
         <w:rPr>
           <w:b/>
           <w:bCs/>
-          <w:sz w:val="20"/>
-          <w:szCs w:val="20"/>
+          <w:sz w:val="24"/>
+          <w:szCs w:val="24"/>
         </w:rPr>
         <w:t>EC2 Instance Purchasing Options:</w:t>
       </w:r>
@@ -3988,31 +3487,34 @@
         <w:rPr>
           <w:b/>
           <w:bCs/>
-          <w:sz w:val="20"/>
-          <w:szCs w:val="20"/>
-        </w:rPr>
-        <w:t xml:space="preserve"> </w:t>
-      </w:r>
-      <w:proofErr w:type="gramStart"/>
+          <w:sz w:val="24"/>
+          <w:szCs w:val="24"/>
+        </w:rPr>
+        <w:t xml:space="preserve"> </w:t>
+      </w:r>
       <w:r>
         <w:rPr>
           <w:i/>
           <w:iCs/>
-          <w:sz w:val="16"/>
-          <w:szCs w:val="16"/>
-        </w:rPr>
-        <w:t>( Day</w:t>
-      </w:r>
-      <w:proofErr w:type="gramEnd"/>
-      <w:r>
-        <w:rPr>
-          <w:i/>
-          <w:iCs/>
-          <w:sz w:val="16"/>
-          <w:szCs w:val="16"/>
-        </w:rPr>
-        <w:t xml:space="preserve"> 5 on LMS see)</w:t>
-      </w:r>
+          <w:sz w:val="24"/>
+          <w:szCs w:val="24"/>
+        </w:rPr>
+        <w:t>( Day 5 on LMS see)</w:t>
+      </w:r>
+    </w:p>
+    <w:p>
+      <w:pPr>
+        <w:pStyle w:val="ListParagraph"/>
+        <w:tabs>
+          <w:tab w:val="left" w:pos="1102"/>
+        </w:tabs>
+        <w:spacing w:before="62"/>
+        <w:ind w:left="360" w:firstLine="0"/>
+        <w:rPr>
+          <w:sz w:val="20"/>
+          <w:szCs w:val="20"/>
+        </w:rPr>
+      </w:pPr>
     </w:p>
     <w:tbl>
       <w:tblPr>
@@ -4022,8 +3524,8 @@
       </w:tblPr>
       <w:tblGrid>
         <w:gridCol w:w="2122"/>
-        <w:gridCol w:w="2835"/>
-        <w:gridCol w:w="2409"/>
+        <w:gridCol w:w="3402"/>
+        <w:gridCol w:w="3543"/>
       </w:tblGrid>
       <w:tr>
         <w:tc>
@@ -4036,17 +3538,11 @@
                 <w:tab w:val="left" w:pos="1102"/>
               </w:tabs>
               <w:spacing w:before="62"/>
-              <w:rPr>
-                <w:sz w:val="20"/>
-                <w:szCs w:val="20"/>
-              </w:rPr>
             </w:pPr>
             <w:r>
               <w:rPr>
                 <w:b/>
                 <w:bCs/>
-                <w:sz w:val="20"/>
-                <w:szCs w:val="20"/>
                 <w:lang w:val="en-IN"/>
               </w:rPr>
               <w:t>Option</w:t>
@@ -4055,7 +3551,7 @@
         </w:tc>
         <w:tc>
           <w:tcPr>
-            <w:tcW w:w="2835" w:type="dxa"/>
+            <w:tcW w:w="3402" w:type="dxa"/>
             <w:vAlign w:val="center"/>
           </w:tcPr>
           <w:p>
@@ -4064,17 +3560,11 @@
                 <w:tab w:val="left" w:pos="1102"/>
               </w:tabs>
               <w:spacing w:before="62"/>
-              <w:rPr>
-                <w:sz w:val="20"/>
-                <w:szCs w:val="20"/>
-              </w:rPr>
             </w:pPr>
             <w:r>
               <w:rPr>
                 <w:b/>
                 <w:bCs/>
-                <w:sz w:val="20"/>
-                <w:szCs w:val="20"/>
                 <w:lang w:val="en-IN"/>
               </w:rPr>
               <w:t>Description</w:t>
@@ -4083,7 +3573,7 @@
         </w:tc>
         <w:tc>
           <w:tcPr>
-            <w:tcW w:w="2409" w:type="dxa"/>
+            <w:tcW w:w="3543" w:type="dxa"/>
             <w:vAlign w:val="center"/>
           </w:tcPr>
           <w:p>
@@ -4092,17 +3582,11 @@
                 <w:tab w:val="left" w:pos="1102"/>
               </w:tabs>
               <w:spacing w:before="62"/>
-              <w:rPr>
-                <w:sz w:val="20"/>
-                <w:szCs w:val="20"/>
-              </w:rPr>
             </w:pPr>
             <w:r>
               <w:rPr>
                 <w:b/>
                 <w:bCs/>
-                <w:sz w:val="20"/>
-                <w:szCs w:val="20"/>
                 <w:lang w:val="en-IN"/>
               </w:rPr>
               <w:t>Best For</w:t>
@@ -4121,17 +3605,11 @@
                 <w:tab w:val="left" w:pos="1102"/>
               </w:tabs>
               <w:spacing w:before="62"/>
-              <w:rPr>
-                <w:sz w:val="20"/>
-                <w:szCs w:val="20"/>
-              </w:rPr>
             </w:pPr>
             <w:r>
               <w:rPr>
                 <w:b/>
                 <w:bCs/>
-                <w:sz w:val="20"/>
-                <w:szCs w:val="20"/>
                 <w:lang w:val="en-IN"/>
               </w:rPr>
               <w:t>On-Demand</w:t>
@@ -4140,7 +3618,7 @@
         </w:tc>
         <w:tc>
           <w:tcPr>
-            <w:tcW w:w="2835" w:type="dxa"/>
+            <w:tcW w:w="3402" w:type="dxa"/>
           </w:tcPr>
           <w:p>
             <w:pPr>
@@ -4148,24 +3626,28 @@
                 <w:tab w:val="left" w:pos="1102"/>
               </w:tabs>
               <w:spacing w:before="62"/>
-              <w:rPr>
-                <w:sz w:val="20"/>
-                <w:szCs w:val="20"/>
-              </w:rPr>
             </w:pPr>
             <w:r>
               <w:rPr>
-                <w:sz w:val="20"/>
-                <w:szCs w:val="20"/>
+                <w:b/>
+                <w:bCs/>
+                <w:i/>
+                <w:iCs/>
                 <w:lang w:val="en-IN"/>
               </w:rPr>
-              <w:t>Pay per hour/second, no commitment</w:t>
+              <w:t>Pay per hour/second,</w:t>
+            </w:r>
+            <w:r>
+              <w:rPr>
+                <w:lang w:val="en-IN"/>
+              </w:rPr>
+              <w:t xml:space="preserve"> no commitment</w:t>
             </w:r>
           </w:p>
         </w:tc>
         <w:tc>
           <w:tcPr>
-            <w:tcW w:w="2409" w:type="dxa"/>
+            <w:tcW w:w="3543" w:type="dxa"/>
             <w:vAlign w:val="center"/>
           </w:tcPr>
           <w:p>
@@ -4174,18 +3656,30 @@
                 <w:tab w:val="left" w:pos="1102"/>
               </w:tabs>
               <w:spacing w:before="62"/>
-              <w:rPr>
-                <w:sz w:val="20"/>
-                <w:szCs w:val="20"/>
-              </w:rPr>
             </w:pPr>
             <w:r>
               <w:rPr>
-                <w:sz w:val="20"/>
-                <w:szCs w:val="20"/>
+                <w:b/>
+                <w:bCs/>
+                <w:i/>
+                <w:iCs/>
                 <w:lang w:val="en-IN"/>
               </w:rPr>
-              <w:t>Short-term, unpredictable workloads</w:t>
+              <w:t>Short-term</w:t>
+            </w:r>
+            <w:r>
+              <w:rPr>
+                <w:i/>
+                <w:iCs/>
+                <w:lang w:val="en-IN"/>
+              </w:rPr>
+              <w:t>,</w:t>
+            </w:r>
+            <w:r>
+              <w:rPr>
+                <w:lang w:val="en-IN"/>
+              </w:rPr>
+              <w:t xml:space="preserve"> unpredictable workloads</w:t>
             </w:r>
           </w:p>
         </w:tc>
@@ -4201,17 +3695,11 @@
                 <w:tab w:val="left" w:pos="1102"/>
               </w:tabs>
               <w:spacing w:before="62"/>
-              <w:rPr>
-                <w:sz w:val="20"/>
-                <w:szCs w:val="20"/>
-              </w:rPr>
             </w:pPr>
             <w:r>
               <w:rPr>
                 <w:b/>
                 <w:bCs/>
-                <w:sz w:val="20"/>
-                <w:szCs w:val="20"/>
                 <w:lang w:val="en-IN"/>
               </w:rPr>
               <w:t>Reserved Instances (RI)</w:t>
@@ -4220,7 +3708,7 @@
         </w:tc>
         <w:tc>
           <w:tcPr>
-            <w:tcW w:w="2835" w:type="dxa"/>
+            <w:tcW w:w="3402" w:type="dxa"/>
           </w:tcPr>
           <w:p>
             <w:pPr>
@@ -4228,15 +3716,9 @@
                 <w:tab w:val="left" w:pos="1102"/>
               </w:tabs>
               <w:spacing w:before="62"/>
-              <w:rPr>
-                <w:sz w:val="20"/>
-                <w:szCs w:val="20"/>
-              </w:rPr>
             </w:pPr>
             <w:r>
               <w:rPr>
-                <w:sz w:val="20"/>
-                <w:szCs w:val="20"/>
                 <w:lang w:val="en-IN"/>
               </w:rPr>
               <w:t>Commit for 1 or 3 years, and get up to 75% discount</w:t>
@@ -4245,7 +3727,7 @@
         </w:tc>
         <w:tc>
           <w:tcPr>
-            <w:tcW w:w="2409" w:type="dxa"/>
+            <w:tcW w:w="3543" w:type="dxa"/>
           </w:tcPr>
           <w:p>
             <w:pPr>
@@ -4253,15 +3735,9 @@
                 <w:tab w:val="left" w:pos="1102"/>
               </w:tabs>
               <w:spacing w:before="62"/>
-              <w:rPr>
-                <w:sz w:val="20"/>
-                <w:szCs w:val="20"/>
-              </w:rPr>
             </w:pPr>
             <w:r>
               <w:rPr>
-                <w:sz w:val="20"/>
-                <w:szCs w:val="20"/>
                 <w:lang w:val="en-IN"/>
               </w:rPr>
               <w:t>Steady or long-term workloads</w:t>
@@ -4280,17 +3756,11 @@
                 <w:tab w:val="left" w:pos="1102"/>
               </w:tabs>
               <w:spacing w:before="62"/>
-              <w:rPr>
-                <w:sz w:val="20"/>
-                <w:szCs w:val="20"/>
-              </w:rPr>
             </w:pPr>
             <w:r>
               <w:rPr>
                 <w:b/>
                 <w:bCs/>
-                <w:sz w:val="20"/>
-                <w:szCs w:val="20"/>
                 <w:lang w:val="en-IN"/>
               </w:rPr>
               <w:t>Spot Instances</w:t>
@@ -4299,7 +3769,7 @@
         </w:tc>
         <w:tc>
           <w:tcPr>
-            <w:tcW w:w="2835" w:type="dxa"/>
+            <w:tcW w:w="3402" w:type="dxa"/>
             <w:vAlign w:val="center"/>
           </w:tcPr>
           <w:p>
@@ -4308,24 +3778,28 @@
                 <w:tab w:val="left" w:pos="1102"/>
               </w:tabs>
               <w:spacing w:before="62"/>
-              <w:rPr>
-                <w:sz w:val="20"/>
-                <w:szCs w:val="20"/>
-              </w:rPr>
             </w:pPr>
             <w:r>
               <w:rPr>
-                <w:sz w:val="20"/>
-                <w:szCs w:val="20"/>
+                <w:b/>
+                <w:bCs/>
+                <w:i/>
+                <w:iCs/>
                 <w:lang w:val="en-IN"/>
               </w:rPr>
-              <w:t>Buy unused EC2 at up to 90% discount, can be interrupted anytime</w:t>
+              <w:t>Buy unused</w:t>
+            </w:r>
+            <w:r>
+              <w:rPr>
+                <w:lang w:val="en-IN"/>
+              </w:rPr>
+              <w:t xml:space="preserve"> EC2 at up to 90% discount, can be interrupted anytime</w:t>
             </w:r>
           </w:p>
         </w:tc>
         <w:tc>
           <w:tcPr>
-            <w:tcW w:w="2409" w:type="dxa"/>
+            <w:tcW w:w="3543" w:type="dxa"/>
           </w:tcPr>
           <w:p>
             <w:pPr>
@@ -4333,18 +3807,22 @@
                 <w:tab w:val="left" w:pos="1102"/>
               </w:tabs>
               <w:spacing w:before="62"/>
-              <w:rPr>
-                <w:sz w:val="20"/>
-                <w:szCs w:val="20"/>
-              </w:rPr>
             </w:pPr>
             <w:r>
               <w:rPr>
-                <w:sz w:val="20"/>
-                <w:szCs w:val="20"/>
+                <w:b/>
+                <w:bCs/>
+                <w:i/>
+                <w:iCs/>
                 <w:lang w:val="en-IN"/>
               </w:rPr>
-              <w:t>Flexible, fault-tolerant tasks</w:t>
+              <w:t>Flexible</w:t>
+            </w:r>
+            <w:r>
+              <w:rPr>
+                <w:lang w:val="en-IN"/>
+              </w:rPr>
+              <w:t>, fault-tolerant tasks</w:t>
             </w:r>
           </w:p>
         </w:tc>
@@ -4360,17 +3838,11 @@
                 <w:tab w:val="left" w:pos="1102"/>
               </w:tabs>
               <w:spacing w:before="62"/>
-              <w:rPr>
-                <w:sz w:val="20"/>
-                <w:szCs w:val="20"/>
-              </w:rPr>
             </w:pPr>
             <w:r>
               <w:rPr>
                 <w:b/>
                 <w:bCs/>
-                <w:sz w:val="20"/>
-                <w:szCs w:val="20"/>
                 <w:lang w:val="en-IN"/>
               </w:rPr>
               <w:t>Savings Plans</w:t>
@@ -4379,7 +3851,7 @@
         </w:tc>
         <w:tc>
           <w:tcPr>
-            <w:tcW w:w="2835" w:type="dxa"/>
+            <w:tcW w:w="3402" w:type="dxa"/>
           </w:tcPr>
           <w:p>
             <w:pPr>
@@ -4387,15 +3859,9 @@
                 <w:tab w:val="left" w:pos="1102"/>
               </w:tabs>
               <w:spacing w:before="62"/>
-              <w:rPr>
-                <w:sz w:val="20"/>
-                <w:szCs w:val="20"/>
-              </w:rPr>
             </w:pPr>
             <w:r>
               <w:rPr>
-                <w:sz w:val="20"/>
-                <w:szCs w:val="20"/>
                 <w:lang w:val="en-IN"/>
               </w:rPr>
               <w:t>Commit to spend ($/hr) over 1 or 3 years, flexible across instance type</w:t>
@@ -4404,7 +3870,7 @@
         </w:tc>
         <w:tc>
           <w:tcPr>
-            <w:tcW w:w="2409" w:type="dxa"/>
+            <w:tcW w:w="3543" w:type="dxa"/>
           </w:tcPr>
           <w:p>
             <w:pPr>
@@ -4412,15 +3878,9 @@
                 <w:tab w:val="left" w:pos="1102"/>
               </w:tabs>
               <w:spacing w:before="62"/>
-              <w:rPr>
-                <w:sz w:val="20"/>
-                <w:szCs w:val="20"/>
-              </w:rPr>
             </w:pPr>
             <w:r>
               <w:rPr>
-                <w:sz w:val="20"/>
-                <w:szCs w:val="20"/>
                 <w:lang w:val="en-IN"/>
               </w:rPr>
               <w:t>Cost savings with flexibility</w:t>
@@ -4442,8 +3902,6 @@
               <w:rPr>
                 <w:b/>
                 <w:bCs/>
-                <w:sz w:val="20"/>
-                <w:szCs w:val="20"/>
                 <w:lang w:val="en-IN"/>
               </w:rPr>
             </w:pPr>
@@ -4451,8 +3909,6 @@
               <w:rPr>
                 <w:b/>
                 <w:bCs/>
-                <w:sz w:val="20"/>
-                <w:szCs w:val="20"/>
                 <w:lang w:val="en-IN"/>
               </w:rPr>
               <w:t>Capacity Reservations</w:t>
@@ -4461,7 +3917,7 @@
         </w:tc>
         <w:tc>
           <w:tcPr>
-            <w:tcW w:w="2835" w:type="dxa"/>
+            <w:tcW w:w="3402" w:type="dxa"/>
           </w:tcPr>
           <w:p>
             <w:pPr>
@@ -4470,15 +3926,11 @@
               </w:tabs>
               <w:spacing w:before="62"/>
               <w:rPr>
-                <w:sz w:val="20"/>
-                <w:szCs w:val="20"/>
                 <w:lang w:val="en-IN"/>
               </w:rPr>
             </w:pPr>
             <w:r>
               <w:rPr>
-                <w:sz w:val="20"/>
-                <w:szCs w:val="20"/>
                 <w:lang w:val="en-IN"/>
               </w:rPr>
               <w:t>Reserve capacity in a specific AZ without commitment</w:t>
@@ -4487,7 +3939,7 @@
         </w:tc>
         <w:tc>
           <w:tcPr>
-            <w:tcW w:w="2409" w:type="dxa"/>
+            <w:tcW w:w="3543" w:type="dxa"/>
             <w:vAlign w:val="center"/>
           </w:tcPr>
           <w:p>
@@ -4497,15 +3949,11 @@
               </w:tabs>
               <w:spacing w:before="62"/>
               <w:rPr>
-                <w:sz w:val="20"/>
-                <w:szCs w:val="20"/>
                 <w:lang w:val="en-IN"/>
               </w:rPr>
             </w:pPr>
             <w:r>
               <w:rPr>
-                <w:sz w:val="20"/>
-                <w:szCs w:val="20"/>
                 <w:lang w:val="en-IN"/>
               </w:rPr>
               <w:t>Guaranteed capacity in AZ</w:t>
@@ -4535,8 +3983,6 @@
         <w:rPr>
           <w:b/>
           <w:bCs/>
-          <w:sz w:val="20"/>
-          <w:szCs w:val="20"/>
           <w:lang w:val="en-IN"/>
         </w:rPr>
       </w:pPr>
@@ -4544,8 +3990,6 @@
         <w:rPr>
           <w:b/>
           <w:bCs/>
-          <w:sz w:val="20"/>
-          <w:szCs w:val="20"/>
           <w:lang w:val="en-IN"/>
         </w:rPr>
         <w:t>Interview One-liners:</w:t>
@@ -4562,24 +4006,18 @@
         </w:tabs>
         <w:spacing w:before="62"/>
         <w:rPr>
-          <w:sz w:val="20"/>
-          <w:szCs w:val="20"/>
           <w:lang w:val="en-IN"/>
         </w:rPr>
       </w:pPr>
       <w:r>
         <w:rPr>
           <w:rFonts w:ascii="Segoe UI Emoji" w:hAnsi="Segoe UI Emoji" w:cs="Segoe UI Emoji"/>
-          <w:sz w:val="20"/>
-          <w:szCs w:val="20"/>
           <w:lang w:val="en-IN"/>
         </w:rPr>
         <w:t>✅</w:t>
       </w:r>
       <w:r>
         <w:rPr>
-          <w:sz w:val="20"/>
-          <w:szCs w:val="20"/>
           <w:lang w:val="en-IN"/>
         </w:rPr>
         <w:t xml:space="preserve"> </w:t>
@@ -4588,16 +4026,12 @@
         <w:rPr>
           <w:b/>
           <w:bCs/>
-          <w:sz w:val="20"/>
-          <w:szCs w:val="20"/>
           <w:lang w:val="en-IN"/>
         </w:rPr>
         <w:t>On-Demand:</w:t>
       </w:r>
       <w:r>
         <w:rPr>
-          <w:sz w:val="20"/>
-          <w:szCs w:val="20"/>
           <w:lang w:val="en-IN"/>
         </w:rPr>
         <w:t xml:space="preserve"> </w:t>
@@ -4606,8 +4040,6 @@
         <w:rPr>
           <w:i/>
           <w:iCs/>
-          <w:sz w:val="20"/>
-          <w:szCs w:val="20"/>
           <w:lang w:val="en-IN"/>
         </w:rPr>
         <w:t>"Best for short-term or testing workloads with no commitment."</w:t>
@@ -4624,24 +4056,18 @@
         </w:tabs>
         <w:spacing w:before="62"/>
         <w:rPr>
-          <w:sz w:val="20"/>
-          <w:szCs w:val="20"/>
           <w:lang w:val="en-IN"/>
         </w:rPr>
       </w:pPr>
       <w:r>
         <w:rPr>
           <w:rFonts w:ascii="Segoe UI Emoji" w:hAnsi="Segoe UI Emoji" w:cs="Segoe UI Emoji"/>
-          <w:sz w:val="20"/>
-          <w:szCs w:val="20"/>
           <w:lang w:val="en-IN"/>
         </w:rPr>
         <w:t>✅</w:t>
       </w:r>
       <w:r>
         <w:rPr>
-          <w:sz w:val="20"/>
-          <w:szCs w:val="20"/>
           <w:lang w:val="en-IN"/>
         </w:rPr>
         <w:t xml:space="preserve"> </w:t>
@@ -4650,16 +4076,12 @@
         <w:rPr>
           <w:b/>
           <w:bCs/>
-          <w:sz w:val="20"/>
-          <w:szCs w:val="20"/>
           <w:lang w:val="en-IN"/>
         </w:rPr>
         <w:t>Reserved:</w:t>
       </w:r>
       <w:r>
         <w:rPr>
-          <w:sz w:val="20"/>
-          <w:szCs w:val="20"/>
           <w:lang w:val="en-IN"/>
         </w:rPr>
         <w:t xml:space="preserve"> </w:t>
@@ -4668,8 +4090,6 @@
         <w:rPr>
           <w:i/>
           <w:iCs/>
-          <w:sz w:val="20"/>
-          <w:szCs w:val="20"/>
           <w:lang w:val="en-IN"/>
         </w:rPr>
         <w:t>"Good for predictable, long-term use with big cost savings."</w:t>
@@ -4686,24 +4106,18 @@
         </w:tabs>
         <w:spacing w:before="62"/>
         <w:rPr>
-          <w:sz w:val="20"/>
-          <w:szCs w:val="20"/>
           <w:lang w:val="en-IN"/>
         </w:rPr>
       </w:pPr>
       <w:r>
         <w:rPr>
           <w:rFonts w:ascii="Segoe UI Emoji" w:hAnsi="Segoe UI Emoji" w:cs="Segoe UI Emoji"/>
-          <w:sz w:val="20"/>
-          <w:szCs w:val="20"/>
           <w:lang w:val="en-IN"/>
         </w:rPr>
         <w:t>✅</w:t>
       </w:r>
       <w:r>
         <w:rPr>
-          <w:sz w:val="20"/>
-          <w:szCs w:val="20"/>
           <w:lang w:val="en-IN"/>
         </w:rPr>
         <w:t xml:space="preserve"> </w:t>
@@ -4712,16 +4126,12 @@
         <w:rPr>
           <w:b/>
           <w:bCs/>
-          <w:sz w:val="20"/>
-          <w:szCs w:val="20"/>
           <w:lang w:val="en-IN"/>
         </w:rPr>
         <w:t>Spot:</w:t>
       </w:r>
       <w:r>
         <w:rPr>
-          <w:sz w:val="20"/>
-          <w:szCs w:val="20"/>
           <w:lang w:val="en-IN"/>
         </w:rPr>
         <w:t xml:space="preserve"> </w:t>
@@ -4730,8 +4140,6 @@
         <w:rPr>
           <w:i/>
           <w:iCs/>
-          <w:sz w:val="20"/>
-          <w:szCs w:val="20"/>
           <w:lang w:val="en-IN"/>
         </w:rPr>
         <w:t>"Cheap option for flexible workloads like batch jobs or data analysis."</w:t>
@@ -4748,24 +4156,18 @@
         </w:tabs>
         <w:spacing w:before="62"/>
         <w:rPr>
-          <w:sz w:val="20"/>
-          <w:szCs w:val="20"/>
           <w:lang w:val="en-IN"/>
         </w:rPr>
       </w:pPr>
       <w:r>
         <w:rPr>
           <w:rFonts w:ascii="Segoe UI Emoji" w:hAnsi="Segoe UI Emoji" w:cs="Segoe UI Emoji"/>
-          <w:sz w:val="20"/>
-          <w:szCs w:val="20"/>
           <w:lang w:val="en-IN"/>
         </w:rPr>
         <w:t>✅</w:t>
       </w:r>
       <w:r>
         <w:rPr>
-          <w:sz w:val="20"/>
-          <w:szCs w:val="20"/>
           <w:lang w:val="en-IN"/>
         </w:rPr>
         <w:t xml:space="preserve"> </w:t>
@@ -4774,16 +4176,12 @@
         <w:rPr>
           <w:b/>
           <w:bCs/>
-          <w:sz w:val="20"/>
-          <w:szCs w:val="20"/>
           <w:lang w:val="en-IN"/>
         </w:rPr>
         <w:t>Savings Plan:</w:t>
       </w:r>
       <w:r>
         <w:rPr>
-          <w:sz w:val="20"/>
-          <w:szCs w:val="20"/>
           <w:lang w:val="en-IN"/>
         </w:rPr>
         <w:t xml:space="preserve"> </w:t>
@@ -4792,8 +4190,6 @@
         <w:rPr>
           <w:i/>
           <w:iCs/>
-          <w:sz w:val="20"/>
-          <w:szCs w:val="20"/>
           <w:lang w:val="en-IN"/>
         </w:rPr>
         <w:t>"Offers flexibility and savings like Reserved Instances, but more flexible."</w:t>
@@ -4819,27 +4215,35 @@
         <w:spacing w:before="62"/>
         <w:jc w:val="center"/>
         <w:rPr>
+          <w:rFonts w:ascii="Algerian" w:hAnsi="Algerian"/>
           <w:b/>
           <w:bCs/>
           <w:i/>
           <w:iCs/>
-          <w:sz w:val="20"/>
-          <w:szCs w:val="20"/>
-        </w:rPr>
-      </w:pPr>
-      <w:r>
-        <w:rPr>
+          <w:sz w:val="24"/>
+          <w:szCs w:val="24"/>
+        </w:rPr>
+      </w:pPr>
+      <w:r>
+        <w:rPr>
+          <w:rFonts w:ascii="Algerian" w:hAnsi="Algerian"/>
           <w:b/>
           <w:bCs/>
           <w:i/>
           <w:iCs/>
-          <w:sz w:val="20"/>
-          <w:szCs w:val="20"/>
-        </w:rPr>
-        <w:t xml:space="preserve">[General Interview </w:t>
-      </w:r>
-      <w:proofErr w:type="gramStart"/>
-      <w:r>
+          <w:sz w:val="24"/>
+          <w:szCs w:val="24"/>
+        </w:rPr>
+        <w:t>[General Interview Questions ]</w:t>
+      </w:r>
+    </w:p>
+    <w:p>
+      <w:pPr>
+        <w:tabs>
+          <w:tab w:val="left" w:pos="1102"/>
+        </w:tabs>
+        <w:spacing w:before="62"/>
+        <w:jc w:val="center"/>
         <w:rPr>
           <w:b/>
           <w:bCs/>
@@ -4848,9 +4252,7 @@
           <w:sz w:val="20"/>
           <w:szCs w:val="20"/>
         </w:rPr>
-        <w:t>Questions ]</w:t>
-      </w:r>
-      <w:proofErr w:type="gramEnd"/>
+      </w:pPr>
     </w:p>
     <w:p>
       <w:pPr>
@@ -4861,16 +4263,12 @@
         <w:rPr>
           <w:b/>
           <w:bCs/>
-          <w:sz w:val="20"/>
-          <w:szCs w:val="20"/>
         </w:rPr>
       </w:pPr>
       <w:r>
         <w:rPr>
           <w:b/>
           <w:bCs/>
-          <w:sz w:val="20"/>
-          <w:szCs w:val="20"/>
           <w:lang w:val="en-IN"/>
         </w:rPr>
         <w:t xml:space="preserve">Q1. </w:t>
@@ -4879,40 +4277,23 @@
         <w:rPr>
           <w:b/>
           <w:bCs/>
-          <w:sz w:val="20"/>
-          <w:szCs w:val="20"/>
-        </w:rPr>
-        <w:t xml:space="preserve">What are EC2 Capacity </w:t>
-      </w:r>
-      <w:proofErr w:type="gramStart"/>
+        </w:rPr>
+        <w:t>What are EC2 Capacity Reservations</w:t>
+      </w:r>
       <w:r>
         <w:rPr>
           <w:b/>
           <w:bCs/>
-          <w:sz w:val="20"/>
-          <w:szCs w:val="20"/>
-        </w:rPr>
-        <w:t>Reservations</w:t>
+        </w:rPr>
+        <w:t xml:space="preserve"> </w:t>
       </w:r>
       <w:r>
         <w:rPr>
           <w:b/>
           <w:bCs/>
-          <w:sz w:val="20"/>
-          <w:szCs w:val="20"/>
-        </w:rPr>
-        <w:t xml:space="preserve"> </w:t>
-      </w:r>
-      <w:r>
-        <w:rPr>
-          <w:b/>
-          <w:bCs/>
-          <w:sz w:val="20"/>
-          <w:szCs w:val="20"/>
         </w:rPr>
         <w:t>?</w:t>
       </w:r>
-      <w:proofErr w:type="gramEnd"/>
     </w:p>
     <w:p>
       <w:pPr>
@@ -4926,15 +4307,11 @@
         </w:tabs>
         <w:spacing w:before="62"/>
         <w:rPr>
-          <w:sz w:val="20"/>
-          <w:szCs w:val="20"/>
           <w:lang w:val="en-IN"/>
         </w:rPr>
       </w:pPr>
       <w:r>
         <w:rPr>
-          <w:sz w:val="20"/>
-          <w:szCs w:val="20"/>
           <w:lang w:val="en-IN"/>
         </w:rPr>
         <w:t>EC2 Capacity Reservation allows you to reserve compute capacity (specific instance type in a specific Availability Zone) without long-term commitment.</w:t>
@@ -4951,15 +4328,11 @@
         </w:tabs>
         <w:spacing w:before="62"/>
         <w:rPr>
-          <w:sz w:val="20"/>
-          <w:szCs w:val="20"/>
           <w:lang w:val="en-IN"/>
         </w:rPr>
       </w:pPr>
       <w:r>
         <w:rPr>
-          <w:sz w:val="20"/>
-          <w:szCs w:val="20"/>
           <w:lang w:val="en-IN"/>
         </w:rPr>
         <w:t xml:space="preserve">Ensures </w:t>
@@ -4968,16 +4341,12 @@
         <w:rPr>
           <w:b/>
           <w:bCs/>
-          <w:sz w:val="20"/>
-          <w:szCs w:val="20"/>
           <w:lang w:val="en-IN"/>
         </w:rPr>
         <w:t xml:space="preserve">capacity is available </w:t>
       </w:r>
       <w:r>
         <w:rPr>
-          <w:sz w:val="20"/>
-          <w:szCs w:val="20"/>
           <w:lang w:val="en-IN"/>
         </w:rPr>
         <w:t>when you need it.</w:t>
@@ -4994,15 +4363,11 @@
         </w:tabs>
         <w:spacing w:before="62"/>
         <w:rPr>
-          <w:sz w:val="20"/>
-          <w:szCs w:val="20"/>
           <w:lang w:val="en-IN"/>
         </w:rPr>
       </w:pPr>
       <w:r>
         <w:rPr>
-          <w:sz w:val="20"/>
-          <w:szCs w:val="20"/>
           <w:lang w:val="en-IN"/>
         </w:rPr>
         <w:t xml:space="preserve">You pay </w:t>
@@ -5011,16 +4376,12 @@
         <w:rPr>
           <w:b/>
           <w:bCs/>
-          <w:sz w:val="20"/>
-          <w:szCs w:val="20"/>
           <w:lang w:val="en-IN"/>
         </w:rPr>
         <w:t>On-Demand price</w:t>
       </w:r>
       <w:r>
         <w:rPr>
-          <w:sz w:val="20"/>
-          <w:szCs w:val="20"/>
           <w:lang w:val="en-IN"/>
         </w:rPr>
         <w:t xml:space="preserve"> for reserved capacity.</w:t>
@@ -5037,15 +4398,11 @@
         </w:tabs>
         <w:spacing w:before="62"/>
         <w:rPr>
-          <w:sz w:val="20"/>
-          <w:szCs w:val="20"/>
           <w:lang w:val="en-IN"/>
         </w:rPr>
       </w:pPr>
       <w:r>
         <w:rPr>
-          <w:sz w:val="20"/>
-          <w:szCs w:val="20"/>
           <w:lang w:val="en-IN"/>
         </w:rPr>
         <w:t xml:space="preserve">Useful for </w:t>
@@ -5054,16 +4411,12 @@
         <w:rPr>
           <w:b/>
           <w:bCs/>
-          <w:sz w:val="20"/>
-          <w:szCs w:val="20"/>
           <w:lang w:val="en-IN"/>
         </w:rPr>
         <w:t>critical workloads</w:t>
       </w:r>
       <w:r>
         <w:rPr>
-          <w:sz w:val="20"/>
-          <w:szCs w:val="20"/>
           <w:lang w:val="en-IN"/>
         </w:rPr>
         <w:t xml:space="preserve"> or disaster recovery setups.</w:t>
@@ -5076,11 +4429,17 @@
         </w:tabs>
         <w:spacing w:before="62"/>
         <w:rPr>
-          <w:sz w:val="20"/>
-          <w:szCs w:val="20"/>
-          <w:lang w:val="en-IN"/>
-        </w:rPr>
-      </w:pPr>
+          <w:b/>
+          <w:bCs/>
+        </w:rPr>
+      </w:pPr>
+      <w:r>
+        <w:rPr>
+          <w:b/>
+          <w:bCs/>
+        </w:rPr>
+        <w:t>Q2. How do they differ from Capacity Reservation &amp; Reserved Instances</w:t>
+      </w:r>
     </w:p>
     <w:p>
       <w:pPr>
@@ -5094,42 +4453,6 @@
           <w:lang w:val="en-IN"/>
         </w:rPr>
       </w:pPr>
-      <w:r>
-        <w:rPr>
-          <w:b/>
-          <w:bCs/>
-          <w:sz w:val="20"/>
-          <w:szCs w:val="20"/>
-        </w:rPr>
-        <w:t>Q2. H</w:t>
-      </w:r>
-      <w:r>
-        <w:rPr>
-          <w:b/>
-          <w:bCs/>
-          <w:sz w:val="20"/>
-          <w:szCs w:val="20"/>
-        </w:rPr>
-        <w:t xml:space="preserve">ow do they differ from </w:t>
-      </w:r>
-      <w:r>
-        <w:rPr>
-          <w:b/>
-          <w:bCs/>
-          <w:sz w:val="20"/>
-          <w:szCs w:val="20"/>
-        </w:rPr>
-        <w:t xml:space="preserve">Capacity Reservation &amp; </w:t>
-      </w:r>
-      <w:r>
-        <w:rPr>
-          <w:b/>
-          <w:bCs/>
-          <w:sz w:val="20"/>
-          <w:szCs w:val="20"/>
-        </w:rPr>
-        <w:t>Reserved Instances</w:t>
-      </w:r>
     </w:p>
     <w:tbl>
       <w:tblPr>
@@ -5138,7 +4461,7 @@
         <w:tblLook w:val="04A0" w:firstRow="1" w:lastRow="0" w:firstColumn="1" w:lastColumn="0" w:noHBand="0" w:noVBand="1"/>
       </w:tblPr>
       <w:tblGrid>
-        <w:gridCol w:w="1413"/>
+        <w:gridCol w:w="1423"/>
         <w:gridCol w:w="2835"/>
         <w:gridCol w:w="2551"/>
       </w:tblGrid>
@@ -5240,8 +4563,6 @@
               </w:tabs>
               <w:spacing w:before="62"/>
               <w:rPr>
-                <w:sz w:val="20"/>
-                <w:szCs w:val="20"/>
                 <w:lang w:val="en-IN"/>
               </w:rPr>
             </w:pPr>
@@ -5249,8 +4570,6 @@
               <w:rPr>
                 <w:b/>
                 <w:bCs/>
-                <w:sz w:val="20"/>
-                <w:szCs w:val="20"/>
                 <w:lang w:val="en-IN"/>
               </w:rPr>
               <w:t>Purpose</w:t>
@@ -5269,15 +4588,11 @@
               </w:tabs>
               <w:spacing w:before="62"/>
               <w:rPr>
-                <w:sz w:val="20"/>
-                <w:szCs w:val="20"/>
                 <w:lang w:val="en-IN"/>
               </w:rPr>
             </w:pPr>
             <w:r>
               <w:rPr>
-                <w:sz w:val="20"/>
-                <w:szCs w:val="20"/>
                 <w:lang w:val="en-IN"/>
               </w:rPr>
               <w:t>Reserve capacity in a specific AZ</w:t>
@@ -5296,15 +4611,11 @@
               </w:tabs>
               <w:spacing w:before="62"/>
               <w:rPr>
-                <w:sz w:val="20"/>
-                <w:szCs w:val="20"/>
                 <w:lang w:val="en-IN"/>
               </w:rPr>
             </w:pPr>
             <w:r>
               <w:rPr>
-                <w:sz w:val="20"/>
-                <w:szCs w:val="20"/>
                 <w:lang w:val="en-IN"/>
               </w:rPr>
               <w:t>Save cost with long-term commitment</w:t>
@@ -5324,8 +4635,6 @@
               </w:tabs>
               <w:spacing w:before="62"/>
               <w:rPr>
-                <w:sz w:val="20"/>
-                <w:szCs w:val="20"/>
                 <w:lang w:val="en-IN"/>
               </w:rPr>
             </w:pPr>
@@ -5333,8 +4642,6 @@
               <w:rPr>
                 <w:b/>
                 <w:bCs/>
-                <w:sz w:val="20"/>
-                <w:szCs w:val="20"/>
                 <w:lang w:val="en-IN"/>
               </w:rPr>
               <w:t>Pricing</w:t>
@@ -5353,15 +4660,11 @@
               </w:tabs>
               <w:spacing w:before="62"/>
               <w:rPr>
-                <w:sz w:val="20"/>
-                <w:szCs w:val="20"/>
                 <w:lang w:val="en-IN"/>
               </w:rPr>
             </w:pPr>
             <w:r>
               <w:rPr>
-                <w:sz w:val="20"/>
-                <w:szCs w:val="20"/>
                 <w:lang w:val="en-IN"/>
               </w:rPr>
               <w:t>Pay On-Demand rate</w:t>
@@ -5380,15 +4683,11 @@
               </w:tabs>
               <w:spacing w:before="62"/>
               <w:rPr>
-                <w:sz w:val="20"/>
-                <w:szCs w:val="20"/>
                 <w:lang w:val="en-IN"/>
               </w:rPr>
             </w:pPr>
             <w:r>
               <w:rPr>
-                <w:sz w:val="20"/>
-                <w:szCs w:val="20"/>
                 <w:lang w:val="en-IN"/>
               </w:rPr>
               <w:t>Pay upfront or partially, up to 75% discount</w:t>
@@ -5408,8 +4707,6 @@
               </w:tabs>
               <w:spacing w:before="62"/>
               <w:rPr>
-                <w:sz w:val="20"/>
-                <w:szCs w:val="20"/>
                 <w:lang w:val="en-IN"/>
               </w:rPr>
             </w:pPr>
@@ -5417,8 +4714,6 @@
               <w:rPr>
                 <w:b/>
                 <w:bCs/>
-                <w:sz w:val="20"/>
-                <w:szCs w:val="20"/>
                 <w:lang w:val="en-IN"/>
               </w:rPr>
               <w:t>Commitment</w:t>
@@ -5437,24 +4732,18 @@
               </w:tabs>
               <w:spacing w:before="62"/>
               <w:rPr>
-                <w:sz w:val="20"/>
-                <w:szCs w:val="20"/>
                 <w:lang w:val="en-IN"/>
               </w:rPr>
             </w:pPr>
             <w:r>
               <w:rPr>
                 <w:rFonts w:ascii="Segoe UI Emoji" w:hAnsi="Segoe UI Emoji" w:cs="Segoe UI Emoji"/>
-                <w:sz w:val="20"/>
-                <w:szCs w:val="20"/>
                 <w:lang w:val="en-IN"/>
               </w:rPr>
               <w:t>❌</w:t>
             </w:r>
             <w:r>
               <w:rPr>
-                <w:sz w:val="20"/>
-                <w:szCs w:val="20"/>
                 <w:lang w:val="en-IN"/>
               </w:rPr>
               <w:t xml:space="preserve"> No time commitment</w:t>
@@ -5472,24 +4761,18 @@
               </w:tabs>
               <w:spacing w:before="62"/>
               <w:rPr>
-                <w:sz w:val="20"/>
-                <w:szCs w:val="20"/>
                 <w:lang w:val="en-IN"/>
               </w:rPr>
             </w:pPr>
             <w:r>
               <w:rPr>
                 <w:rFonts w:ascii="Segoe UI Emoji" w:hAnsi="Segoe UI Emoji" w:cs="Segoe UI Emoji"/>
-                <w:sz w:val="20"/>
-                <w:szCs w:val="20"/>
                 <w:lang w:val="en-IN"/>
               </w:rPr>
               <w:t>✅</w:t>
             </w:r>
             <w:r>
               <w:rPr>
-                <w:sz w:val="20"/>
-                <w:szCs w:val="20"/>
                 <w:lang w:val="en-IN"/>
               </w:rPr>
               <w:t xml:space="preserve"> 1 or 3-year commitment</w:t>
@@ -5510,8 +4793,6 @@
               </w:tabs>
               <w:spacing w:before="62"/>
               <w:rPr>
-                <w:sz w:val="20"/>
-                <w:szCs w:val="20"/>
                 <w:lang w:val="en-IN"/>
               </w:rPr>
             </w:pPr>
@@ -5519,8 +4800,6 @@
               <w:rPr>
                 <w:b/>
                 <w:bCs/>
-                <w:sz w:val="20"/>
-                <w:szCs w:val="20"/>
                 <w:lang w:val="en-IN"/>
               </w:rPr>
               <w:t>Capacity Guarantee</w:t>
@@ -5539,24 +4818,18 @@
               </w:tabs>
               <w:spacing w:before="62"/>
               <w:rPr>
-                <w:sz w:val="20"/>
-                <w:szCs w:val="20"/>
                 <w:lang w:val="en-IN"/>
               </w:rPr>
             </w:pPr>
             <w:r>
               <w:rPr>
                 <w:rFonts w:ascii="Segoe UI Emoji" w:hAnsi="Segoe UI Emoji" w:cs="Segoe UI Emoji"/>
-                <w:sz w:val="20"/>
-                <w:szCs w:val="20"/>
                 <w:lang w:val="en-IN"/>
               </w:rPr>
               <w:t>✅</w:t>
             </w:r>
             <w:r>
               <w:rPr>
-                <w:sz w:val="20"/>
-                <w:szCs w:val="20"/>
                 <w:lang w:val="en-IN"/>
               </w:rPr>
               <w:t xml:space="preserve"> Yes (guarantees instance availability)</w:t>
@@ -5575,45 +4848,21 @@
               </w:tabs>
               <w:spacing w:before="62"/>
               <w:rPr>
-                <w:sz w:val="20"/>
-                <w:szCs w:val="20"/>
                 <w:lang w:val="en-IN"/>
               </w:rPr>
             </w:pPr>
             <w:r>
               <w:rPr>
                 <w:rFonts w:ascii="Segoe UI Emoji" w:hAnsi="Segoe UI Emoji" w:cs="Segoe UI Emoji"/>
-                <w:sz w:val="20"/>
-                <w:szCs w:val="20"/>
                 <w:lang w:val="en-IN"/>
               </w:rPr>
               <w:t>❌</w:t>
             </w:r>
             <w:r>
               <w:rPr>
-                <w:sz w:val="20"/>
-                <w:szCs w:val="20"/>
                 <w:lang w:val="en-IN"/>
               </w:rPr>
-              <w:t xml:space="preserve"> No (only cost-saving, </w:t>
-            </w:r>
-            <w:proofErr w:type="gramStart"/>
-            <w:r>
-              <w:rPr>
-                <w:sz w:val="20"/>
-                <w:szCs w:val="20"/>
-                <w:lang w:val="en-IN"/>
-              </w:rPr>
-              <w:t>doesn't</w:t>
-            </w:r>
-            <w:proofErr w:type="gramEnd"/>
-            <w:r>
-              <w:rPr>
-                <w:sz w:val="20"/>
-                <w:szCs w:val="20"/>
-                <w:lang w:val="en-IN"/>
-              </w:rPr>
-              <w:t xml:space="preserve"> guarantee capacity)</w:t>
+              <w:t xml:space="preserve"> No (only cost-saving, doesn't guarantee capacity)</w:t>
             </w:r>
           </w:p>
         </w:tc>
@@ -5633,8 +4882,6 @@
               <w:rPr>
                 <w:b/>
                 <w:bCs/>
-                <w:sz w:val="20"/>
-                <w:szCs w:val="20"/>
                 <w:lang w:val="en-IN"/>
               </w:rPr>
             </w:pPr>
@@ -5642,8 +4889,6 @@
               <w:rPr>
                 <w:b/>
                 <w:bCs/>
-                <w:sz w:val="20"/>
-                <w:szCs w:val="20"/>
                 <w:lang w:val="en-IN"/>
               </w:rPr>
               <w:t>Flexibility</w:t>
@@ -5663,15 +4908,11 @@
               <w:spacing w:before="62"/>
               <w:rPr>
                 <w:rFonts w:ascii="Segoe UI Emoji" w:hAnsi="Segoe UI Emoji" w:cs="Segoe UI Emoji"/>
-                <w:sz w:val="20"/>
-                <w:szCs w:val="20"/>
                 <w:lang w:val="en-IN"/>
               </w:rPr>
             </w:pPr>
             <w:r>
               <w:rPr>
-                <w:sz w:val="20"/>
-                <w:szCs w:val="20"/>
                 <w:lang w:val="en-IN"/>
               </w:rPr>
               <w:t>Flexibility</w:t>
@@ -5691,36 +4932,14 @@
               <w:spacing w:before="62"/>
               <w:rPr>
                 <w:rFonts w:ascii="Segoe UI Emoji" w:hAnsi="Segoe UI Emoji" w:cs="Segoe UI Emoji"/>
-                <w:sz w:val="20"/>
-                <w:szCs w:val="20"/>
                 <w:lang w:val="en-IN"/>
               </w:rPr>
             </w:pPr>
             <w:r>
               <w:rPr>
-                <w:sz w:val="20"/>
-                <w:szCs w:val="20"/>
                 <w:lang w:val="en-IN"/>
               </w:rPr>
-              <w:t xml:space="preserve">More flexible, but </w:t>
-            </w:r>
-            <w:proofErr w:type="gramStart"/>
-            <w:r>
-              <w:rPr>
-                <w:sz w:val="20"/>
-                <w:szCs w:val="20"/>
-                <w:lang w:val="en-IN"/>
-              </w:rPr>
-              <w:t>doesn’t</w:t>
-            </w:r>
-            <w:proofErr w:type="gramEnd"/>
-            <w:r>
-              <w:rPr>
-                <w:sz w:val="20"/>
-                <w:szCs w:val="20"/>
-                <w:lang w:val="en-IN"/>
-              </w:rPr>
-              <w:t xml:space="preserve"> hold capacity</w:t>
+              <w:t>More flexible, but doesn’t hold capacity</w:t>
             </w:r>
           </w:p>
         </w:tc>
@@ -5748,54 +4967,14 @@
         <w:rPr>
           <w:b/>
           <w:bCs/>
-          <w:sz w:val="20"/>
-          <w:szCs w:val="20"/>
         </w:rPr>
       </w:pPr>
       <w:r>
         <w:rPr>
           <w:b/>
           <w:bCs/>
-          <w:sz w:val="20"/>
-          <w:szCs w:val="20"/>
-        </w:rPr>
-        <w:t xml:space="preserve">Q3. </w:t>
-      </w:r>
-      <w:r>
-        <w:rPr>
-          <w:b/>
-          <w:bCs/>
-          <w:sz w:val="20"/>
-          <w:szCs w:val="20"/>
-        </w:rPr>
-        <w:t>How EC2 Achieves High Network Throughput</w:t>
-      </w:r>
-      <w:r>
-        <w:rPr>
-          <w:b/>
-          <w:bCs/>
-          <w:sz w:val="20"/>
-          <w:szCs w:val="20"/>
-        </w:rPr>
-        <w:t xml:space="preserve"> and </w:t>
-      </w:r>
-      <w:r>
-        <w:rPr>
-          <w:b/>
-          <w:bCs/>
-          <w:sz w:val="20"/>
-          <w:szCs w:val="20"/>
-        </w:rPr>
-        <w:t>what features help in optimizing network performance</w:t>
-      </w:r>
-      <w:r>
-        <w:rPr>
-          <w:b/>
-          <w:bCs/>
-          <w:sz w:val="20"/>
-          <w:szCs w:val="20"/>
-        </w:rPr>
-        <w:t>.</w:t>
+        </w:rPr>
+        <w:t>Q3. How EC2 Achieves High Network Throughput and what features help in optimizing network performance.</w:t>
       </w:r>
     </w:p>
     <w:p>
@@ -5809,8 +4988,6 @@
         <w:rPr>
           <w:b/>
           <w:bCs/>
-          <w:sz w:val="20"/>
-          <w:szCs w:val="20"/>
           <w:lang w:val="en-IN"/>
         </w:rPr>
       </w:pPr>
@@ -5818,21 +4995,9 @@
         <w:rPr>
           <w:b/>
           <w:bCs/>
-          <w:sz w:val="20"/>
-          <w:szCs w:val="20"/>
           <w:lang w:val="en-IN"/>
         </w:rPr>
-        <w:t xml:space="preserve">1.     </w:t>
-      </w:r>
-      <w:r>
-        <w:rPr>
-          <w:b/>
-          <w:bCs/>
-          <w:sz w:val="20"/>
-          <w:szCs w:val="20"/>
-          <w:lang w:val="en-IN"/>
-        </w:rPr>
-        <w:t>Elastic Network Adapter (ENA)</w:t>
+        <w:t>1.     Elastic Network Adapter (ENA)</w:t>
       </w:r>
     </w:p>
     <w:p>
@@ -5846,15 +5011,11 @@
         </w:tabs>
         <w:spacing w:before="62"/>
         <w:rPr>
-          <w:sz w:val="20"/>
-          <w:szCs w:val="20"/>
           <w:lang w:val="en-IN"/>
         </w:rPr>
       </w:pPr>
       <w:r>
         <w:rPr>
-          <w:sz w:val="20"/>
-          <w:szCs w:val="20"/>
           <w:lang w:val="en-IN"/>
         </w:rPr>
         <w:t xml:space="preserve">ENA supports high-performance networking with up to </w:t>
@@ -5863,16 +5024,12 @@
         <w:rPr>
           <w:b/>
           <w:bCs/>
-          <w:sz w:val="20"/>
-          <w:szCs w:val="20"/>
           <w:lang w:val="en-IN"/>
         </w:rPr>
         <w:t>100 Gbps</w:t>
       </w:r>
       <w:r>
         <w:rPr>
-          <w:sz w:val="20"/>
-          <w:szCs w:val="20"/>
           <w:lang w:val="en-IN"/>
         </w:rPr>
         <w:t xml:space="preserve"> throughput.</w:t>
@@ -5889,15 +5046,11 @@
         </w:tabs>
         <w:spacing w:before="62"/>
         <w:rPr>
-          <w:sz w:val="20"/>
-          <w:szCs w:val="20"/>
           <w:lang w:val="en-IN"/>
         </w:rPr>
       </w:pPr>
       <w:r>
         <w:rPr>
-          <w:sz w:val="20"/>
-          <w:szCs w:val="20"/>
           <w:lang w:val="en-IN"/>
         </w:rPr>
         <w:t>Used for modern instance types (e.g., C5n, M5n, R5n).</w:t>
@@ -5912,8 +5065,6 @@
         <w:rPr>
           <w:b/>
           <w:bCs/>
-          <w:sz w:val="20"/>
-          <w:szCs w:val="20"/>
           <w:lang w:val="en-IN"/>
         </w:rPr>
       </w:pPr>
@@ -5921,21 +5072,9 @@
         <w:rPr>
           <w:b/>
           <w:bCs/>
-          <w:sz w:val="20"/>
-          <w:szCs w:val="20"/>
           <w:lang w:val="en-IN"/>
         </w:rPr>
-        <w:t xml:space="preserve">2.    </w:t>
-      </w:r>
-      <w:r>
-        <w:rPr>
-          <w:b/>
-          <w:bCs/>
-          <w:sz w:val="20"/>
-          <w:szCs w:val="20"/>
-          <w:lang w:val="en-IN"/>
-        </w:rPr>
-        <w:t>EFA (Elastic Fabric Adapter)</w:t>
+        <w:t>2.    EFA (Elastic Fabric Adapter)</w:t>
       </w:r>
     </w:p>
     <w:p>
@@ -5949,15 +5088,11 @@
         </w:tabs>
         <w:spacing w:before="62"/>
         <w:rPr>
-          <w:sz w:val="20"/>
-          <w:szCs w:val="20"/>
           <w:lang w:val="en-IN"/>
         </w:rPr>
       </w:pPr>
       <w:r>
         <w:rPr>
-          <w:sz w:val="20"/>
-          <w:szCs w:val="20"/>
           <w:lang w:val="en-IN"/>
         </w:rPr>
         <w:t xml:space="preserve">Specialized for </w:t>
@@ -5966,16 +5101,12 @@
         <w:rPr>
           <w:b/>
           <w:bCs/>
-          <w:sz w:val="20"/>
-          <w:szCs w:val="20"/>
           <w:lang w:val="en-IN"/>
         </w:rPr>
         <w:t>high-performance computing (HPC)</w:t>
       </w:r>
       <w:r>
         <w:rPr>
-          <w:sz w:val="20"/>
-          <w:szCs w:val="20"/>
           <w:lang w:val="en-IN"/>
         </w:rPr>
         <w:t xml:space="preserve"> and low-latency communication.</w:t>
@@ -5995,8 +5126,6 @@
         <w:rPr>
           <w:b/>
           <w:bCs/>
-          <w:sz w:val="20"/>
-          <w:szCs w:val="20"/>
           <w:lang w:val="en-IN"/>
         </w:rPr>
       </w:pPr>
@@ -6004,8 +5133,6 @@
         <w:rPr>
           <w:b/>
           <w:bCs/>
-          <w:sz w:val="20"/>
-          <w:szCs w:val="20"/>
           <w:lang w:val="en-IN"/>
         </w:rPr>
         <w:t>Enhanced Networking</w:t>
@@ -6022,15 +5149,11 @@
         </w:tabs>
         <w:spacing w:before="62"/>
         <w:rPr>
-          <w:sz w:val="20"/>
-          <w:szCs w:val="20"/>
           <w:lang w:val="en-IN"/>
         </w:rPr>
       </w:pPr>
       <w:r>
         <w:rPr>
-          <w:sz w:val="20"/>
-          <w:szCs w:val="20"/>
           <w:lang w:val="en-IN"/>
         </w:rPr>
         <w:t>Provides higher IOPS, lower latency, and more packets per second (PPS).</w:t>
@@ -6043,8 +5166,6 @@
         </w:tabs>
         <w:spacing w:before="62"/>
         <w:rPr>
-          <w:sz w:val="20"/>
-          <w:szCs w:val="20"/>
           <w:lang w:val="en-IN"/>
         </w:rPr>
       </w:pPr>
@@ -6052,8 +5173,6 @@
         <w:rPr>
           <w:b/>
           <w:bCs/>
-          <w:sz w:val="20"/>
-          <w:szCs w:val="20"/>
           <w:lang w:val="en-IN"/>
         </w:rPr>
         <w:t xml:space="preserve">4.  </w:t>
@@ -6062,8 +5181,6 @@
         <w:rPr>
           <w:b/>
           <w:bCs/>
-          <w:sz w:val="20"/>
-          <w:szCs w:val="20"/>
           <w:lang w:val="en-IN"/>
         </w:rPr>
         <w:t xml:space="preserve">  </w:t>
@@ -6072,8 +5189,6 @@
         <w:rPr>
           <w:b/>
           <w:bCs/>
-          <w:sz w:val="20"/>
-          <w:szCs w:val="20"/>
           <w:lang w:val="en-IN"/>
         </w:rPr>
         <w:t>Placement Groups</w:t>
@@ -6090,8 +5205,6 @@
         </w:tabs>
         <w:spacing w:before="62"/>
         <w:rPr>
-          <w:sz w:val="20"/>
-          <w:szCs w:val="20"/>
           <w:lang w:val="en-IN"/>
         </w:rPr>
       </w:pPr>
@@ -6099,16 +5212,12 @@
         <w:rPr>
           <w:b/>
           <w:bCs/>
-          <w:sz w:val="20"/>
-          <w:szCs w:val="20"/>
           <w:lang w:val="en-IN"/>
         </w:rPr>
         <w:t>Cluster Placement Group:</w:t>
       </w:r>
       <w:r>
         <w:rPr>
-          <w:sz w:val="20"/>
-          <w:szCs w:val="20"/>
           <w:lang w:val="en-IN"/>
         </w:rPr>
         <w:t xml:space="preserve"> Places instances physically close together to reduce latency and increase throughput.</w:t>
@@ -6120,19 +5229,29 @@
           <w:tab w:val="left" w:pos="1102"/>
         </w:tabs>
         <w:spacing w:before="62"/>
+        <w:ind w:left="720"/>
+        <w:rPr>
+          <w:sz w:val="20"/>
+          <w:szCs w:val="20"/>
+          <w:lang w:val="en-IN"/>
+        </w:rPr>
+      </w:pPr>
+    </w:p>
+    <w:p>
+      <w:pPr>
+        <w:tabs>
+          <w:tab w:val="left" w:pos="1102"/>
+        </w:tabs>
+        <w:spacing w:before="62"/>
         <w:rPr>
           <w:b/>
           <w:bCs/>
-          <w:sz w:val="20"/>
-          <w:szCs w:val="20"/>
         </w:rPr>
       </w:pPr>
       <w:r>
         <w:rPr>
           <w:b/>
           <w:bCs/>
-          <w:sz w:val="20"/>
-          <w:szCs w:val="20"/>
         </w:rPr>
         <w:t>Q4. What is a Spot Fleet, and how does it help in optimizing costs?</w:t>
       </w:r>
@@ -6149,54 +5268,21 @@
         </w:tabs>
         <w:spacing w:before="62"/>
         <w:rPr>
-          <w:sz w:val="20"/>
-          <w:szCs w:val="20"/>
           <w:lang w:val="en-IN"/>
         </w:rPr>
       </w:pPr>
       <w:r>
-        <w:rPr>
-          <w:sz w:val="20"/>
-          <w:szCs w:val="20"/>
-        </w:rPr>
         <w:t xml:space="preserve">A </w:t>
       </w:r>
       <w:r>
         <w:rPr>
           <w:b/>
           <w:bCs/>
-          <w:sz w:val="20"/>
-          <w:szCs w:val="20"/>
         </w:rPr>
         <w:t>Spot</w:t>
       </w:r>
       <w:r>
-        <w:rPr>
-          <w:sz w:val="20"/>
-          <w:szCs w:val="20"/>
-        </w:rPr>
-        <w:t xml:space="preserve"> Fleet is a collection of EC2 Spot Instances and, optionally, On-Demand Instances that AWS launche</w:t>
-      </w:r>
-      <w:r>
-        <w:rPr>
-          <w:sz w:val="20"/>
-          <w:szCs w:val="20"/>
-        </w:rPr>
-        <w:t>d</w:t>
-      </w:r>
-      <w:r>
-        <w:rPr>
-          <w:sz w:val="20"/>
-          <w:szCs w:val="20"/>
-        </w:rPr>
-        <w:t xml:space="preserve"> based on a specified target capacity</w:t>
-      </w:r>
-      <w:r>
-        <w:rPr>
-          <w:sz w:val="20"/>
-          <w:szCs w:val="20"/>
-        </w:rPr>
-        <w:t>.</w:t>
+        <w:t xml:space="preserve"> Fleet is a collection of EC2 Spot Instances and, optionally, On-Demand Instances that AWS launched based on a specified target capacity.</w:t>
       </w:r>
     </w:p>
     <w:p>
@@ -6211,8 +5297,6 @@
         </w:tabs>
         <w:spacing w:before="62"/>
         <w:rPr>
-          <w:sz w:val="20"/>
-          <w:szCs w:val="20"/>
           <w:lang w:val="en-IN"/>
         </w:rPr>
       </w:pPr>
@@ -6220,16 +5304,10 @@
         <w:rPr>
           <w:b/>
           <w:bCs/>
-          <w:sz w:val="20"/>
-          <w:szCs w:val="20"/>
         </w:rPr>
         <w:t>It helps</w:t>
       </w:r>
       <w:r>
-        <w:rPr>
-          <w:sz w:val="20"/>
-          <w:szCs w:val="20"/>
-        </w:rPr>
         <w:t xml:space="preserve"> in achieving cost optimization by automatically selecting the lowest-priced Spot Instances from different Availability Zones.</w:t>
       </w:r>
     </w:p>
@@ -6257,27 +5335,14 @@
         <w:rPr>
           <w:b/>
           <w:bCs/>
-          <w:sz w:val="20"/>
-          <w:szCs w:val="20"/>
         </w:rPr>
       </w:pPr>
       <w:r>
         <w:rPr>
           <w:b/>
           <w:bCs/>
-          <w:sz w:val="20"/>
-          <w:szCs w:val="20"/>
-        </w:rPr>
-        <w:t xml:space="preserve">Q5. </w:t>
-      </w:r>
-      <w:r>
-        <w:rPr>
-          <w:b/>
-          <w:bCs/>
-          <w:sz w:val="20"/>
-          <w:szCs w:val="20"/>
-        </w:rPr>
-        <w:t xml:space="preserve">How do you migrate an EC2 instance from one region to another? </w:t>
+        </w:rPr>
+        <w:t xml:space="preserve">Q5. How do you migrate an EC2 instance from one region to another? </w:t>
       </w:r>
     </w:p>
     <w:p>
@@ -6292,8 +5357,6 @@
         </w:tabs>
         <w:spacing w:before="62"/>
         <w:rPr>
-          <w:sz w:val="20"/>
-          <w:szCs w:val="20"/>
           <w:lang w:val="en-IN"/>
         </w:rPr>
       </w:pPr>
@@ -6301,16 +5364,10 @@
         <w:rPr>
           <w:b/>
           <w:bCs/>
-          <w:sz w:val="20"/>
-          <w:szCs w:val="20"/>
         </w:rPr>
         <w:t>Create an Amazon Machine Image</w:t>
       </w:r>
       <w:r>
-        <w:rPr>
-          <w:sz w:val="20"/>
-          <w:szCs w:val="20"/>
-        </w:rPr>
         <w:t xml:space="preserve"> (AMI) of the existing instance. </w:t>
       </w:r>
     </w:p>
@@ -6326,8 +5383,6 @@
         </w:tabs>
         <w:spacing w:before="62"/>
         <w:rPr>
-          <w:sz w:val="20"/>
-          <w:szCs w:val="20"/>
           <w:lang w:val="en-IN"/>
         </w:rPr>
       </w:pPr>
@@ -6335,16 +5390,10 @@
         <w:rPr>
           <w:b/>
           <w:bCs/>
-          <w:sz w:val="20"/>
-          <w:szCs w:val="20"/>
         </w:rPr>
         <w:t>Copy the AMI</w:t>
       </w:r>
       <w:r>
-        <w:rPr>
-          <w:sz w:val="20"/>
-          <w:szCs w:val="20"/>
-        </w:rPr>
         <w:t xml:space="preserve"> to the target region. </w:t>
       </w:r>
     </w:p>
@@ -6362,40 +5411,26 @@
         <w:rPr>
           <w:b/>
           <w:bCs/>
-          <w:sz w:val="20"/>
-          <w:szCs w:val="20"/>
           <w:lang w:val="en-IN"/>
         </w:rPr>
       </w:pPr>
       <w:r>
-        <w:rPr>
-          <w:sz w:val="20"/>
-          <w:szCs w:val="20"/>
-        </w:rPr>
         <w:t xml:space="preserve">Launch a new EC2 instance from the </w:t>
       </w:r>
       <w:r>
         <w:rPr>
           <w:b/>
           <w:bCs/>
-          <w:sz w:val="20"/>
-          <w:szCs w:val="20"/>
         </w:rPr>
         <w:t xml:space="preserve">copied AMI </w:t>
       </w:r>
       <w:r>
-        <w:rPr>
-          <w:sz w:val="20"/>
-          <w:szCs w:val="20"/>
-        </w:rPr>
         <w:t xml:space="preserve">in the </w:t>
       </w:r>
       <w:r>
         <w:rPr>
           <w:b/>
           <w:bCs/>
-          <w:sz w:val="20"/>
-          <w:szCs w:val="20"/>
         </w:rPr>
         <w:t>target region.</w:t>
       </w:r>
@@ -6426,8 +5461,6 @@
         <w:rPr>
           <w:b/>
           <w:bCs/>
-          <w:sz w:val="20"/>
-          <w:szCs w:val="20"/>
           <w:lang w:val="en-IN"/>
         </w:rPr>
       </w:pPr>
@@ -6435,19 +5468,8 @@
         <w:rPr>
           <w:b/>
           <w:bCs/>
-          <w:sz w:val="20"/>
-          <w:szCs w:val="20"/>
-        </w:rPr>
-        <w:t xml:space="preserve">Q6. </w:t>
-      </w:r>
-      <w:r>
-        <w:rPr>
-          <w:b/>
-          <w:bCs/>
-          <w:sz w:val="20"/>
-          <w:szCs w:val="20"/>
-        </w:rPr>
-        <w:t>How do you prevent data loss in EC2 instances?</w:t>
+        </w:rPr>
+        <w:t>Q6. How do you prevent data loss in EC2 instances?</w:t>
       </w:r>
     </w:p>
     <w:p>
@@ -6461,92 +5483,38 @@
           <w:tab w:val="left" w:pos="1102"/>
         </w:tabs>
         <w:spacing w:before="62"/>
-        <w:rPr>
-          <w:sz w:val="20"/>
-          <w:szCs w:val="20"/>
-        </w:rPr>
-      </w:pPr>
-      <w:r>
-        <w:rPr>
-          <w:sz w:val="20"/>
-          <w:szCs w:val="20"/>
-        </w:rPr>
+      </w:pPr>
+      <w:r>
         <w:t xml:space="preserve">To prevent </w:t>
       </w:r>
       <w:r>
         <w:rPr>
           <w:b/>
           <w:bCs/>
-          <w:sz w:val="20"/>
-          <w:szCs w:val="20"/>
         </w:rPr>
         <w:t>data loss</w:t>
       </w:r>
       <w:r>
-        <w:rPr>
-          <w:sz w:val="20"/>
-          <w:szCs w:val="20"/>
-        </w:rPr>
         <w:t xml:space="preserve"> in EC2, use </w:t>
       </w:r>
       <w:r>
         <w:rPr>
           <w:b/>
           <w:bCs/>
-          <w:sz w:val="20"/>
-          <w:szCs w:val="20"/>
         </w:rPr>
         <w:t>EBS</w:t>
       </w:r>
       <w:r>
-        <w:rPr>
-          <w:sz w:val="20"/>
-          <w:szCs w:val="20"/>
-        </w:rPr>
-        <w:t xml:space="preserve"> for persistent storage,</w:t>
-      </w:r>
-      <w:r>
-        <w:rPr>
-          <w:sz w:val="20"/>
-          <w:szCs w:val="20"/>
-        </w:rPr>
-        <w:t xml:space="preserve"> </w:t>
-      </w:r>
-      <w:r>
-        <w:rPr>
-          <w:sz w:val="20"/>
-          <w:szCs w:val="20"/>
-        </w:rPr>
-        <w:t>take regular snapshots,</w:t>
-      </w:r>
-      <w:r>
-        <w:rPr>
-          <w:sz w:val="20"/>
-          <w:szCs w:val="20"/>
-        </w:rPr>
-        <w:t xml:space="preserve"> </w:t>
-      </w:r>
-      <w:r>
-        <w:rPr>
-          <w:sz w:val="20"/>
-          <w:szCs w:val="20"/>
-        </w:rPr>
-        <w:t xml:space="preserve">store important data in </w:t>
+        <w:t xml:space="preserve"> for persistent storage, take regular snapshots, store important data in </w:t>
       </w:r>
       <w:r>
         <w:rPr>
           <w:b/>
           <w:bCs/>
-          <w:sz w:val="20"/>
-          <w:szCs w:val="20"/>
         </w:rPr>
         <w:t>S3</w:t>
       </w:r>
       <w:r>
-        <w:rPr>
-          <w:sz w:val="20"/>
-          <w:szCs w:val="20"/>
-        </w:rPr>
         <w:t>,</w:t>
       </w:r>
     </w:p>
@@ -6561,80 +5529,28 @@
           <w:tab w:val="left" w:pos="1102"/>
         </w:tabs>
         <w:spacing w:before="62"/>
-        <w:rPr>
-          <w:sz w:val="20"/>
-          <w:szCs w:val="20"/>
-        </w:rPr>
-      </w:pPr>
-      <w:r>
-        <w:rPr>
-          <w:sz w:val="20"/>
-          <w:szCs w:val="20"/>
-        </w:rPr>
-        <w:t xml:space="preserve"> use AMIs for backups, enable </w:t>
+      </w:pPr>
+      <w:r>
+        <w:t xml:space="preserve">use AMIs for backups, enable </w:t>
       </w:r>
       <w:r>
         <w:rPr>
           <w:b/>
           <w:bCs/>
-          <w:sz w:val="20"/>
-          <w:szCs w:val="20"/>
-        </w:rPr>
-        <w:t xml:space="preserve">termination </w:t>
-      </w:r>
-      <w:proofErr w:type="gramStart"/>
+        </w:rPr>
+        <w:t>termination protection</w:t>
+      </w:r>
+      <w:r>
+        <w:t xml:space="preserve">,  and monitor your instance health with </w:t>
+      </w:r>
       <w:r>
         <w:rPr>
           <w:b/>
           <w:bCs/>
-          <w:sz w:val="20"/>
-          <w:szCs w:val="20"/>
-        </w:rPr>
-        <w:t>protection</w:t>
-      </w:r>
-      <w:r>
-        <w:rPr>
-          <w:sz w:val="20"/>
-          <w:szCs w:val="20"/>
-        </w:rPr>
-        <w:t>,</w:t>
-      </w:r>
-      <w:r>
-        <w:rPr>
-          <w:sz w:val="20"/>
-          <w:szCs w:val="20"/>
-        </w:rPr>
-        <w:t xml:space="preserve"> </w:t>
-      </w:r>
-      <w:r>
-        <w:rPr>
-          <w:sz w:val="20"/>
-          <w:szCs w:val="20"/>
-        </w:rPr>
-        <w:t xml:space="preserve"> and</w:t>
-      </w:r>
-      <w:proofErr w:type="gramEnd"/>
-      <w:r>
-        <w:rPr>
-          <w:sz w:val="20"/>
-          <w:szCs w:val="20"/>
-        </w:rPr>
-        <w:t xml:space="preserve"> monitor your instance health with </w:t>
-      </w:r>
-      <w:r>
-        <w:rPr>
-          <w:b/>
-          <w:bCs/>
-          <w:sz w:val="20"/>
-          <w:szCs w:val="20"/>
         </w:rPr>
         <w:t>CloudWatch</w:t>
       </w:r>
       <w:r>
-        <w:rPr>
-          <w:sz w:val="20"/>
-          <w:szCs w:val="20"/>
-        </w:rPr>
         <w:t xml:space="preserve">. </w:t>
       </w:r>
     </w:p>
@@ -6655,10 +5571,6 @@
         </w:rPr>
       </w:pPr>
       <w:r>
-        <w:rPr>
-          <w:sz w:val="20"/>
-          <w:szCs w:val="20"/>
-        </w:rPr>
         <w:t>These practices ensure high durability, availability, and quick recovery.</w:t>
       </w:r>
     </w:p>
@@ -6683,27 +5595,14 @@
         <w:rPr>
           <w:b/>
           <w:bCs/>
-          <w:sz w:val="20"/>
-          <w:szCs w:val="20"/>
         </w:rPr>
       </w:pPr>
       <w:r>
         <w:rPr>
           <w:b/>
           <w:bCs/>
-          <w:sz w:val="20"/>
-          <w:szCs w:val="20"/>
-        </w:rPr>
-        <w:t xml:space="preserve">Q7. </w:t>
-      </w:r>
-      <w:r>
-        <w:rPr>
-          <w:b/>
-          <w:bCs/>
-          <w:sz w:val="20"/>
-          <w:szCs w:val="20"/>
-        </w:rPr>
-        <w:t>What are the major differences between AWS EC2 Auto Scaling and AWS Elastic Load Balancer (ELB)?</w:t>
+        </w:rPr>
+        <w:t>Q7. What are the major differences between AWS EC2 Auto Scaling and AWS Elastic Load Balancer (ELB)?</w:t>
       </w:r>
     </w:p>
     <w:p>
@@ -6720,24 +5619,16 @@
         <w:rPr>
           <w:b/>
           <w:bCs/>
-          <w:sz w:val="20"/>
-          <w:szCs w:val="20"/>
         </w:rPr>
       </w:pPr>
       <w:r>
         <w:rPr>
           <w:b/>
           <w:bCs/>
-          <w:sz w:val="20"/>
-          <w:szCs w:val="20"/>
         </w:rPr>
         <w:t xml:space="preserve">Auto Scaling: </w:t>
       </w:r>
       <w:r>
-        <w:rPr>
-          <w:sz w:val="20"/>
-          <w:szCs w:val="20"/>
-        </w:rPr>
         <w:t xml:space="preserve">Dynamically adjusts the number of EC2 instances based on traffic. </w:t>
       </w:r>
     </w:p>
@@ -6755,32 +5646,22 @@
         <w:rPr>
           <w:b/>
           <w:bCs/>
-          <w:sz w:val="20"/>
-          <w:szCs w:val="20"/>
         </w:rPr>
       </w:pPr>
       <w:r>
         <w:rPr>
           <w:b/>
           <w:bCs/>
-          <w:sz w:val="20"/>
-          <w:szCs w:val="20"/>
         </w:rPr>
         <w:t xml:space="preserve">Elastic Load Balancer: </w:t>
       </w:r>
       <w:r>
-        <w:rPr>
-          <w:sz w:val="20"/>
-          <w:szCs w:val="20"/>
-        </w:rPr>
         <w:t>Distributes incoming traffic among multiple EC2 instances</w:t>
       </w:r>
       <w:r>
         <w:rPr>
           <w:b/>
           <w:bCs/>
-          <w:sz w:val="20"/>
-          <w:szCs w:val="20"/>
         </w:rPr>
         <w:t>.</w:t>
       </w:r>
@@ -6794,27 +5675,38 @@
         <w:rPr>
           <w:b/>
           <w:bCs/>
-          <w:sz w:val="20"/>
-          <w:szCs w:val="20"/>
-        </w:rPr>
-      </w:pPr>
-      <w:r>
+        </w:rPr>
+      </w:pPr>
+    </w:p>
+    <w:p>
+      <w:pPr>
+        <w:tabs>
+          <w:tab w:val="left" w:pos="1102"/>
+        </w:tabs>
+        <w:spacing w:before="62"/>
         <w:rPr>
           <w:b/>
           <w:bCs/>
-          <w:sz w:val="20"/>
-          <w:szCs w:val="20"/>
-        </w:rPr>
-        <w:t xml:space="preserve">Q8. </w:t>
-      </w:r>
-      <w:r>
+        </w:rPr>
+      </w:pPr>
+    </w:p>
+    <w:p>
+      <w:pPr>
+        <w:tabs>
+          <w:tab w:val="left" w:pos="1102"/>
+        </w:tabs>
+        <w:spacing w:before="62"/>
         <w:rPr>
           <w:b/>
           <w:bCs/>
-          <w:sz w:val="20"/>
-          <w:szCs w:val="20"/>
-        </w:rPr>
-        <w:t>Explain the concept of EC2 Dedicated Hosts and their use cases.</w:t>
+        </w:rPr>
+      </w:pPr>
+      <w:r>
+        <w:rPr>
+          <w:b/>
+          <w:bCs/>
+        </w:rPr>
+        <w:t>Q8. Explain the concept of EC2 Dedicated Hosts and their use cases.</w:t>
       </w:r>
     </w:p>
     <w:p>
@@ -6828,16 +5720,8 @@
           <w:tab w:val="left" w:pos="1102"/>
         </w:tabs>
         <w:spacing w:before="62"/>
-        <w:rPr>
-          <w:sz w:val="20"/>
-          <w:szCs w:val="20"/>
-        </w:rPr>
-      </w:pPr>
-      <w:r>
-        <w:rPr>
-          <w:sz w:val="20"/>
-          <w:szCs w:val="20"/>
-        </w:rPr>
+      </w:pPr>
+      <w:r>
         <w:t xml:space="preserve">An EC2 </w:t>
       </w:r>
       <w:r>
@@ -6846,16 +5730,10 @@
           <w:bCs/>
           <w:i/>
           <w:iCs/>
-          <w:sz w:val="20"/>
-          <w:szCs w:val="20"/>
         </w:rPr>
         <w:t>Dedicated Host</w:t>
       </w:r>
       <w:r>
-        <w:rPr>
-          <w:sz w:val="20"/>
-          <w:szCs w:val="20"/>
-        </w:rPr>
         <w:t xml:space="preserve"> is a physical server fully dedicated to your use.</w:t>
       </w:r>
     </w:p>
@@ -6870,32 +5748,18 @@
           <w:tab w:val="left" w:pos="1102"/>
         </w:tabs>
         <w:spacing w:before="62"/>
-        <w:rPr>
-          <w:sz w:val="20"/>
-          <w:szCs w:val="20"/>
-        </w:rPr>
-      </w:pPr>
-      <w:r>
-        <w:rPr>
-          <w:sz w:val="20"/>
-          <w:szCs w:val="20"/>
-        </w:rPr>
+      </w:pPr>
+      <w:r>
         <w:t>Used for regulatory compliance</w:t>
       </w:r>
       <w:r>
         <w:rPr>
           <w:b/>
           <w:bCs/>
-          <w:sz w:val="20"/>
-          <w:szCs w:val="20"/>
         </w:rPr>
         <w:t>, Bring Your Own License</w:t>
       </w:r>
       <w:r>
-        <w:rPr>
-          <w:sz w:val="20"/>
-          <w:szCs w:val="20"/>
-        </w:rPr>
         <w:t xml:space="preserve"> (BYOL) scenarios, and predictable workloads.</w:t>
       </w:r>
     </w:p>
@@ -6920,27 +5784,14 @@
         <w:rPr>
           <w:b/>
           <w:bCs/>
-          <w:sz w:val="20"/>
-          <w:szCs w:val="20"/>
         </w:rPr>
       </w:pPr>
       <w:r>
         <w:rPr>
           <w:b/>
           <w:bCs/>
-          <w:sz w:val="20"/>
-          <w:szCs w:val="20"/>
-        </w:rPr>
-        <w:t xml:space="preserve">Q9. </w:t>
-      </w:r>
-      <w:r>
-        <w:rPr>
-          <w:b/>
-          <w:bCs/>
-          <w:sz w:val="20"/>
-          <w:szCs w:val="20"/>
-        </w:rPr>
-        <w:t>What is the difference between EC2 Hibernate and EC2 Stop?</w:t>
+        </w:rPr>
+        <w:t>Q9. What is the difference between EC2 Hibernate and EC2 Stop?</w:t>
       </w:r>
     </w:p>
     <w:p>
@@ -6954,32 +5805,18 @@
           <w:tab w:val="left" w:pos="1102"/>
         </w:tabs>
         <w:spacing w:before="62"/>
-        <w:rPr>
-          <w:sz w:val="20"/>
-          <w:szCs w:val="20"/>
-        </w:rPr>
-      </w:pPr>
-      <w:r>
-        <w:rPr>
-          <w:sz w:val="20"/>
-          <w:szCs w:val="20"/>
-        </w:rPr>
+      </w:pPr>
+      <w:r>
         <w:t xml:space="preserve">EC2 </w:t>
       </w:r>
       <w:r>
         <w:rPr>
           <w:b/>
           <w:bCs/>
-          <w:sz w:val="20"/>
-          <w:szCs w:val="20"/>
         </w:rPr>
         <w:t>Stop</w:t>
       </w:r>
       <w:r>
-        <w:rPr>
-          <w:sz w:val="20"/>
-          <w:szCs w:val="20"/>
-        </w:rPr>
         <w:t xml:space="preserve"> shuts down the instance and loses memory state, while </w:t>
       </w:r>
     </w:p>
@@ -6994,48 +5831,33 @@
           <w:tab w:val="left" w:pos="1102"/>
         </w:tabs>
         <w:spacing w:before="62"/>
-        <w:rPr>
-          <w:sz w:val="20"/>
-          <w:szCs w:val="20"/>
-        </w:rPr>
       </w:pPr>
       <w:r>
         <w:rPr>
           <w:b/>
           <w:bCs/>
-          <w:sz w:val="20"/>
-          <w:szCs w:val="20"/>
         </w:rPr>
         <w:t>Hibernate</w:t>
       </w:r>
       <w:r>
-        <w:rPr>
-          <w:sz w:val="20"/>
-          <w:szCs w:val="20"/>
-        </w:rPr>
         <w:t xml:space="preserve"> saves the RAM and resumes the instance from where it left off. Hibernate is faster to restart </w:t>
       </w:r>
       <w:r>
         <w:rPr>
           <w:b/>
           <w:bCs/>
-          <w:sz w:val="20"/>
-          <w:szCs w:val="20"/>
         </w:rPr>
         <w:t>but</w:t>
       </w:r>
       <w:r>
-        <w:rPr>
-          <w:sz w:val="20"/>
-          <w:szCs w:val="20"/>
-        </w:rPr>
         <w:t xml:space="preserve"> uses more EBS storage.</w:t>
       </w:r>
     </w:p>
     <w:sectPr>
-      <w:pgSz w:w="11910" w:h="16840"/>
-      <w:pgMar w:top="1800" w:right="1417" w:bottom="280" w:left="1417" w:header="720" w:footer="720" w:gutter="0"/>
+      <w:pgSz w:w="11910" w:h="16840" w:code="9"/>
+      <w:pgMar w:top="720" w:right="720" w:bottom="720" w:left="720" w:header="720" w:footer="720" w:gutter="0"/>
       <w:cols w:space="720"/>
+      <w:docGrid w:linePitch="299"/>
     </w:sectPr>
   </w:body>
 </w:document>
@@ -8465,13 +7287,1819 @@
   <w:abstractNum w:abstractNumId="12" w15:restartNumberingAfterBreak="0">
     <w:nsid w:val="3E561CDC"/>
     <w:multiLevelType w:val="hybridMultilevel"/>
-    <w:tmpl w:val="A5149572"/>
-    <w:lvl w:ilvl="0" w:tplc="391EC7CE">
+    <w:tmpl w:val="F7BC8C18"/>
+    <w:lvl w:ilvl="0" w:tplc="D54203B2">
       <w:numFmt w:val="bullet"/>
       <w:lvlText w:val=""/>
       <w:lvlJc w:val="left"/>
       <w:pPr>
         <w:ind w:left="360" w:hanging="360"/>
+      </w:pPr>
+      <w:rPr>
+        <w:rFonts w:ascii="Wingdings" w:eastAsia="Wingdings" w:hAnsi="Wingdings" w:cs="Wingdings" w:hint="default"/>
+        <w:b w:val="0"/>
+        <w:bCs w:val="0"/>
+        <w:i w:val="0"/>
+        <w:iCs w:val="0"/>
+        <w:spacing w:val="0"/>
+        <w:w w:val="100"/>
+        <w:sz w:val="20"/>
+        <w:szCs w:val="20"/>
+        <w:lang w:val="en-US" w:eastAsia="en-US" w:bidi="ar-SA"/>
+      </w:rPr>
+    </w:lvl>
+    <w:lvl w:ilvl="1" w:tplc="40090003" w:tentative="1">
+      <w:start w:val="1"/>
+      <w:numFmt w:val="bullet"/>
+      <w:lvlText w:val="o"/>
+      <w:lvlJc w:val="left"/>
+      <w:pPr>
+        <w:ind w:left="1080" w:hanging="360"/>
+      </w:pPr>
+      <w:rPr>
+        <w:rFonts w:ascii="Courier New" w:hAnsi="Courier New" w:cs="Courier New" w:hint="default"/>
+      </w:rPr>
+    </w:lvl>
+    <w:lvl w:ilvl="2" w:tplc="40090005" w:tentative="1">
+      <w:start w:val="1"/>
+      <w:numFmt w:val="bullet"/>
+      <w:lvlText w:val=""/>
+      <w:lvlJc w:val="left"/>
+      <w:pPr>
+        <w:ind w:left="1800" w:hanging="360"/>
+      </w:pPr>
+      <w:rPr>
+        <w:rFonts w:ascii="Wingdings" w:hAnsi="Wingdings" w:hint="default"/>
+      </w:rPr>
+    </w:lvl>
+    <w:lvl w:ilvl="3" w:tplc="40090001" w:tentative="1">
+      <w:start w:val="1"/>
+      <w:numFmt w:val="bullet"/>
+      <w:lvlText w:val=""/>
+      <w:lvlJc w:val="left"/>
+      <w:pPr>
+        <w:ind w:left="2520" w:hanging="360"/>
+      </w:pPr>
+      <w:rPr>
+        <w:rFonts w:ascii="Symbol" w:hAnsi="Symbol" w:hint="default"/>
+      </w:rPr>
+    </w:lvl>
+    <w:lvl w:ilvl="4" w:tplc="40090003" w:tentative="1">
+      <w:start w:val="1"/>
+      <w:numFmt w:val="bullet"/>
+      <w:lvlText w:val="o"/>
+      <w:lvlJc w:val="left"/>
+      <w:pPr>
+        <w:ind w:left="3240" w:hanging="360"/>
+      </w:pPr>
+      <w:rPr>
+        <w:rFonts w:ascii="Courier New" w:hAnsi="Courier New" w:cs="Courier New" w:hint="default"/>
+      </w:rPr>
+    </w:lvl>
+    <w:lvl w:ilvl="5" w:tplc="40090005" w:tentative="1">
+      <w:start w:val="1"/>
+      <w:numFmt w:val="bullet"/>
+      <w:lvlText w:val=""/>
+      <w:lvlJc w:val="left"/>
+      <w:pPr>
+        <w:ind w:left="3960" w:hanging="360"/>
+      </w:pPr>
+      <w:rPr>
+        <w:rFonts w:ascii="Wingdings" w:hAnsi="Wingdings" w:hint="default"/>
+      </w:rPr>
+    </w:lvl>
+    <w:lvl w:ilvl="6" w:tplc="40090001" w:tentative="1">
+      <w:start w:val="1"/>
+      <w:numFmt w:val="bullet"/>
+      <w:lvlText w:val=""/>
+      <w:lvlJc w:val="left"/>
+      <w:pPr>
+        <w:ind w:left="4680" w:hanging="360"/>
+      </w:pPr>
+      <w:rPr>
+        <w:rFonts w:ascii="Symbol" w:hAnsi="Symbol" w:hint="default"/>
+      </w:rPr>
+    </w:lvl>
+    <w:lvl w:ilvl="7" w:tplc="40090003" w:tentative="1">
+      <w:start w:val="1"/>
+      <w:numFmt w:val="bullet"/>
+      <w:lvlText w:val="o"/>
+      <w:lvlJc w:val="left"/>
+      <w:pPr>
+        <w:ind w:left="5400" w:hanging="360"/>
+      </w:pPr>
+      <w:rPr>
+        <w:rFonts w:ascii="Courier New" w:hAnsi="Courier New" w:cs="Courier New" w:hint="default"/>
+      </w:rPr>
+    </w:lvl>
+    <w:lvl w:ilvl="8" w:tplc="40090005" w:tentative="1">
+      <w:start w:val="1"/>
+      <w:numFmt w:val="bullet"/>
+      <w:lvlText w:val=""/>
+      <w:lvlJc w:val="left"/>
+      <w:pPr>
+        <w:ind w:left="6120" w:hanging="360"/>
+      </w:pPr>
+      <w:rPr>
+        <w:rFonts w:ascii="Wingdings" w:hAnsi="Wingdings" w:hint="default"/>
+      </w:rPr>
+    </w:lvl>
+  </w:abstractNum>
+  <w:abstractNum w:abstractNumId="13" w15:restartNumberingAfterBreak="0">
+    <w:nsid w:val="444019B9"/>
+    <w:multiLevelType w:val="hybridMultilevel"/>
+    <w:tmpl w:val="3788DA18"/>
+    <w:lvl w:ilvl="0" w:tplc="4009000B">
+      <w:start w:val="1"/>
+      <w:numFmt w:val="bullet"/>
+      <w:lvlText w:val=""/>
+      <w:lvlJc w:val="left"/>
+      <w:pPr>
+        <w:ind w:left="360" w:hanging="360"/>
+      </w:pPr>
+      <w:rPr>
+        <w:rFonts w:ascii="Wingdings" w:hAnsi="Wingdings" w:hint="default"/>
+      </w:rPr>
+    </w:lvl>
+    <w:lvl w:ilvl="1" w:tplc="40090003" w:tentative="1">
+      <w:start w:val="1"/>
+      <w:numFmt w:val="bullet"/>
+      <w:lvlText w:val="o"/>
+      <w:lvlJc w:val="left"/>
+      <w:pPr>
+        <w:ind w:left="1463" w:hanging="360"/>
+      </w:pPr>
+      <w:rPr>
+        <w:rFonts w:ascii="Courier New" w:hAnsi="Courier New" w:cs="Courier New" w:hint="default"/>
+      </w:rPr>
+    </w:lvl>
+    <w:lvl w:ilvl="2" w:tplc="40090005" w:tentative="1">
+      <w:start w:val="1"/>
+      <w:numFmt w:val="bullet"/>
+      <w:lvlText w:val=""/>
+      <w:lvlJc w:val="left"/>
+      <w:pPr>
+        <w:ind w:left="2183" w:hanging="360"/>
+      </w:pPr>
+      <w:rPr>
+        <w:rFonts w:ascii="Wingdings" w:hAnsi="Wingdings" w:hint="default"/>
+      </w:rPr>
+    </w:lvl>
+    <w:lvl w:ilvl="3" w:tplc="40090001" w:tentative="1">
+      <w:start w:val="1"/>
+      <w:numFmt w:val="bullet"/>
+      <w:lvlText w:val=""/>
+      <w:lvlJc w:val="left"/>
+      <w:pPr>
+        <w:ind w:left="2903" w:hanging="360"/>
+      </w:pPr>
+      <w:rPr>
+        <w:rFonts w:ascii="Symbol" w:hAnsi="Symbol" w:hint="default"/>
+      </w:rPr>
+    </w:lvl>
+    <w:lvl w:ilvl="4" w:tplc="40090003" w:tentative="1">
+      <w:start w:val="1"/>
+      <w:numFmt w:val="bullet"/>
+      <w:lvlText w:val="o"/>
+      <w:lvlJc w:val="left"/>
+      <w:pPr>
+        <w:ind w:left="3623" w:hanging="360"/>
+      </w:pPr>
+      <w:rPr>
+        <w:rFonts w:ascii="Courier New" w:hAnsi="Courier New" w:cs="Courier New" w:hint="default"/>
+      </w:rPr>
+    </w:lvl>
+    <w:lvl w:ilvl="5" w:tplc="40090005" w:tentative="1">
+      <w:start w:val="1"/>
+      <w:numFmt w:val="bullet"/>
+      <w:lvlText w:val=""/>
+      <w:lvlJc w:val="left"/>
+      <w:pPr>
+        <w:ind w:left="4343" w:hanging="360"/>
+      </w:pPr>
+      <w:rPr>
+        <w:rFonts w:ascii="Wingdings" w:hAnsi="Wingdings" w:hint="default"/>
+      </w:rPr>
+    </w:lvl>
+    <w:lvl w:ilvl="6" w:tplc="40090001" w:tentative="1">
+      <w:start w:val="1"/>
+      <w:numFmt w:val="bullet"/>
+      <w:lvlText w:val=""/>
+      <w:lvlJc w:val="left"/>
+      <w:pPr>
+        <w:ind w:left="5063" w:hanging="360"/>
+      </w:pPr>
+      <w:rPr>
+        <w:rFonts w:ascii="Symbol" w:hAnsi="Symbol" w:hint="default"/>
+      </w:rPr>
+    </w:lvl>
+    <w:lvl w:ilvl="7" w:tplc="40090003" w:tentative="1">
+      <w:start w:val="1"/>
+      <w:numFmt w:val="bullet"/>
+      <w:lvlText w:val="o"/>
+      <w:lvlJc w:val="left"/>
+      <w:pPr>
+        <w:ind w:left="5783" w:hanging="360"/>
+      </w:pPr>
+      <w:rPr>
+        <w:rFonts w:ascii="Courier New" w:hAnsi="Courier New" w:cs="Courier New" w:hint="default"/>
+      </w:rPr>
+    </w:lvl>
+    <w:lvl w:ilvl="8" w:tplc="40090005" w:tentative="1">
+      <w:start w:val="1"/>
+      <w:numFmt w:val="bullet"/>
+      <w:lvlText w:val=""/>
+      <w:lvlJc w:val="left"/>
+      <w:pPr>
+        <w:ind w:left="6503" w:hanging="360"/>
+      </w:pPr>
+      <w:rPr>
+        <w:rFonts w:ascii="Wingdings" w:hAnsi="Wingdings" w:hint="default"/>
+      </w:rPr>
+    </w:lvl>
+  </w:abstractNum>
+  <w:abstractNum w:abstractNumId="14" w15:restartNumberingAfterBreak="0">
+    <w:nsid w:val="4E141718"/>
+    <w:multiLevelType w:val="hybridMultilevel"/>
+    <w:tmpl w:val="ED1CD530"/>
+    <w:lvl w:ilvl="0" w:tplc="1CA43D16">
+      <w:numFmt w:val="bullet"/>
+      <w:lvlText w:val=""/>
+      <w:lvlJc w:val="left"/>
+      <w:pPr>
+        <w:ind w:left="360" w:hanging="360"/>
+      </w:pPr>
+      <w:rPr>
+        <w:rFonts w:ascii="Wingdings" w:eastAsia="Wingdings" w:hAnsi="Wingdings" w:cs="Wingdings" w:hint="default"/>
+        <w:b w:val="0"/>
+        <w:bCs w:val="0"/>
+        <w:i w:val="0"/>
+        <w:iCs w:val="0"/>
+        <w:spacing w:val="0"/>
+        <w:w w:val="100"/>
+        <w:sz w:val="20"/>
+        <w:szCs w:val="20"/>
+        <w:lang w:val="en-US" w:eastAsia="en-US" w:bidi="ar-SA"/>
+      </w:rPr>
+    </w:lvl>
+    <w:lvl w:ilvl="1" w:tplc="40090003" w:tentative="1">
+      <w:start w:val="1"/>
+      <w:numFmt w:val="bullet"/>
+      <w:lvlText w:val="o"/>
+      <w:lvlJc w:val="left"/>
+      <w:pPr>
+        <w:ind w:left="1080" w:hanging="360"/>
+      </w:pPr>
+      <w:rPr>
+        <w:rFonts w:ascii="Courier New" w:hAnsi="Courier New" w:cs="Courier New" w:hint="default"/>
+      </w:rPr>
+    </w:lvl>
+    <w:lvl w:ilvl="2" w:tplc="40090005" w:tentative="1">
+      <w:start w:val="1"/>
+      <w:numFmt w:val="bullet"/>
+      <w:lvlText w:val=""/>
+      <w:lvlJc w:val="left"/>
+      <w:pPr>
+        <w:ind w:left="1800" w:hanging="360"/>
+      </w:pPr>
+      <w:rPr>
+        <w:rFonts w:ascii="Wingdings" w:hAnsi="Wingdings" w:hint="default"/>
+      </w:rPr>
+    </w:lvl>
+    <w:lvl w:ilvl="3" w:tplc="40090001" w:tentative="1">
+      <w:start w:val="1"/>
+      <w:numFmt w:val="bullet"/>
+      <w:lvlText w:val=""/>
+      <w:lvlJc w:val="left"/>
+      <w:pPr>
+        <w:ind w:left="2520" w:hanging="360"/>
+      </w:pPr>
+      <w:rPr>
+        <w:rFonts w:ascii="Symbol" w:hAnsi="Symbol" w:hint="default"/>
+      </w:rPr>
+    </w:lvl>
+    <w:lvl w:ilvl="4" w:tplc="40090003" w:tentative="1">
+      <w:start w:val="1"/>
+      <w:numFmt w:val="bullet"/>
+      <w:lvlText w:val="o"/>
+      <w:lvlJc w:val="left"/>
+      <w:pPr>
+        <w:ind w:left="3240" w:hanging="360"/>
+      </w:pPr>
+      <w:rPr>
+        <w:rFonts w:ascii="Courier New" w:hAnsi="Courier New" w:cs="Courier New" w:hint="default"/>
+      </w:rPr>
+    </w:lvl>
+    <w:lvl w:ilvl="5" w:tplc="40090005" w:tentative="1">
+      <w:start w:val="1"/>
+      <w:numFmt w:val="bullet"/>
+      <w:lvlText w:val=""/>
+      <w:lvlJc w:val="left"/>
+      <w:pPr>
+        <w:ind w:left="3960" w:hanging="360"/>
+      </w:pPr>
+      <w:rPr>
+        <w:rFonts w:ascii="Wingdings" w:hAnsi="Wingdings" w:hint="default"/>
+      </w:rPr>
+    </w:lvl>
+    <w:lvl w:ilvl="6" w:tplc="40090001" w:tentative="1">
+      <w:start w:val="1"/>
+      <w:numFmt w:val="bullet"/>
+      <w:lvlText w:val=""/>
+      <w:lvlJc w:val="left"/>
+      <w:pPr>
+        <w:ind w:left="4680" w:hanging="360"/>
+      </w:pPr>
+      <w:rPr>
+        <w:rFonts w:ascii="Symbol" w:hAnsi="Symbol" w:hint="default"/>
+      </w:rPr>
+    </w:lvl>
+    <w:lvl w:ilvl="7" w:tplc="40090003" w:tentative="1">
+      <w:start w:val="1"/>
+      <w:numFmt w:val="bullet"/>
+      <w:lvlText w:val="o"/>
+      <w:lvlJc w:val="left"/>
+      <w:pPr>
+        <w:ind w:left="5400" w:hanging="360"/>
+      </w:pPr>
+      <w:rPr>
+        <w:rFonts w:ascii="Courier New" w:hAnsi="Courier New" w:cs="Courier New" w:hint="default"/>
+      </w:rPr>
+    </w:lvl>
+    <w:lvl w:ilvl="8" w:tplc="40090005" w:tentative="1">
+      <w:start w:val="1"/>
+      <w:numFmt w:val="bullet"/>
+      <w:lvlText w:val=""/>
+      <w:lvlJc w:val="left"/>
+      <w:pPr>
+        <w:ind w:left="6120" w:hanging="360"/>
+      </w:pPr>
+      <w:rPr>
+        <w:rFonts w:ascii="Wingdings" w:hAnsi="Wingdings" w:hint="default"/>
+      </w:rPr>
+    </w:lvl>
+  </w:abstractNum>
+  <w:abstractNum w:abstractNumId="15" w15:restartNumberingAfterBreak="0">
+    <w:nsid w:val="50A06152"/>
+    <w:multiLevelType w:val="hybridMultilevel"/>
+    <w:tmpl w:val="C826DB50"/>
+    <w:lvl w:ilvl="0" w:tplc="4009000F">
+      <w:start w:val="1"/>
+      <w:numFmt w:val="decimal"/>
+      <w:lvlText w:val="%1."/>
+      <w:lvlJc w:val="left"/>
+      <w:pPr>
+        <w:ind w:left="720" w:hanging="360"/>
+      </w:pPr>
+    </w:lvl>
+    <w:lvl w:ilvl="1" w:tplc="40090019" w:tentative="1">
+      <w:start w:val="1"/>
+      <w:numFmt w:val="lowerLetter"/>
+      <w:lvlText w:val="%2."/>
+      <w:lvlJc w:val="left"/>
+      <w:pPr>
+        <w:ind w:left="1440" w:hanging="360"/>
+      </w:pPr>
+    </w:lvl>
+    <w:lvl w:ilvl="2" w:tplc="4009001B" w:tentative="1">
+      <w:start w:val="1"/>
+      <w:numFmt w:val="lowerRoman"/>
+      <w:lvlText w:val="%3."/>
+      <w:lvlJc w:val="right"/>
+      <w:pPr>
+        <w:ind w:left="2160" w:hanging="180"/>
+      </w:pPr>
+    </w:lvl>
+    <w:lvl w:ilvl="3" w:tplc="4009000F" w:tentative="1">
+      <w:start w:val="1"/>
+      <w:numFmt w:val="decimal"/>
+      <w:lvlText w:val="%4."/>
+      <w:lvlJc w:val="left"/>
+      <w:pPr>
+        <w:ind w:left="2880" w:hanging="360"/>
+      </w:pPr>
+    </w:lvl>
+    <w:lvl w:ilvl="4" w:tplc="40090019" w:tentative="1">
+      <w:start w:val="1"/>
+      <w:numFmt w:val="lowerLetter"/>
+      <w:lvlText w:val="%5."/>
+      <w:lvlJc w:val="left"/>
+      <w:pPr>
+        <w:ind w:left="3600" w:hanging="360"/>
+      </w:pPr>
+    </w:lvl>
+    <w:lvl w:ilvl="5" w:tplc="4009001B" w:tentative="1">
+      <w:start w:val="1"/>
+      <w:numFmt w:val="lowerRoman"/>
+      <w:lvlText w:val="%6."/>
+      <w:lvlJc w:val="right"/>
+      <w:pPr>
+        <w:ind w:left="4320" w:hanging="180"/>
+      </w:pPr>
+    </w:lvl>
+    <w:lvl w:ilvl="6" w:tplc="4009000F" w:tentative="1">
+      <w:start w:val="1"/>
+      <w:numFmt w:val="decimal"/>
+      <w:lvlText w:val="%7."/>
+      <w:lvlJc w:val="left"/>
+      <w:pPr>
+        <w:ind w:left="5040" w:hanging="360"/>
+      </w:pPr>
+    </w:lvl>
+    <w:lvl w:ilvl="7" w:tplc="40090019" w:tentative="1">
+      <w:start w:val="1"/>
+      <w:numFmt w:val="lowerLetter"/>
+      <w:lvlText w:val="%8."/>
+      <w:lvlJc w:val="left"/>
+      <w:pPr>
+        <w:ind w:left="5760" w:hanging="360"/>
+      </w:pPr>
+    </w:lvl>
+    <w:lvl w:ilvl="8" w:tplc="4009001B" w:tentative="1">
+      <w:start w:val="1"/>
+      <w:numFmt w:val="lowerRoman"/>
+      <w:lvlText w:val="%9."/>
+      <w:lvlJc w:val="right"/>
+      <w:pPr>
+        <w:ind w:left="6480" w:hanging="180"/>
+      </w:pPr>
+    </w:lvl>
+  </w:abstractNum>
+  <w:abstractNum w:abstractNumId="16" w15:restartNumberingAfterBreak="0">
+    <w:nsid w:val="51487DF7"/>
+    <w:multiLevelType w:val="hybridMultilevel"/>
+    <w:tmpl w:val="A6B4C94E"/>
+    <w:lvl w:ilvl="0" w:tplc="40090005">
+      <w:start w:val="1"/>
+      <w:numFmt w:val="bullet"/>
+      <w:lvlText w:val=""/>
+      <w:lvlJc w:val="left"/>
+      <w:pPr>
+        <w:ind w:left="720" w:hanging="360"/>
+      </w:pPr>
+      <w:rPr>
+        <w:rFonts w:ascii="Wingdings" w:hAnsi="Wingdings" w:hint="default"/>
+        <w:b w:val="0"/>
+        <w:bCs w:val="0"/>
+        <w:i w:val="0"/>
+        <w:iCs w:val="0"/>
+        <w:spacing w:val="0"/>
+        <w:w w:val="99"/>
+        <w:sz w:val="28"/>
+        <w:szCs w:val="28"/>
+        <w:lang w:val="en-US" w:eastAsia="en-US" w:bidi="ar-SA"/>
+      </w:rPr>
+    </w:lvl>
+    <w:lvl w:ilvl="1" w:tplc="40090003" w:tentative="1">
+      <w:start w:val="1"/>
+      <w:numFmt w:val="bullet"/>
+      <w:lvlText w:val="o"/>
+      <w:lvlJc w:val="left"/>
+      <w:pPr>
+        <w:ind w:left="1440" w:hanging="360"/>
+      </w:pPr>
+      <w:rPr>
+        <w:rFonts w:ascii="Courier New" w:hAnsi="Courier New" w:cs="Courier New" w:hint="default"/>
+      </w:rPr>
+    </w:lvl>
+    <w:lvl w:ilvl="2" w:tplc="40090005" w:tentative="1">
+      <w:start w:val="1"/>
+      <w:numFmt w:val="bullet"/>
+      <w:lvlText w:val=""/>
+      <w:lvlJc w:val="left"/>
+      <w:pPr>
+        <w:ind w:left="2160" w:hanging="360"/>
+      </w:pPr>
+      <w:rPr>
+        <w:rFonts w:ascii="Wingdings" w:hAnsi="Wingdings" w:hint="default"/>
+      </w:rPr>
+    </w:lvl>
+    <w:lvl w:ilvl="3" w:tplc="40090001" w:tentative="1">
+      <w:start w:val="1"/>
+      <w:numFmt w:val="bullet"/>
+      <w:lvlText w:val=""/>
+      <w:lvlJc w:val="left"/>
+      <w:pPr>
+        <w:ind w:left="2880" w:hanging="360"/>
+      </w:pPr>
+      <w:rPr>
+        <w:rFonts w:ascii="Symbol" w:hAnsi="Symbol" w:hint="default"/>
+      </w:rPr>
+    </w:lvl>
+    <w:lvl w:ilvl="4" w:tplc="40090003" w:tentative="1">
+      <w:start w:val="1"/>
+      <w:numFmt w:val="bullet"/>
+      <w:lvlText w:val="o"/>
+      <w:lvlJc w:val="left"/>
+      <w:pPr>
+        <w:ind w:left="3600" w:hanging="360"/>
+      </w:pPr>
+      <w:rPr>
+        <w:rFonts w:ascii="Courier New" w:hAnsi="Courier New" w:cs="Courier New" w:hint="default"/>
+      </w:rPr>
+    </w:lvl>
+    <w:lvl w:ilvl="5" w:tplc="40090005" w:tentative="1">
+      <w:start w:val="1"/>
+      <w:numFmt w:val="bullet"/>
+      <w:lvlText w:val=""/>
+      <w:lvlJc w:val="left"/>
+      <w:pPr>
+        <w:ind w:left="4320" w:hanging="360"/>
+      </w:pPr>
+      <w:rPr>
+        <w:rFonts w:ascii="Wingdings" w:hAnsi="Wingdings" w:hint="default"/>
+      </w:rPr>
+    </w:lvl>
+    <w:lvl w:ilvl="6" w:tplc="40090001" w:tentative="1">
+      <w:start w:val="1"/>
+      <w:numFmt w:val="bullet"/>
+      <w:lvlText w:val=""/>
+      <w:lvlJc w:val="left"/>
+      <w:pPr>
+        <w:ind w:left="5040" w:hanging="360"/>
+      </w:pPr>
+      <w:rPr>
+        <w:rFonts w:ascii="Symbol" w:hAnsi="Symbol" w:hint="default"/>
+      </w:rPr>
+    </w:lvl>
+    <w:lvl w:ilvl="7" w:tplc="40090003" w:tentative="1">
+      <w:start w:val="1"/>
+      <w:numFmt w:val="bullet"/>
+      <w:lvlText w:val="o"/>
+      <w:lvlJc w:val="left"/>
+      <w:pPr>
+        <w:ind w:left="5760" w:hanging="360"/>
+      </w:pPr>
+      <w:rPr>
+        <w:rFonts w:ascii="Courier New" w:hAnsi="Courier New" w:cs="Courier New" w:hint="default"/>
+      </w:rPr>
+    </w:lvl>
+    <w:lvl w:ilvl="8" w:tplc="40090005" w:tentative="1">
+      <w:start w:val="1"/>
+      <w:numFmt w:val="bullet"/>
+      <w:lvlText w:val=""/>
+      <w:lvlJc w:val="left"/>
+      <w:pPr>
+        <w:ind w:left="6480" w:hanging="360"/>
+      </w:pPr>
+      <w:rPr>
+        <w:rFonts w:ascii="Wingdings" w:hAnsi="Wingdings" w:hint="default"/>
+      </w:rPr>
+    </w:lvl>
+  </w:abstractNum>
+  <w:abstractNum w:abstractNumId="17" w15:restartNumberingAfterBreak="0">
+    <w:nsid w:val="54807B1C"/>
+    <w:multiLevelType w:val="hybridMultilevel"/>
+    <w:tmpl w:val="56AA2DEA"/>
+    <w:lvl w:ilvl="0" w:tplc="40090005">
+      <w:start w:val="1"/>
+      <w:numFmt w:val="bullet"/>
+      <w:lvlText w:val=""/>
+      <w:lvlJc w:val="left"/>
+      <w:pPr>
+        <w:ind w:left="360" w:hanging="360"/>
+      </w:pPr>
+      <w:rPr>
+        <w:rFonts w:ascii="Wingdings" w:hAnsi="Wingdings" w:hint="default"/>
+      </w:rPr>
+    </w:lvl>
+    <w:lvl w:ilvl="1" w:tplc="40090003" w:tentative="1">
+      <w:start w:val="1"/>
+      <w:numFmt w:val="bullet"/>
+      <w:lvlText w:val="o"/>
+      <w:lvlJc w:val="left"/>
+      <w:pPr>
+        <w:ind w:left="1080" w:hanging="360"/>
+      </w:pPr>
+      <w:rPr>
+        <w:rFonts w:ascii="Courier New" w:hAnsi="Courier New" w:cs="Courier New" w:hint="default"/>
+      </w:rPr>
+    </w:lvl>
+    <w:lvl w:ilvl="2" w:tplc="40090005" w:tentative="1">
+      <w:start w:val="1"/>
+      <w:numFmt w:val="bullet"/>
+      <w:lvlText w:val=""/>
+      <w:lvlJc w:val="left"/>
+      <w:pPr>
+        <w:ind w:left="1800" w:hanging="360"/>
+      </w:pPr>
+      <w:rPr>
+        <w:rFonts w:ascii="Wingdings" w:hAnsi="Wingdings" w:hint="default"/>
+      </w:rPr>
+    </w:lvl>
+    <w:lvl w:ilvl="3" w:tplc="40090001" w:tentative="1">
+      <w:start w:val="1"/>
+      <w:numFmt w:val="bullet"/>
+      <w:lvlText w:val=""/>
+      <w:lvlJc w:val="left"/>
+      <w:pPr>
+        <w:ind w:left="2520" w:hanging="360"/>
+      </w:pPr>
+      <w:rPr>
+        <w:rFonts w:ascii="Symbol" w:hAnsi="Symbol" w:hint="default"/>
+      </w:rPr>
+    </w:lvl>
+    <w:lvl w:ilvl="4" w:tplc="40090003" w:tentative="1">
+      <w:start w:val="1"/>
+      <w:numFmt w:val="bullet"/>
+      <w:lvlText w:val="o"/>
+      <w:lvlJc w:val="left"/>
+      <w:pPr>
+        <w:ind w:left="3240" w:hanging="360"/>
+      </w:pPr>
+      <w:rPr>
+        <w:rFonts w:ascii="Courier New" w:hAnsi="Courier New" w:cs="Courier New" w:hint="default"/>
+      </w:rPr>
+    </w:lvl>
+    <w:lvl w:ilvl="5" w:tplc="40090005" w:tentative="1">
+      <w:start w:val="1"/>
+      <w:numFmt w:val="bullet"/>
+      <w:lvlText w:val=""/>
+      <w:lvlJc w:val="left"/>
+      <w:pPr>
+        <w:ind w:left="3960" w:hanging="360"/>
+      </w:pPr>
+      <w:rPr>
+        <w:rFonts w:ascii="Wingdings" w:hAnsi="Wingdings" w:hint="default"/>
+      </w:rPr>
+    </w:lvl>
+    <w:lvl w:ilvl="6" w:tplc="40090001" w:tentative="1">
+      <w:start w:val="1"/>
+      <w:numFmt w:val="bullet"/>
+      <w:lvlText w:val=""/>
+      <w:lvlJc w:val="left"/>
+      <w:pPr>
+        <w:ind w:left="4680" w:hanging="360"/>
+      </w:pPr>
+      <w:rPr>
+        <w:rFonts w:ascii="Symbol" w:hAnsi="Symbol" w:hint="default"/>
+      </w:rPr>
+    </w:lvl>
+    <w:lvl w:ilvl="7" w:tplc="40090003" w:tentative="1">
+      <w:start w:val="1"/>
+      <w:numFmt w:val="bullet"/>
+      <w:lvlText w:val="o"/>
+      <w:lvlJc w:val="left"/>
+      <w:pPr>
+        <w:ind w:left="5400" w:hanging="360"/>
+      </w:pPr>
+      <w:rPr>
+        <w:rFonts w:ascii="Courier New" w:hAnsi="Courier New" w:cs="Courier New" w:hint="default"/>
+      </w:rPr>
+    </w:lvl>
+    <w:lvl w:ilvl="8" w:tplc="40090005" w:tentative="1">
+      <w:start w:val="1"/>
+      <w:numFmt w:val="bullet"/>
+      <w:lvlText w:val=""/>
+      <w:lvlJc w:val="left"/>
+      <w:pPr>
+        <w:ind w:left="6120" w:hanging="360"/>
+      </w:pPr>
+      <w:rPr>
+        <w:rFonts w:ascii="Wingdings" w:hAnsi="Wingdings" w:hint="default"/>
+      </w:rPr>
+    </w:lvl>
+  </w:abstractNum>
+  <w:abstractNum w:abstractNumId="18" w15:restartNumberingAfterBreak="0">
+    <w:nsid w:val="5FC42403"/>
+    <w:multiLevelType w:val="multilevel"/>
+    <w:tmpl w:val="97BA2350"/>
+    <w:lvl w:ilvl="0">
+      <w:start w:val="1"/>
+      <w:numFmt w:val="bullet"/>
+      <w:lvlText w:val=""/>
+      <w:lvlJc w:val="left"/>
+      <w:pPr>
+        <w:tabs>
+          <w:tab w:val="num" w:pos="720"/>
+        </w:tabs>
+        <w:ind w:left="720" w:hanging="360"/>
+      </w:pPr>
+      <w:rPr>
+        <w:rFonts w:ascii="Symbol" w:hAnsi="Symbol" w:hint="default"/>
+        <w:sz w:val="20"/>
+      </w:rPr>
+    </w:lvl>
+    <w:lvl w:ilvl="1" w:tentative="1">
+      <w:start w:val="1"/>
+      <w:numFmt w:val="bullet"/>
+      <w:lvlText w:val="o"/>
+      <w:lvlJc w:val="left"/>
+      <w:pPr>
+        <w:tabs>
+          <w:tab w:val="num" w:pos="1440"/>
+        </w:tabs>
+        <w:ind w:left="1440" w:hanging="360"/>
+      </w:pPr>
+      <w:rPr>
+        <w:rFonts w:ascii="Courier New" w:hAnsi="Courier New" w:hint="default"/>
+        <w:sz w:val="20"/>
+      </w:rPr>
+    </w:lvl>
+    <w:lvl w:ilvl="2" w:tentative="1">
+      <w:start w:val="1"/>
+      <w:numFmt w:val="bullet"/>
+      <w:lvlText w:val=""/>
+      <w:lvlJc w:val="left"/>
+      <w:pPr>
+        <w:tabs>
+          <w:tab w:val="num" w:pos="2160"/>
+        </w:tabs>
+        <w:ind w:left="2160" w:hanging="360"/>
+      </w:pPr>
+      <w:rPr>
+        <w:rFonts w:ascii="Wingdings" w:hAnsi="Wingdings" w:hint="default"/>
+        <w:sz w:val="20"/>
+      </w:rPr>
+    </w:lvl>
+    <w:lvl w:ilvl="3" w:tentative="1">
+      <w:start w:val="1"/>
+      <w:numFmt w:val="bullet"/>
+      <w:lvlText w:val=""/>
+      <w:lvlJc w:val="left"/>
+      <w:pPr>
+        <w:tabs>
+          <w:tab w:val="num" w:pos="2880"/>
+        </w:tabs>
+        <w:ind w:left="2880" w:hanging="360"/>
+      </w:pPr>
+      <w:rPr>
+        <w:rFonts w:ascii="Wingdings" w:hAnsi="Wingdings" w:hint="default"/>
+        <w:sz w:val="20"/>
+      </w:rPr>
+    </w:lvl>
+    <w:lvl w:ilvl="4" w:tentative="1">
+      <w:start w:val="1"/>
+      <w:numFmt w:val="bullet"/>
+      <w:lvlText w:val=""/>
+      <w:lvlJc w:val="left"/>
+      <w:pPr>
+        <w:tabs>
+          <w:tab w:val="num" w:pos="3600"/>
+        </w:tabs>
+        <w:ind w:left="3600" w:hanging="360"/>
+      </w:pPr>
+      <w:rPr>
+        <w:rFonts w:ascii="Wingdings" w:hAnsi="Wingdings" w:hint="default"/>
+        <w:sz w:val="20"/>
+      </w:rPr>
+    </w:lvl>
+    <w:lvl w:ilvl="5" w:tentative="1">
+      <w:start w:val="1"/>
+      <w:numFmt w:val="bullet"/>
+      <w:lvlText w:val=""/>
+      <w:lvlJc w:val="left"/>
+      <w:pPr>
+        <w:tabs>
+          <w:tab w:val="num" w:pos="4320"/>
+        </w:tabs>
+        <w:ind w:left="4320" w:hanging="360"/>
+      </w:pPr>
+      <w:rPr>
+        <w:rFonts w:ascii="Wingdings" w:hAnsi="Wingdings" w:hint="default"/>
+        <w:sz w:val="20"/>
+      </w:rPr>
+    </w:lvl>
+    <w:lvl w:ilvl="6" w:tentative="1">
+      <w:start w:val="1"/>
+      <w:numFmt w:val="bullet"/>
+      <w:lvlText w:val=""/>
+      <w:lvlJc w:val="left"/>
+      <w:pPr>
+        <w:tabs>
+          <w:tab w:val="num" w:pos="5040"/>
+        </w:tabs>
+        <w:ind w:left="5040" w:hanging="360"/>
+      </w:pPr>
+      <w:rPr>
+        <w:rFonts w:ascii="Wingdings" w:hAnsi="Wingdings" w:hint="default"/>
+        <w:sz w:val="20"/>
+      </w:rPr>
+    </w:lvl>
+    <w:lvl w:ilvl="7" w:tentative="1">
+      <w:start w:val="1"/>
+      <w:numFmt w:val="bullet"/>
+      <w:lvlText w:val=""/>
+      <w:lvlJc w:val="left"/>
+      <w:pPr>
+        <w:tabs>
+          <w:tab w:val="num" w:pos="5760"/>
+        </w:tabs>
+        <w:ind w:left="5760" w:hanging="360"/>
+      </w:pPr>
+      <w:rPr>
+        <w:rFonts w:ascii="Wingdings" w:hAnsi="Wingdings" w:hint="default"/>
+        <w:sz w:val="20"/>
+      </w:rPr>
+    </w:lvl>
+    <w:lvl w:ilvl="8" w:tentative="1">
+      <w:start w:val="1"/>
+      <w:numFmt w:val="bullet"/>
+      <w:lvlText w:val=""/>
+      <w:lvlJc w:val="left"/>
+      <w:pPr>
+        <w:tabs>
+          <w:tab w:val="num" w:pos="6480"/>
+        </w:tabs>
+        <w:ind w:left="6480" w:hanging="360"/>
+      </w:pPr>
+      <w:rPr>
+        <w:rFonts w:ascii="Wingdings" w:hAnsi="Wingdings" w:hint="default"/>
+        <w:sz w:val="20"/>
+      </w:rPr>
+    </w:lvl>
+  </w:abstractNum>
+  <w:abstractNum w:abstractNumId="19" w15:restartNumberingAfterBreak="0">
+    <w:nsid w:val="61AD6FD9"/>
+    <w:multiLevelType w:val="multilevel"/>
+    <w:tmpl w:val="292E4F96"/>
+    <w:lvl w:ilvl="0">
+      <w:start w:val="1"/>
+      <w:numFmt w:val="bullet"/>
+      <w:lvlText w:val=""/>
+      <w:lvlJc w:val="left"/>
+      <w:pPr>
+        <w:tabs>
+          <w:tab w:val="num" w:pos="720"/>
+        </w:tabs>
+        <w:ind w:left="720" w:hanging="360"/>
+      </w:pPr>
+      <w:rPr>
+        <w:rFonts w:ascii="Symbol" w:hAnsi="Symbol" w:hint="default"/>
+        <w:sz w:val="20"/>
+      </w:rPr>
+    </w:lvl>
+    <w:lvl w:ilvl="1">
+      <w:start w:val="3"/>
+      <w:numFmt w:val="decimal"/>
+      <w:lvlText w:val="%2."/>
+      <w:lvlJc w:val="left"/>
+      <w:pPr>
+        <w:ind w:left="360" w:hanging="360"/>
+      </w:pPr>
+      <w:rPr>
+        <w:rFonts w:hint="default"/>
+      </w:rPr>
+    </w:lvl>
+    <w:lvl w:ilvl="2" w:tentative="1">
+      <w:start w:val="1"/>
+      <w:numFmt w:val="bullet"/>
+      <w:lvlText w:val=""/>
+      <w:lvlJc w:val="left"/>
+      <w:pPr>
+        <w:tabs>
+          <w:tab w:val="num" w:pos="2160"/>
+        </w:tabs>
+        <w:ind w:left="2160" w:hanging="360"/>
+      </w:pPr>
+      <w:rPr>
+        <w:rFonts w:ascii="Wingdings" w:hAnsi="Wingdings" w:hint="default"/>
+        <w:sz w:val="20"/>
+      </w:rPr>
+    </w:lvl>
+    <w:lvl w:ilvl="3" w:tentative="1">
+      <w:start w:val="1"/>
+      <w:numFmt w:val="bullet"/>
+      <w:lvlText w:val=""/>
+      <w:lvlJc w:val="left"/>
+      <w:pPr>
+        <w:tabs>
+          <w:tab w:val="num" w:pos="2880"/>
+        </w:tabs>
+        <w:ind w:left="2880" w:hanging="360"/>
+      </w:pPr>
+      <w:rPr>
+        <w:rFonts w:ascii="Wingdings" w:hAnsi="Wingdings" w:hint="default"/>
+        <w:sz w:val="20"/>
+      </w:rPr>
+    </w:lvl>
+    <w:lvl w:ilvl="4" w:tentative="1">
+      <w:start w:val="1"/>
+      <w:numFmt w:val="bullet"/>
+      <w:lvlText w:val=""/>
+      <w:lvlJc w:val="left"/>
+      <w:pPr>
+        <w:tabs>
+          <w:tab w:val="num" w:pos="3600"/>
+        </w:tabs>
+        <w:ind w:left="3600" w:hanging="360"/>
+      </w:pPr>
+      <w:rPr>
+        <w:rFonts w:ascii="Wingdings" w:hAnsi="Wingdings" w:hint="default"/>
+        <w:sz w:val="20"/>
+      </w:rPr>
+    </w:lvl>
+    <w:lvl w:ilvl="5" w:tentative="1">
+      <w:start w:val="1"/>
+      <w:numFmt w:val="bullet"/>
+      <w:lvlText w:val=""/>
+      <w:lvlJc w:val="left"/>
+      <w:pPr>
+        <w:tabs>
+          <w:tab w:val="num" w:pos="4320"/>
+        </w:tabs>
+        <w:ind w:left="4320" w:hanging="360"/>
+      </w:pPr>
+      <w:rPr>
+        <w:rFonts w:ascii="Wingdings" w:hAnsi="Wingdings" w:hint="default"/>
+        <w:sz w:val="20"/>
+      </w:rPr>
+    </w:lvl>
+    <w:lvl w:ilvl="6" w:tentative="1">
+      <w:start w:val="1"/>
+      <w:numFmt w:val="bullet"/>
+      <w:lvlText w:val=""/>
+      <w:lvlJc w:val="left"/>
+      <w:pPr>
+        <w:tabs>
+          <w:tab w:val="num" w:pos="5040"/>
+        </w:tabs>
+        <w:ind w:left="5040" w:hanging="360"/>
+      </w:pPr>
+      <w:rPr>
+        <w:rFonts w:ascii="Wingdings" w:hAnsi="Wingdings" w:hint="default"/>
+        <w:sz w:val="20"/>
+      </w:rPr>
+    </w:lvl>
+    <w:lvl w:ilvl="7" w:tentative="1">
+      <w:start w:val="1"/>
+      <w:numFmt w:val="bullet"/>
+      <w:lvlText w:val=""/>
+      <w:lvlJc w:val="left"/>
+      <w:pPr>
+        <w:tabs>
+          <w:tab w:val="num" w:pos="5760"/>
+        </w:tabs>
+        <w:ind w:left="5760" w:hanging="360"/>
+      </w:pPr>
+      <w:rPr>
+        <w:rFonts w:ascii="Wingdings" w:hAnsi="Wingdings" w:hint="default"/>
+        <w:sz w:val="20"/>
+      </w:rPr>
+    </w:lvl>
+    <w:lvl w:ilvl="8" w:tentative="1">
+      <w:start w:val="1"/>
+      <w:numFmt w:val="bullet"/>
+      <w:lvlText w:val=""/>
+      <w:lvlJc w:val="left"/>
+      <w:pPr>
+        <w:tabs>
+          <w:tab w:val="num" w:pos="6480"/>
+        </w:tabs>
+        <w:ind w:left="6480" w:hanging="360"/>
+      </w:pPr>
+      <w:rPr>
+        <w:rFonts w:ascii="Wingdings" w:hAnsi="Wingdings" w:hint="default"/>
+        <w:sz w:val="20"/>
+      </w:rPr>
+    </w:lvl>
+  </w:abstractNum>
+  <w:abstractNum w:abstractNumId="20" w15:restartNumberingAfterBreak="0">
+    <w:nsid w:val="622868C0"/>
+    <w:multiLevelType w:val="hybridMultilevel"/>
+    <w:tmpl w:val="CCF0887A"/>
+    <w:lvl w:ilvl="0" w:tplc="14240DEA">
+      <w:numFmt w:val="bullet"/>
+      <w:lvlText w:val=""/>
+      <w:lvlJc w:val="left"/>
+      <w:pPr>
+        <w:ind w:left="360" w:hanging="360"/>
+      </w:pPr>
+      <w:rPr>
+        <w:rFonts w:ascii="Wingdings" w:eastAsia="Wingdings" w:hAnsi="Wingdings" w:cs="Wingdings" w:hint="default"/>
+        <w:b w:val="0"/>
+        <w:bCs w:val="0"/>
+        <w:i w:val="0"/>
+        <w:iCs w:val="0"/>
+        <w:spacing w:val="0"/>
+        <w:w w:val="100"/>
+        <w:sz w:val="20"/>
+        <w:szCs w:val="20"/>
+        <w:lang w:val="en-US" w:eastAsia="en-US" w:bidi="ar-SA"/>
+      </w:rPr>
+    </w:lvl>
+    <w:lvl w:ilvl="1" w:tplc="40090003" w:tentative="1">
+      <w:start w:val="1"/>
+      <w:numFmt w:val="bullet"/>
+      <w:lvlText w:val="o"/>
+      <w:lvlJc w:val="left"/>
+      <w:pPr>
+        <w:ind w:left="1080" w:hanging="360"/>
+      </w:pPr>
+      <w:rPr>
+        <w:rFonts w:ascii="Courier New" w:hAnsi="Courier New" w:cs="Courier New" w:hint="default"/>
+      </w:rPr>
+    </w:lvl>
+    <w:lvl w:ilvl="2" w:tplc="40090005" w:tentative="1">
+      <w:start w:val="1"/>
+      <w:numFmt w:val="bullet"/>
+      <w:lvlText w:val=""/>
+      <w:lvlJc w:val="left"/>
+      <w:pPr>
+        <w:ind w:left="1800" w:hanging="360"/>
+      </w:pPr>
+      <w:rPr>
+        <w:rFonts w:ascii="Wingdings" w:hAnsi="Wingdings" w:hint="default"/>
+      </w:rPr>
+    </w:lvl>
+    <w:lvl w:ilvl="3" w:tplc="40090001" w:tentative="1">
+      <w:start w:val="1"/>
+      <w:numFmt w:val="bullet"/>
+      <w:lvlText w:val=""/>
+      <w:lvlJc w:val="left"/>
+      <w:pPr>
+        <w:ind w:left="2520" w:hanging="360"/>
+      </w:pPr>
+      <w:rPr>
+        <w:rFonts w:ascii="Symbol" w:hAnsi="Symbol" w:hint="default"/>
+      </w:rPr>
+    </w:lvl>
+    <w:lvl w:ilvl="4" w:tplc="40090003" w:tentative="1">
+      <w:start w:val="1"/>
+      <w:numFmt w:val="bullet"/>
+      <w:lvlText w:val="o"/>
+      <w:lvlJc w:val="left"/>
+      <w:pPr>
+        <w:ind w:left="3240" w:hanging="360"/>
+      </w:pPr>
+      <w:rPr>
+        <w:rFonts w:ascii="Courier New" w:hAnsi="Courier New" w:cs="Courier New" w:hint="default"/>
+      </w:rPr>
+    </w:lvl>
+    <w:lvl w:ilvl="5" w:tplc="40090005" w:tentative="1">
+      <w:start w:val="1"/>
+      <w:numFmt w:val="bullet"/>
+      <w:lvlText w:val=""/>
+      <w:lvlJc w:val="left"/>
+      <w:pPr>
+        <w:ind w:left="3960" w:hanging="360"/>
+      </w:pPr>
+      <w:rPr>
+        <w:rFonts w:ascii="Wingdings" w:hAnsi="Wingdings" w:hint="default"/>
+      </w:rPr>
+    </w:lvl>
+    <w:lvl w:ilvl="6" w:tplc="40090001" w:tentative="1">
+      <w:start w:val="1"/>
+      <w:numFmt w:val="bullet"/>
+      <w:lvlText w:val=""/>
+      <w:lvlJc w:val="left"/>
+      <w:pPr>
+        <w:ind w:left="4680" w:hanging="360"/>
+      </w:pPr>
+      <w:rPr>
+        <w:rFonts w:ascii="Symbol" w:hAnsi="Symbol" w:hint="default"/>
+      </w:rPr>
+    </w:lvl>
+    <w:lvl w:ilvl="7" w:tplc="40090003" w:tentative="1">
+      <w:start w:val="1"/>
+      <w:numFmt w:val="bullet"/>
+      <w:lvlText w:val="o"/>
+      <w:lvlJc w:val="left"/>
+      <w:pPr>
+        <w:ind w:left="5400" w:hanging="360"/>
+      </w:pPr>
+      <w:rPr>
+        <w:rFonts w:ascii="Courier New" w:hAnsi="Courier New" w:cs="Courier New" w:hint="default"/>
+      </w:rPr>
+    </w:lvl>
+    <w:lvl w:ilvl="8" w:tplc="40090005" w:tentative="1">
+      <w:start w:val="1"/>
+      <w:numFmt w:val="bullet"/>
+      <w:lvlText w:val=""/>
+      <w:lvlJc w:val="left"/>
+      <w:pPr>
+        <w:ind w:left="6120" w:hanging="360"/>
+      </w:pPr>
+      <w:rPr>
+        <w:rFonts w:ascii="Wingdings" w:hAnsi="Wingdings" w:hint="default"/>
+      </w:rPr>
+    </w:lvl>
+  </w:abstractNum>
+  <w:abstractNum w:abstractNumId="21" w15:restartNumberingAfterBreak="0">
+    <w:nsid w:val="63FF6D67"/>
+    <w:multiLevelType w:val="hybridMultilevel"/>
+    <w:tmpl w:val="32D461C0"/>
+    <w:lvl w:ilvl="0" w:tplc="9E0A8FB8">
+      <w:numFmt w:val="bullet"/>
+      <w:lvlText w:val=""/>
+      <w:lvlJc w:val="left"/>
+      <w:pPr>
+        <w:ind w:left="360" w:hanging="360"/>
+      </w:pPr>
+      <w:rPr>
+        <w:rFonts w:ascii="Wingdings" w:eastAsia="Wingdings" w:hAnsi="Wingdings" w:cs="Wingdings" w:hint="default"/>
+        <w:b w:val="0"/>
+        <w:bCs w:val="0"/>
+        <w:i w:val="0"/>
+        <w:iCs w:val="0"/>
+        <w:spacing w:val="0"/>
+        <w:w w:val="100"/>
+        <w:sz w:val="20"/>
+        <w:szCs w:val="20"/>
+        <w:lang w:val="en-US" w:eastAsia="en-US" w:bidi="ar-SA"/>
+      </w:rPr>
+    </w:lvl>
+    <w:lvl w:ilvl="1" w:tplc="40090003" w:tentative="1">
+      <w:start w:val="1"/>
+      <w:numFmt w:val="bullet"/>
+      <w:lvlText w:val="o"/>
+      <w:lvlJc w:val="left"/>
+      <w:pPr>
+        <w:ind w:left="1080" w:hanging="360"/>
+      </w:pPr>
+      <w:rPr>
+        <w:rFonts w:ascii="Courier New" w:hAnsi="Courier New" w:cs="Courier New" w:hint="default"/>
+      </w:rPr>
+    </w:lvl>
+    <w:lvl w:ilvl="2" w:tplc="40090005" w:tentative="1">
+      <w:start w:val="1"/>
+      <w:numFmt w:val="bullet"/>
+      <w:lvlText w:val=""/>
+      <w:lvlJc w:val="left"/>
+      <w:pPr>
+        <w:ind w:left="1800" w:hanging="360"/>
+      </w:pPr>
+      <w:rPr>
+        <w:rFonts w:ascii="Wingdings" w:hAnsi="Wingdings" w:hint="default"/>
+      </w:rPr>
+    </w:lvl>
+    <w:lvl w:ilvl="3" w:tplc="40090001" w:tentative="1">
+      <w:start w:val="1"/>
+      <w:numFmt w:val="bullet"/>
+      <w:lvlText w:val=""/>
+      <w:lvlJc w:val="left"/>
+      <w:pPr>
+        <w:ind w:left="2520" w:hanging="360"/>
+      </w:pPr>
+      <w:rPr>
+        <w:rFonts w:ascii="Symbol" w:hAnsi="Symbol" w:hint="default"/>
+      </w:rPr>
+    </w:lvl>
+    <w:lvl w:ilvl="4" w:tplc="40090003" w:tentative="1">
+      <w:start w:val="1"/>
+      <w:numFmt w:val="bullet"/>
+      <w:lvlText w:val="o"/>
+      <w:lvlJc w:val="left"/>
+      <w:pPr>
+        <w:ind w:left="3240" w:hanging="360"/>
+      </w:pPr>
+      <w:rPr>
+        <w:rFonts w:ascii="Courier New" w:hAnsi="Courier New" w:cs="Courier New" w:hint="default"/>
+      </w:rPr>
+    </w:lvl>
+    <w:lvl w:ilvl="5" w:tplc="40090005" w:tentative="1">
+      <w:start w:val="1"/>
+      <w:numFmt w:val="bullet"/>
+      <w:lvlText w:val=""/>
+      <w:lvlJc w:val="left"/>
+      <w:pPr>
+        <w:ind w:left="3960" w:hanging="360"/>
+      </w:pPr>
+      <w:rPr>
+        <w:rFonts w:ascii="Wingdings" w:hAnsi="Wingdings" w:hint="default"/>
+      </w:rPr>
+    </w:lvl>
+    <w:lvl w:ilvl="6" w:tplc="40090001" w:tentative="1">
+      <w:start w:val="1"/>
+      <w:numFmt w:val="bullet"/>
+      <w:lvlText w:val=""/>
+      <w:lvlJc w:val="left"/>
+      <w:pPr>
+        <w:ind w:left="4680" w:hanging="360"/>
+      </w:pPr>
+      <w:rPr>
+        <w:rFonts w:ascii="Symbol" w:hAnsi="Symbol" w:hint="default"/>
+      </w:rPr>
+    </w:lvl>
+    <w:lvl w:ilvl="7" w:tplc="40090003" w:tentative="1">
+      <w:start w:val="1"/>
+      <w:numFmt w:val="bullet"/>
+      <w:lvlText w:val="o"/>
+      <w:lvlJc w:val="left"/>
+      <w:pPr>
+        <w:ind w:left="5400" w:hanging="360"/>
+      </w:pPr>
+      <w:rPr>
+        <w:rFonts w:ascii="Courier New" w:hAnsi="Courier New" w:cs="Courier New" w:hint="default"/>
+      </w:rPr>
+    </w:lvl>
+    <w:lvl w:ilvl="8" w:tplc="40090005" w:tentative="1">
+      <w:start w:val="1"/>
+      <w:numFmt w:val="bullet"/>
+      <w:lvlText w:val=""/>
+      <w:lvlJc w:val="left"/>
+      <w:pPr>
+        <w:ind w:left="6120" w:hanging="360"/>
+      </w:pPr>
+      <w:rPr>
+        <w:rFonts w:ascii="Wingdings" w:hAnsi="Wingdings" w:hint="default"/>
+      </w:rPr>
+    </w:lvl>
+  </w:abstractNum>
+  <w:abstractNum w:abstractNumId="22" w15:restartNumberingAfterBreak="0">
+    <w:nsid w:val="66B15A1A"/>
+    <w:multiLevelType w:val="hybridMultilevel"/>
+    <w:tmpl w:val="32DEFD86"/>
+    <w:lvl w:ilvl="0" w:tplc="4009000F">
+      <w:start w:val="1"/>
+      <w:numFmt w:val="decimal"/>
+      <w:lvlText w:val="%1."/>
+      <w:lvlJc w:val="left"/>
+      <w:pPr>
+        <w:ind w:left="721" w:hanging="360"/>
+      </w:pPr>
+    </w:lvl>
+    <w:lvl w:ilvl="1" w:tplc="40090019" w:tentative="1">
+      <w:start w:val="1"/>
+      <w:numFmt w:val="lowerLetter"/>
+      <w:lvlText w:val="%2."/>
+      <w:lvlJc w:val="left"/>
+      <w:pPr>
+        <w:ind w:left="1441" w:hanging="360"/>
+      </w:pPr>
+    </w:lvl>
+    <w:lvl w:ilvl="2" w:tplc="4009001B" w:tentative="1">
+      <w:start w:val="1"/>
+      <w:numFmt w:val="lowerRoman"/>
+      <w:lvlText w:val="%3."/>
+      <w:lvlJc w:val="right"/>
+      <w:pPr>
+        <w:ind w:left="2161" w:hanging="180"/>
+      </w:pPr>
+    </w:lvl>
+    <w:lvl w:ilvl="3" w:tplc="4009000F" w:tentative="1">
+      <w:start w:val="1"/>
+      <w:numFmt w:val="decimal"/>
+      <w:lvlText w:val="%4."/>
+      <w:lvlJc w:val="left"/>
+      <w:pPr>
+        <w:ind w:left="2881" w:hanging="360"/>
+      </w:pPr>
+    </w:lvl>
+    <w:lvl w:ilvl="4" w:tplc="40090019" w:tentative="1">
+      <w:start w:val="1"/>
+      <w:numFmt w:val="lowerLetter"/>
+      <w:lvlText w:val="%5."/>
+      <w:lvlJc w:val="left"/>
+      <w:pPr>
+        <w:ind w:left="3601" w:hanging="360"/>
+      </w:pPr>
+    </w:lvl>
+    <w:lvl w:ilvl="5" w:tplc="4009001B" w:tentative="1">
+      <w:start w:val="1"/>
+      <w:numFmt w:val="lowerRoman"/>
+      <w:lvlText w:val="%6."/>
+      <w:lvlJc w:val="right"/>
+      <w:pPr>
+        <w:ind w:left="4321" w:hanging="180"/>
+      </w:pPr>
+    </w:lvl>
+    <w:lvl w:ilvl="6" w:tplc="4009000F" w:tentative="1">
+      <w:start w:val="1"/>
+      <w:numFmt w:val="decimal"/>
+      <w:lvlText w:val="%7."/>
+      <w:lvlJc w:val="left"/>
+      <w:pPr>
+        <w:ind w:left="5041" w:hanging="360"/>
+      </w:pPr>
+    </w:lvl>
+    <w:lvl w:ilvl="7" w:tplc="40090019" w:tentative="1">
+      <w:start w:val="1"/>
+      <w:numFmt w:val="lowerLetter"/>
+      <w:lvlText w:val="%8."/>
+      <w:lvlJc w:val="left"/>
+      <w:pPr>
+        <w:ind w:left="5761" w:hanging="360"/>
+      </w:pPr>
+    </w:lvl>
+    <w:lvl w:ilvl="8" w:tplc="4009001B" w:tentative="1">
+      <w:start w:val="1"/>
+      <w:numFmt w:val="lowerRoman"/>
+      <w:lvlText w:val="%9."/>
+      <w:lvlJc w:val="right"/>
+      <w:pPr>
+        <w:ind w:left="6481" w:hanging="180"/>
+      </w:pPr>
+    </w:lvl>
+  </w:abstractNum>
+  <w:abstractNum w:abstractNumId="23" w15:restartNumberingAfterBreak="0">
+    <w:nsid w:val="69F53036"/>
+    <w:multiLevelType w:val="hybridMultilevel"/>
+    <w:tmpl w:val="A9DAACF4"/>
+    <w:lvl w:ilvl="0" w:tplc="4009000B">
+      <w:start w:val="1"/>
+      <w:numFmt w:val="bullet"/>
+      <w:lvlText w:val=""/>
+      <w:lvlJc w:val="left"/>
+      <w:pPr>
+        <w:ind w:left="360" w:hanging="360"/>
+      </w:pPr>
+      <w:rPr>
+        <w:rFonts w:ascii="Wingdings" w:hAnsi="Wingdings" w:hint="default"/>
+      </w:rPr>
+    </w:lvl>
+    <w:lvl w:ilvl="1" w:tplc="40090003" w:tentative="1">
+      <w:start w:val="1"/>
+      <w:numFmt w:val="bullet"/>
+      <w:lvlText w:val="o"/>
+      <w:lvlJc w:val="left"/>
+      <w:pPr>
+        <w:ind w:left="1080" w:hanging="360"/>
+      </w:pPr>
+      <w:rPr>
+        <w:rFonts w:ascii="Courier New" w:hAnsi="Courier New" w:cs="Courier New" w:hint="default"/>
+      </w:rPr>
+    </w:lvl>
+    <w:lvl w:ilvl="2" w:tplc="40090005" w:tentative="1">
+      <w:start w:val="1"/>
+      <w:numFmt w:val="bullet"/>
+      <w:lvlText w:val=""/>
+      <w:lvlJc w:val="left"/>
+      <w:pPr>
+        <w:ind w:left="1800" w:hanging="360"/>
+      </w:pPr>
+      <w:rPr>
+        <w:rFonts w:ascii="Wingdings" w:hAnsi="Wingdings" w:hint="default"/>
+      </w:rPr>
+    </w:lvl>
+    <w:lvl w:ilvl="3" w:tplc="40090001" w:tentative="1">
+      <w:start w:val="1"/>
+      <w:numFmt w:val="bullet"/>
+      <w:lvlText w:val=""/>
+      <w:lvlJc w:val="left"/>
+      <w:pPr>
+        <w:ind w:left="2520" w:hanging="360"/>
+      </w:pPr>
+      <w:rPr>
+        <w:rFonts w:ascii="Symbol" w:hAnsi="Symbol" w:hint="default"/>
+      </w:rPr>
+    </w:lvl>
+    <w:lvl w:ilvl="4" w:tplc="40090003" w:tentative="1">
+      <w:start w:val="1"/>
+      <w:numFmt w:val="bullet"/>
+      <w:lvlText w:val="o"/>
+      <w:lvlJc w:val="left"/>
+      <w:pPr>
+        <w:ind w:left="3240" w:hanging="360"/>
+      </w:pPr>
+      <w:rPr>
+        <w:rFonts w:ascii="Courier New" w:hAnsi="Courier New" w:cs="Courier New" w:hint="default"/>
+      </w:rPr>
+    </w:lvl>
+    <w:lvl w:ilvl="5" w:tplc="40090005" w:tentative="1">
+      <w:start w:val="1"/>
+      <w:numFmt w:val="bullet"/>
+      <w:lvlText w:val=""/>
+      <w:lvlJc w:val="left"/>
+      <w:pPr>
+        <w:ind w:left="3960" w:hanging="360"/>
+      </w:pPr>
+      <w:rPr>
+        <w:rFonts w:ascii="Wingdings" w:hAnsi="Wingdings" w:hint="default"/>
+      </w:rPr>
+    </w:lvl>
+    <w:lvl w:ilvl="6" w:tplc="40090001" w:tentative="1">
+      <w:start w:val="1"/>
+      <w:numFmt w:val="bullet"/>
+      <w:lvlText w:val=""/>
+      <w:lvlJc w:val="left"/>
+      <w:pPr>
+        <w:ind w:left="4680" w:hanging="360"/>
+      </w:pPr>
+      <w:rPr>
+        <w:rFonts w:ascii="Symbol" w:hAnsi="Symbol" w:hint="default"/>
+      </w:rPr>
+    </w:lvl>
+    <w:lvl w:ilvl="7" w:tplc="40090003" w:tentative="1">
+      <w:start w:val="1"/>
+      <w:numFmt w:val="bullet"/>
+      <w:lvlText w:val="o"/>
+      <w:lvlJc w:val="left"/>
+      <w:pPr>
+        <w:ind w:left="5400" w:hanging="360"/>
+      </w:pPr>
+      <w:rPr>
+        <w:rFonts w:ascii="Courier New" w:hAnsi="Courier New" w:cs="Courier New" w:hint="default"/>
+      </w:rPr>
+    </w:lvl>
+    <w:lvl w:ilvl="8" w:tplc="40090005" w:tentative="1">
+      <w:start w:val="1"/>
+      <w:numFmt w:val="bullet"/>
+      <w:lvlText w:val=""/>
+      <w:lvlJc w:val="left"/>
+      <w:pPr>
+        <w:ind w:left="6120" w:hanging="360"/>
+      </w:pPr>
+      <w:rPr>
+        <w:rFonts w:ascii="Wingdings" w:hAnsi="Wingdings" w:hint="default"/>
+      </w:rPr>
+    </w:lvl>
+  </w:abstractNum>
+  <w:abstractNum w:abstractNumId="24" w15:restartNumberingAfterBreak="0">
+    <w:nsid w:val="6FEF7C2F"/>
+    <w:multiLevelType w:val="hybridMultilevel"/>
+    <w:tmpl w:val="12ACD684"/>
+    <w:lvl w:ilvl="0" w:tplc="40090005">
+      <w:start w:val="1"/>
+      <w:numFmt w:val="bullet"/>
+      <w:lvlText w:val=""/>
+      <w:lvlJc w:val="left"/>
+      <w:pPr>
+        <w:ind w:left="360" w:hanging="360"/>
+      </w:pPr>
+      <w:rPr>
+        <w:rFonts w:ascii="Wingdings" w:hAnsi="Wingdings" w:hint="default"/>
+        <w:b w:val="0"/>
+        <w:bCs w:val="0"/>
+        <w:i w:val="0"/>
+        <w:iCs w:val="0"/>
+        <w:spacing w:val="0"/>
+        <w:w w:val="99"/>
+        <w:sz w:val="28"/>
+        <w:szCs w:val="28"/>
+        <w:lang w:val="en-US" w:eastAsia="en-US" w:bidi="ar-SA"/>
+      </w:rPr>
+    </w:lvl>
+    <w:lvl w:ilvl="1" w:tplc="FFFFFFFF" w:tentative="1">
+      <w:start w:val="1"/>
+      <w:numFmt w:val="bullet"/>
+      <w:lvlText w:val="o"/>
+      <w:lvlJc w:val="left"/>
+      <w:pPr>
+        <w:ind w:left="1080" w:hanging="360"/>
+      </w:pPr>
+      <w:rPr>
+        <w:rFonts w:ascii="Courier New" w:hAnsi="Courier New" w:cs="Courier New" w:hint="default"/>
+      </w:rPr>
+    </w:lvl>
+    <w:lvl w:ilvl="2" w:tplc="FFFFFFFF" w:tentative="1">
+      <w:start w:val="1"/>
+      <w:numFmt w:val="bullet"/>
+      <w:lvlText w:val=""/>
+      <w:lvlJc w:val="left"/>
+      <w:pPr>
+        <w:ind w:left="1800" w:hanging="360"/>
+      </w:pPr>
+      <w:rPr>
+        <w:rFonts w:ascii="Wingdings" w:hAnsi="Wingdings" w:hint="default"/>
+      </w:rPr>
+    </w:lvl>
+    <w:lvl w:ilvl="3" w:tplc="FFFFFFFF" w:tentative="1">
+      <w:start w:val="1"/>
+      <w:numFmt w:val="bullet"/>
+      <w:lvlText w:val=""/>
+      <w:lvlJc w:val="left"/>
+      <w:pPr>
+        <w:ind w:left="2520" w:hanging="360"/>
+      </w:pPr>
+      <w:rPr>
+        <w:rFonts w:ascii="Symbol" w:hAnsi="Symbol" w:hint="default"/>
+      </w:rPr>
+    </w:lvl>
+    <w:lvl w:ilvl="4" w:tplc="FFFFFFFF" w:tentative="1">
+      <w:start w:val="1"/>
+      <w:numFmt w:val="bullet"/>
+      <w:lvlText w:val="o"/>
+      <w:lvlJc w:val="left"/>
+      <w:pPr>
+        <w:ind w:left="3240" w:hanging="360"/>
+      </w:pPr>
+      <w:rPr>
+        <w:rFonts w:ascii="Courier New" w:hAnsi="Courier New" w:cs="Courier New" w:hint="default"/>
+      </w:rPr>
+    </w:lvl>
+    <w:lvl w:ilvl="5" w:tplc="FFFFFFFF" w:tentative="1">
+      <w:start w:val="1"/>
+      <w:numFmt w:val="bullet"/>
+      <w:lvlText w:val=""/>
+      <w:lvlJc w:val="left"/>
+      <w:pPr>
+        <w:ind w:left="3960" w:hanging="360"/>
+      </w:pPr>
+      <w:rPr>
+        <w:rFonts w:ascii="Wingdings" w:hAnsi="Wingdings" w:hint="default"/>
+      </w:rPr>
+    </w:lvl>
+    <w:lvl w:ilvl="6" w:tplc="FFFFFFFF" w:tentative="1">
+      <w:start w:val="1"/>
+      <w:numFmt w:val="bullet"/>
+      <w:lvlText w:val=""/>
+      <w:lvlJc w:val="left"/>
+      <w:pPr>
+        <w:ind w:left="4680" w:hanging="360"/>
+      </w:pPr>
+      <w:rPr>
+        <w:rFonts w:ascii="Symbol" w:hAnsi="Symbol" w:hint="default"/>
+      </w:rPr>
+    </w:lvl>
+    <w:lvl w:ilvl="7" w:tplc="FFFFFFFF" w:tentative="1">
+      <w:start w:val="1"/>
+      <w:numFmt w:val="bullet"/>
+      <w:lvlText w:val="o"/>
+      <w:lvlJc w:val="left"/>
+      <w:pPr>
+        <w:ind w:left="5400" w:hanging="360"/>
+      </w:pPr>
+      <w:rPr>
+        <w:rFonts w:ascii="Courier New" w:hAnsi="Courier New" w:cs="Courier New" w:hint="default"/>
+      </w:rPr>
+    </w:lvl>
+    <w:lvl w:ilvl="8" w:tplc="FFFFFFFF" w:tentative="1">
+      <w:start w:val="1"/>
+      <w:numFmt w:val="bullet"/>
+      <w:lvlText w:val=""/>
+      <w:lvlJc w:val="left"/>
+      <w:pPr>
+        <w:ind w:left="6120" w:hanging="360"/>
+      </w:pPr>
+      <w:rPr>
+        <w:rFonts w:ascii="Wingdings" w:hAnsi="Wingdings" w:hint="default"/>
+      </w:rPr>
+    </w:lvl>
+  </w:abstractNum>
+  <w:abstractNum w:abstractNumId="25" w15:restartNumberingAfterBreak="0">
+    <w:nsid w:val="70E964E0"/>
+    <w:multiLevelType w:val="hybridMultilevel"/>
+    <w:tmpl w:val="A5CE42CE"/>
+    <w:lvl w:ilvl="0" w:tplc="40090005">
+      <w:start w:val="1"/>
+      <w:numFmt w:val="bullet"/>
+      <w:lvlText w:val=""/>
+      <w:lvlJc w:val="left"/>
+      <w:pPr>
+        <w:ind w:left="721" w:hanging="361"/>
+      </w:pPr>
+      <w:rPr>
+        <w:rFonts w:ascii="Wingdings" w:hAnsi="Wingdings" w:hint="default"/>
+        <w:b w:val="0"/>
+        <w:bCs w:val="0"/>
+        <w:i w:val="0"/>
+        <w:iCs w:val="0"/>
+        <w:spacing w:val="0"/>
+        <w:w w:val="99"/>
+        <w:sz w:val="28"/>
+        <w:szCs w:val="28"/>
+        <w:lang w:val="en-US" w:eastAsia="en-US" w:bidi="ar-SA"/>
+      </w:rPr>
+    </w:lvl>
+    <w:lvl w:ilvl="1" w:tplc="6F7A1BF6">
+      <w:numFmt w:val="bullet"/>
+      <w:lvlText w:val="o"/>
+      <w:lvlJc w:val="left"/>
+      <w:pPr>
+        <w:ind w:left="1724" w:hanging="360"/>
+      </w:pPr>
+      <w:rPr>
+        <w:rFonts w:ascii="Courier New" w:eastAsia="Courier New" w:hAnsi="Courier New" w:cs="Courier New" w:hint="default"/>
+        <w:b w:val="0"/>
+        <w:bCs w:val="0"/>
+        <w:i w:val="0"/>
+        <w:iCs w:val="0"/>
+        <w:spacing w:val="0"/>
+        <w:w w:val="99"/>
+        <w:sz w:val="28"/>
+        <w:szCs w:val="28"/>
+        <w:lang w:val="en-US" w:eastAsia="en-US" w:bidi="ar-SA"/>
+      </w:rPr>
+    </w:lvl>
+    <w:lvl w:ilvl="2" w:tplc="FE2A3242">
+      <w:start w:val="1"/>
+      <w:numFmt w:val="lowerRoman"/>
+      <w:lvlText w:val="%3."/>
+      <w:lvlJc w:val="left"/>
+      <w:pPr>
+        <w:ind w:left="3602" w:hanging="317"/>
+        <w:jc w:val="right"/>
+      </w:pPr>
+      <w:rPr>
+        <w:rFonts w:ascii="Calibri" w:eastAsia="Calibri" w:hAnsi="Calibri" w:cs="Calibri" w:hint="default"/>
+        <w:b w:val="0"/>
+        <w:bCs w:val="0"/>
+        <w:i w:val="0"/>
+        <w:iCs w:val="0"/>
+        <w:spacing w:val="-2"/>
+        <w:w w:val="99"/>
+        <w:sz w:val="28"/>
+        <w:szCs w:val="28"/>
+        <w:lang w:val="en-US" w:eastAsia="en-US" w:bidi="ar-SA"/>
+      </w:rPr>
+    </w:lvl>
+    <w:lvl w:ilvl="3" w:tplc="81CE5612">
+      <w:numFmt w:val="bullet"/>
+      <w:lvlText w:val="•"/>
+      <w:lvlJc w:val="left"/>
+      <w:pPr>
+        <w:ind w:left="4278" w:hanging="317"/>
+      </w:pPr>
+      <w:rPr>
+        <w:rFonts w:hint="default"/>
+        <w:lang w:val="en-US" w:eastAsia="en-US" w:bidi="ar-SA"/>
+      </w:rPr>
+    </w:lvl>
+    <w:lvl w:ilvl="4" w:tplc="882A3328">
+      <w:numFmt w:val="bullet"/>
+      <w:lvlText w:val="•"/>
+      <w:lvlJc w:val="left"/>
+      <w:pPr>
+        <w:ind w:left="4959" w:hanging="317"/>
+      </w:pPr>
+      <w:rPr>
+        <w:rFonts w:hint="default"/>
+        <w:lang w:val="en-US" w:eastAsia="en-US" w:bidi="ar-SA"/>
+      </w:rPr>
+    </w:lvl>
+    <w:lvl w:ilvl="5" w:tplc="1044504A">
+      <w:numFmt w:val="bullet"/>
+      <w:lvlText w:val="•"/>
+      <w:lvlJc w:val="left"/>
+      <w:pPr>
+        <w:ind w:left="5640" w:hanging="317"/>
+      </w:pPr>
+      <w:rPr>
+        <w:rFonts w:hint="default"/>
+        <w:lang w:val="en-US" w:eastAsia="en-US" w:bidi="ar-SA"/>
+      </w:rPr>
+    </w:lvl>
+    <w:lvl w:ilvl="6" w:tplc="9CD4FBE0">
+      <w:numFmt w:val="bullet"/>
+      <w:lvlText w:val="•"/>
+      <w:lvlJc w:val="left"/>
+      <w:pPr>
+        <w:ind w:left="6322" w:hanging="317"/>
+      </w:pPr>
+      <w:rPr>
+        <w:rFonts w:hint="default"/>
+        <w:lang w:val="en-US" w:eastAsia="en-US" w:bidi="ar-SA"/>
+      </w:rPr>
+    </w:lvl>
+    <w:lvl w:ilvl="7" w:tplc="4C945E0C">
+      <w:numFmt w:val="bullet"/>
+      <w:lvlText w:val="•"/>
+      <w:lvlJc w:val="left"/>
+      <w:pPr>
+        <w:ind w:left="7003" w:hanging="317"/>
+      </w:pPr>
+      <w:rPr>
+        <w:rFonts w:hint="default"/>
+        <w:lang w:val="en-US" w:eastAsia="en-US" w:bidi="ar-SA"/>
+      </w:rPr>
+    </w:lvl>
+    <w:lvl w:ilvl="8" w:tplc="8C32DCA6">
+      <w:numFmt w:val="bullet"/>
+      <w:lvlText w:val="•"/>
+      <w:lvlJc w:val="left"/>
+      <w:pPr>
+        <w:ind w:left="7684" w:hanging="317"/>
+      </w:pPr>
+      <w:rPr>
+        <w:rFonts w:hint="default"/>
+        <w:lang w:val="en-US" w:eastAsia="en-US" w:bidi="ar-SA"/>
+      </w:rPr>
+    </w:lvl>
+  </w:abstractNum>
+  <w:abstractNum w:abstractNumId="26" w15:restartNumberingAfterBreak="0">
+    <w:nsid w:val="726F68A3"/>
+    <w:multiLevelType w:val="hybridMultilevel"/>
+    <w:tmpl w:val="0EC8826E"/>
+    <w:lvl w:ilvl="0" w:tplc="40090001">
+      <w:start w:val="1"/>
+      <w:numFmt w:val="bullet"/>
+      <w:lvlText w:val=""/>
+      <w:lvlJc w:val="left"/>
+      <w:pPr>
+        <w:ind w:left="1103" w:hanging="360"/>
+      </w:pPr>
+      <w:rPr>
+        <w:rFonts w:ascii="Symbol" w:hAnsi="Symbol" w:hint="default"/>
+      </w:rPr>
+    </w:lvl>
+    <w:lvl w:ilvl="1" w:tplc="40090003" w:tentative="1">
+      <w:start w:val="1"/>
+      <w:numFmt w:val="bullet"/>
+      <w:lvlText w:val="o"/>
+      <w:lvlJc w:val="left"/>
+      <w:pPr>
+        <w:ind w:left="1823" w:hanging="360"/>
+      </w:pPr>
+      <w:rPr>
+        <w:rFonts w:ascii="Courier New" w:hAnsi="Courier New" w:cs="Courier New" w:hint="default"/>
+      </w:rPr>
+    </w:lvl>
+    <w:lvl w:ilvl="2" w:tplc="40090005" w:tentative="1">
+      <w:start w:val="1"/>
+      <w:numFmt w:val="bullet"/>
+      <w:lvlText w:val=""/>
+      <w:lvlJc w:val="left"/>
+      <w:pPr>
+        <w:ind w:left="2543" w:hanging="360"/>
+      </w:pPr>
+      <w:rPr>
+        <w:rFonts w:ascii="Wingdings" w:hAnsi="Wingdings" w:hint="default"/>
+      </w:rPr>
+    </w:lvl>
+    <w:lvl w:ilvl="3" w:tplc="40090001" w:tentative="1">
+      <w:start w:val="1"/>
+      <w:numFmt w:val="bullet"/>
+      <w:lvlText w:val=""/>
+      <w:lvlJc w:val="left"/>
+      <w:pPr>
+        <w:ind w:left="3263" w:hanging="360"/>
+      </w:pPr>
+      <w:rPr>
+        <w:rFonts w:ascii="Symbol" w:hAnsi="Symbol" w:hint="default"/>
+      </w:rPr>
+    </w:lvl>
+    <w:lvl w:ilvl="4" w:tplc="40090003" w:tentative="1">
+      <w:start w:val="1"/>
+      <w:numFmt w:val="bullet"/>
+      <w:lvlText w:val="o"/>
+      <w:lvlJc w:val="left"/>
+      <w:pPr>
+        <w:ind w:left="3983" w:hanging="360"/>
+      </w:pPr>
+      <w:rPr>
+        <w:rFonts w:ascii="Courier New" w:hAnsi="Courier New" w:cs="Courier New" w:hint="default"/>
+      </w:rPr>
+    </w:lvl>
+    <w:lvl w:ilvl="5" w:tplc="40090005" w:tentative="1">
+      <w:start w:val="1"/>
+      <w:numFmt w:val="bullet"/>
+      <w:lvlText w:val=""/>
+      <w:lvlJc w:val="left"/>
+      <w:pPr>
+        <w:ind w:left="4703" w:hanging="360"/>
+      </w:pPr>
+      <w:rPr>
+        <w:rFonts w:ascii="Wingdings" w:hAnsi="Wingdings" w:hint="default"/>
+      </w:rPr>
+    </w:lvl>
+    <w:lvl w:ilvl="6" w:tplc="40090001" w:tentative="1">
+      <w:start w:val="1"/>
+      <w:numFmt w:val="bullet"/>
+      <w:lvlText w:val=""/>
+      <w:lvlJc w:val="left"/>
+      <w:pPr>
+        <w:ind w:left="5423" w:hanging="360"/>
+      </w:pPr>
+      <w:rPr>
+        <w:rFonts w:ascii="Symbol" w:hAnsi="Symbol" w:hint="default"/>
+      </w:rPr>
+    </w:lvl>
+    <w:lvl w:ilvl="7" w:tplc="40090003" w:tentative="1">
+      <w:start w:val="1"/>
+      <w:numFmt w:val="bullet"/>
+      <w:lvlText w:val="o"/>
+      <w:lvlJc w:val="left"/>
+      <w:pPr>
+        <w:ind w:left="6143" w:hanging="360"/>
+      </w:pPr>
+      <w:rPr>
+        <w:rFonts w:ascii="Courier New" w:hAnsi="Courier New" w:cs="Courier New" w:hint="default"/>
+      </w:rPr>
+    </w:lvl>
+    <w:lvl w:ilvl="8" w:tplc="40090005" w:tentative="1">
+      <w:start w:val="1"/>
+      <w:numFmt w:val="bullet"/>
+      <w:lvlText w:val=""/>
+      <w:lvlJc w:val="left"/>
+      <w:pPr>
+        <w:ind w:left="6863" w:hanging="360"/>
+      </w:pPr>
+      <w:rPr>
+        <w:rFonts w:ascii="Wingdings" w:hAnsi="Wingdings" w:hint="default"/>
+      </w:rPr>
+    </w:lvl>
+  </w:abstractNum>
+  <w:abstractNum w:abstractNumId="27" w15:restartNumberingAfterBreak="0">
+    <w:nsid w:val="72A0431F"/>
+    <w:multiLevelType w:val="hybridMultilevel"/>
+    <w:tmpl w:val="3550CC6C"/>
+    <w:lvl w:ilvl="0" w:tplc="CEE820D6">
+      <w:numFmt w:val="bullet"/>
+      <w:lvlText w:val=""/>
+      <w:lvlJc w:val="left"/>
+      <w:pPr>
+        <w:ind w:left="361" w:hanging="361"/>
+      </w:pPr>
+      <w:rPr>
+        <w:rFonts w:ascii="Wingdings" w:eastAsia="Wingdings" w:hAnsi="Wingdings" w:cs="Wingdings" w:hint="default"/>
+        <w:b w:val="0"/>
+        <w:bCs w:val="0"/>
+        <w:i w:val="0"/>
+        <w:iCs w:val="0"/>
+        <w:spacing w:val="0"/>
+        <w:w w:val="100"/>
+        <w:sz w:val="20"/>
+        <w:szCs w:val="20"/>
+        <w:lang w:val="en-US" w:eastAsia="en-US" w:bidi="ar-SA"/>
+      </w:rPr>
+    </w:lvl>
+    <w:lvl w:ilvl="1" w:tplc="A0964442">
+      <w:numFmt w:val="bullet"/>
+      <w:lvlText w:val=""/>
+      <w:lvlJc w:val="left"/>
+      <w:pPr>
+        <w:ind w:left="-4320" w:hanging="360"/>
       </w:pPr>
       <w:rPr>
         <w:rFonts w:ascii="Wingdings" w:eastAsia="Wingdings" w:hAnsi="Wingdings" w:cs="Wingdings" w:hint="default"/>
@@ -8486,1819 +9114,13 @@
         <w:lang w:val="en-US" w:eastAsia="en-US" w:bidi="ar-SA"/>
       </w:rPr>
     </w:lvl>
-    <w:lvl w:ilvl="1" w:tplc="40090003" w:tentative="1">
-      <w:start w:val="1"/>
-      <w:numFmt w:val="bullet"/>
-      <w:lvlText w:val="o"/>
-      <w:lvlJc w:val="left"/>
-      <w:pPr>
-        <w:ind w:left="1080" w:hanging="360"/>
-      </w:pPr>
-      <w:rPr>
-        <w:rFonts w:ascii="Courier New" w:hAnsi="Courier New" w:cs="Courier New" w:hint="default"/>
-      </w:rPr>
-    </w:lvl>
-    <w:lvl w:ilvl="2" w:tplc="40090005" w:tentative="1">
-      <w:start w:val="1"/>
-      <w:numFmt w:val="bullet"/>
-      <w:lvlText w:val=""/>
-      <w:lvlJc w:val="left"/>
-      <w:pPr>
-        <w:ind w:left="1800" w:hanging="360"/>
-      </w:pPr>
-      <w:rPr>
-        <w:rFonts w:ascii="Wingdings" w:hAnsi="Wingdings" w:hint="default"/>
-      </w:rPr>
-    </w:lvl>
-    <w:lvl w:ilvl="3" w:tplc="40090001" w:tentative="1">
-      <w:start w:val="1"/>
-      <w:numFmt w:val="bullet"/>
-      <w:lvlText w:val=""/>
-      <w:lvlJc w:val="left"/>
-      <w:pPr>
-        <w:ind w:left="2520" w:hanging="360"/>
-      </w:pPr>
-      <w:rPr>
-        <w:rFonts w:ascii="Symbol" w:hAnsi="Symbol" w:hint="default"/>
-      </w:rPr>
-    </w:lvl>
-    <w:lvl w:ilvl="4" w:tplc="40090003" w:tentative="1">
-      <w:start w:val="1"/>
-      <w:numFmt w:val="bullet"/>
-      <w:lvlText w:val="o"/>
-      <w:lvlJc w:val="left"/>
-      <w:pPr>
-        <w:ind w:left="3240" w:hanging="360"/>
-      </w:pPr>
-      <w:rPr>
-        <w:rFonts w:ascii="Courier New" w:hAnsi="Courier New" w:cs="Courier New" w:hint="default"/>
-      </w:rPr>
-    </w:lvl>
-    <w:lvl w:ilvl="5" w:tplc="40090005" w:tentative="1">
-      <w:start w:val="1"/>
-      <w:numFmt w:val="bullet"/>
-      <w:lvlText w:val=""/>
-      <w:lvlJc w:val="left"/>
-      <w:pPr>
-        <w:ind w:left="3960" w:hanging="360"/>
-      </w:pPr>
-      <w:rPr>
-        <w:rFonts w:ascii="Wingdings" w:hAnsi="Wingdings" w:hint="default"/>
-      </w:rPr>
-    </w:lvl>
-    <w:lvl w:ilvl="6" w:tplc="40090001" w:tentative="1">
-      <w:start w:val="1"/>
-      <w:numFmt w:val="bullet"/>
-      <w:lvlText w:val=""/>
-      <w:lvlJc w:val="left"/>
-      <w:pPr>
-        <w:ind w:left="4680" w:hanging="360"/>
-      </w:pPr>
-      <w:rPr>
-        <w:rFonts w:ascii="Symbol" w:hAnsi="Symbol" w:hint="default"/>
-      </w:rPr>
-    </w:lvl>
-    <w:lvl w:ilvl="7" w:tplc="40090003" w:tentative="1">
-      <w:start w:val="1"/>
-      <w:numFmt w:val="bullet"/>
-      <w:lvlText w:val="o"/>
-      <w:lvlJc w:val="left"/>
-      <w:pPr>
-        <w:ind w:left="5400" w:hanging="360"/>
-      </w:pPr>
-      <w:rPr>
-        <w:rFonts w:ascii="Courier New" w:hAnsi="Courier New" w:cs="Courier New" w:hint="default"/>
-      </w:rPr>
-    </w:lvl>
-    <w:lvl w:ilvl="8" w:tplc="40090005" w:tentative="1">
-      <w:start w:val="1"/>
-      <w:numFmt w:val="bullet"/>
-      <w:lvlText w:val=""/>
-      <w:lvlJc w:val="left"/>
-      <w:pPr>
-        <w:ind w:left="6120" w:hanging="360"/>
-      </w:pPr>
-      <w:rPr>
-        <w:rFonts w:ascii="Wingdings" w:hAnsi="Wingdings" w:hint="default"/>
-      </w:rPr>
-    </w:lvl>
-  </w:abstractNum>
-  <w:abstractNum w:abstractNumId="13" w15:restartNumberingAfterBreak="0">
-    <w:nsid w:val="444019B9"/>
-    <w:multiLevelType w:val="hybridMultilevel"/>
-    <w:tmpl w:val="3788DA18"/>
-    <w:lvl w:ilvl="0" w:tplc="4009000B">
-      <w:start w:val="1"/>
-      <w:numFmt w:val="bullet"/>
-      <w:lvlText w:val=""/>
-      <w:lvlJc w:val="left"/>
-      <w:pPr>
-        <w:ind w:left="360" w:hanging="360"/>
-      </w:pPr>
-      <w:rPr>
-        <w:rFonts w:ascii="Wingdings" w:hAnsi="Wingdings" w:hint="default"/>
-      </w:rPr>
-    </w:lvl>
-    <w:lvl w:ilvl="1" w:tplc="40090003" w:tentative="1">
-      <w:start w:val="1"/>
-      <w:numFmt w:val="bullet"/>
-      <w:lvlText w:val="o"/>
-      <w:lvlJc w:val="left"/>
-      <w:pPr>
-        <w:ind w:left="1463" w:hanging="360"/>
-      </w:pPr>
-      <w:rPr>
-        <w:rFonts w:ascii="Courier New" w:hAnsi="Courier New" w:cs="Courier New" w:hint="default"/>
-      </w:rPr>
-    </w:lvl>
-    <w:lvl w:ilvl="2" w:tplc="40090005" w:tentative="1">
-      <w:start w:val="1"/>
-      <w:numFmt w:val="bullet"/>
-      <w:lvlText w:val=""/>
-      <w:lvlJc w:val="left"/>
-      <w:pPr>
-        <w:ind w:left="2183" w:hanging="360"/>
-      </w:pPr>
-      <w:rPr>
-        <w:rFonts w:ascii="Wingdings" w:hAnsi="Wingdings" w:hint="default"/>
-      </w:rPr>
-    </w:lvl>
-    <w:lvl w:ilvl="3" w:tplc="40090001" w:tentative="1">
-      <w:start w:val="1"/>
-      <w:numFmt w:val="bullet"/>
-      <w:lvlText w:val=""/>
-      <w:lvlJc w:val="left"/>
-      <w:pPr>
-        <w:ind w:left="2903" w:hanging="360"/>
-      </w:pPr>
-      <w:rPr>
-        <w:rFonts w:ascii="Symbol" w:hAnsi="Symbol" w:hint="default"/>
-      </w:rPr>
-    </w:lvl>
-    <w:lvl w:ilvl="4" w:tplc="40090003" w:tentative="1">
-      <w:start w:val="1"/>
-      <w:numFmt w:val="bullet"/>
-      <w:lvlText w:val="o"/>
-      <w:lvlJc w:val="left"/>
-      <w:pPr>
-        <w:ind w:left="3623" w:hanging="360"/>
-      </w:pPr>
-      <w:rPr>
-        <w:rFonts w:ascii="Courier New" w:hAnsi="Courier New" w:cs="Courier New" w:hint="default"/>
-      </w:rPr>
-    </w:lvl>
-    <w:lvl w:ilvl="5" w:tplc="40090005" w:tentative="1">
-      <w:start w:val="1"/>
-      <w:numFmt w:val="bullet"/>
-      <w:lvlText w:val=""/>
-      <w:lvlJc w:val="left"/>
-      <w:pPr>
-        <w:ind w:left="4343" w:hanging="360"/>
-      </w:pPr>
-      <w:rPr>
-        <w:rFonts w:ascii="Wingdings" w:hAnsi="Wingdings" w:hint="default"/>
-      </w:rPr>
-    </w:lvl>
-    <w:lvl w:ilvl="6" w:tplc="40090001" w:tentative="1">
-      <w:start w:val="1"/>
-      <w:numFmt w:val="bullet"/>
-      <w:lvlText w:val=""/>
-      <w:lvlJc w:val="left"/>
-      <w:pPr>
-        <w:ind w:left="5063" w:hanging="360"/>
-      </w:pPr>
-      <w:rPr>
-        <w:rFonts w:ascii="Symbol" w:hAnsi="Symbol" w:hint="default"/>
-      </w:rPr>
-    </w:lvl>
-    <w:lvl w:ilvl="7" w:tplc="40090003" w:tentative="1">
-      <w:start w:val="1"/>
-      <w:numFmt w:val="bullet"/>
-      <w:lvlText w:val="o"/>
-      <w:lvlJc w:val="left"/>
-      <w:pPr>
-        <w:ind w:left="5783" w:hanging="360"/>
-      </w:pPr>
-      <w:rPr>
-        <w:rFonts w:ascii="Courier New" w:hAnsi="Courier New" w:cs="Courier New" w:hint="default"/>
-      </w:rPr>
-    </w:lvl>
-    <w:lvl w:ilvl="8" w:tplc="40090005" w:tentative="1">
-      <w:start w:val="1"/>
-      <w:numFmt w:val="bullet"/>
-      <w:lvlText w:val=""/>
-      <w:lvlJc w:val="left"/>
-      <w:pPr>
-        <w:ind w:left="6503" w:hanging="360"/>
-      </w:pPr>
-      <w:rPr>
-        <w:rFonts w:ascii="Wingdings" w:hAnsi="Wingdings" w:hint="default"/>
-      </w:rPr>
-    </w:lvl>
-  </w:abstractNum>
-  <w:abstractNum w:abstractNumId="14" w15:restartNumberingAfterBreak="0">
-    <w:nsid w:val="4E141718"/>
-    <w:multiLevelType w:val="hybridMultilevel"/>
-    <w:tmpl w:val="619AB716"/>
-    <w:lvl w:ilvl="0" w:tplc="391EC7CE">
-      <w:numFmt w:val="bullet"/>
-      <w:lvlText w:val=""/>
-      <w:lvlJc w:val="left"/>
-      <w:pPr>
-        <w:ind w:left="360" w:hanging="360"/>
-      </w:pPr>
-      <w:rPr>
-        <w:rFonts w:ascii="Wingdings" w:eastAsia="Wingdings" w:hAnsi="Wingdings" w:cs="Wingdings" w:hint="default"/>
-        <w:b w:val="0"/>
-        <w:bCs w:val="0"/>
-        <w:i w:val="0"/>
-        <w:iCs w:val="0"/>
-        <w:spacing w:val="0"/>
-        <w:w w:val="100"/>
-        <w:sz w:val="32"/>
-        <w:szCs w:val="32"/>
-        <w:lang w:val="en-US" w:eastAsia="en-US" w:bidi="ar-SA"/>
-      </w:rPr>
-    </w:lvl>
-    <w:lvl w:ilvl="1" w:tplc="40090003" w:tentative="1">
-      <w:start w:val="1"/>
-      <w:numFmt w:val="bullet"/>
-      <w:lvlText w:val="o"/>
-      <w:lvlJc w:val="left"/>
-      <w:pPr>
-        <w:ind w:left="1080" w:hanging="360"/>
-      </w:pPr>
-      <w:rPr>
-        <w:rFonts w:ascii="Courier New" w:hAnsi="Courier New" w:cs="Courier New" w:hint="default"/>
-      </w:rPr>
-    </w:lvl>
-    <w:lvl w:ilvl="2" w:tplc="40090005" w:tentative="1">
-      <w:start w:val="1"/>
-      <w:numFmt w:val="bullet"/>
-      <w:lvlText w:val=""/>
-      <w:lvlJc w:val="left"/>
-      <w:pPr>
-        <w:ind w:left="1800" w:hanging="360"/>
-      </w:pPr>
-      <w:rPr>
-        <w:rFonts w:ascii="Wingdings" w:hAnsi="Wingdings" w:hint="default"/>
-      </w:rPr>
-    </w:lvl>
-    <w:lvl w:ilvl="3" w:tplc="40090001" w:tentative="1">
-      <w:start w:val="1"/>
-      <w:numFmt w:val="bullet"/>
-      <w:lvlText w:val=""/>
-      <w:lvlJc w:val="left"/>
-      <w:pPr>
-        <w:ind w:left="2520" w:hanging="360"/>
-      </w:pPr>
-      <w:rPr>
-        <w:rFonts w:ascii="Symbol" w:hAnsi="Symbol" w:hint="default"/>
-      </w:rPr>
-    </w:lvl>
-    <w:lvl w:ilvl="4" w:tplc="40090003" w:tentative="1">
-      <w:start w:val="1"/>
-      <w:numFmt w:val="bullet"/>
-      <w:lvlText w:val="o"/>
-      <w:lvlJc w:val="left"/>
-      <w:pPr>
-        <w:ind w:left="3240" w:hanging="360"/>
-      </w:pPr>
-      <w:rPr>
-        <w:rFonts w:ascii="Courier New" w:hAnsi="Courier New" w:cs="Courier New" w:hint="default"/>
-      </w:rPr>
-    </w:lvl>
-    <w:lvl w:ilvl="5" w:tplc="40090005" w:tentative="1">
-      <w:start w:val="1"/>
-      <w:numFmt w:val="bullet"/>
-      <w:lvlText w:val=""/>
-      <w:lvlJc w:val="left"/>
-      <w:pPr>
-        <w:ind w:left="3960" w:hanging="360"/>
-      </w:pPr>
-      <w:rPr>
-        <w:rFonts w:ascii="Wingdings" w:hAnsi="Wingdings" w:hint="default"/>
-      </w:rPr>
-    </w:lvl>
-    <w:lvl w:ilvl="6" w:tplc="40090001" w:tentative="1">
-      <w:start w:val="1"/>
-      <w:numFmt w:val="bullet"/>
-      <w:lvlText w:val=""/>
-      <w:lvlJc w:val="left"/>
-      <w:pPr>
-        <w:ind w:left="4680" w:hanging="360"/>
-      </w:pPr>
-      <w:rPr>
-        <w:rFonts w:ascii="Symbol" w:hAnsi="Symbol" w:hint="default"/>
-      </w:rPr>
-    </w:lvl>
-    <w:lvl w:ilvl="7" w:tplc="40090003" w:tentative="1">
-      <w:start w:val="1"/>
-      <w:numFmt w:val="bullet"/>
-      <w:lvlText w:val="o"/>
-      <w:lvlJc w:val="left"/>
-      <w:pPr>
-        <w:ind w:left="5400" w:hanging="360"/>
-      </w:pPr>
-      <w:rPr>
-        <w:rFonts w:ascii="Courier New" w:hAnsi="Courier New" w:cs="Courier New" w:hint="default"/>
-      </w:rPr>
-    </w:lvl>
-    <w:lvl w:ilvl="8" w:tplc="40090005" w:tentative="1">
-      <w:start w:val="1"/>
-      <w:numFmt w:val="bullet"/>
-      <w:lvlText w:val=""/>
-      <w:lvlJc w:val="left"/>
-      <w:pPr>
-        <w:ind w:left="6120" w:hanging="360"/>
-      </w:pPr>
-      <w:rPr>
-        <w:rFonts w:ascii="Wingdings" w:hAnsi="Wingdings" w:hint="default"/>
-      </w:rPr>
-    </w:lvl>
-  </w:abstractNum>
-  <w:abstractNum w:abstractNumId="15" w15:restartNumberingAfterBreak="0">
-    <w:nsid w:val="50A06152"/>
-    <w:multiLevelType w:val="hybridMultilevel"/>
-    <w:tmpl w:val="C826DB50"/>
-    <w:lvl w:ilvl="0" w:tplc="4009000F">
-      <w:start w:val="1"/>
-      <w:numFmt w:val="decimal"/>
-      <w:lvlText w:val="%1."/>
-      <w:lvlJc w:val="left"/>
-      <w:pPr>
-        <w:ind w:left="720" w:hanging="360"/>
-      </w:pPr>
-    </w:lvl>
-    <w:lvl w:ilvl="1" w:tplc="40090019" w:tentative="1">
-      <w:start w:val="1"/>
-      <w:numFmt w:val="lowerLetter"/>
-      <w:lvlText w:val="%2."/>
-      <w:lvlJc w:val="left"/>
-      <w:pPr>
-        <w:ind w:left="1440" w:hanging="360"/>
-      </w:pPr>
-    </w:lvl>
-    <w:lvl w:ilvl="2" w:tplc="4009001B" w:tentative="1">
-      <w:start w:val="1"/>
-      <w:numFmt w:val="lowerRoman"/>
-      <w:lvlText w:val="%3."/>
-      <w:lvlJc w:val="right"/>
-      <w:pPr>
-        <w:ind w:left="2160" w:hanging="180"/>
-      </w:pPr>
-    </w:lvl>
-    <w:lvl w:ilvl="3" w:tplc="4009000F" w:tentative="1">
-      <w:start w:val="1"/>
-      <w:numFmt w:val="decimal"/>
-      <w:lvlText w:val="%4."/>
-      <w:lvlJc w:val="left"/>
-      <w:pPr>
-        <w:ind w:left="2880" w:hanging="360"/>
-      </w:pPr>
-    </w:lvl>
-    <w:lvl w:ilvl="4" w:tplc="40090019" w:tentative="1">
-      <w:start w:val="1"/>
-      <w:numFmt w:val="lowerLetter"/>
-      <w:lvlText w:val="%5."/>
-      <w:lvlJc w:val="left"/>
-      <w:pPr>
-        <w:ind w:left="3600" w:hanging="360"/>
-      </w:pPr>
-    </w:lvl>
-    <w:lvl w:ilvl="5" w:tplc="4009001B" w:tentative="1">
-      <w:start w:val="1"/>
-      <w:numFmt w:val="lowerRoman"/>
-      <w:lvlText w:val="%6."/>
-      <w:lvlJc w:val="right"/>
-      <w:pPr>
-        <w:ind w:left="4320" w:hanging="180"/>
-      </w:pPr>
-    </w:lvl>
-    <w:lvl w:ilvl="6" w:tplc="4009000F" w:tentative="1">
-      <w:start w:val="1"/>
-      <w:numFmt w:val="decimal"/>
-      <w:lvlText w:val="%7."/>
-      <w:lvlJc w:val="left"/>
-      <w:pPr>
-        <w:ind w:left="5040" w:hanging="360"/>
-      </w:pPr>
-    </w:lvl>
-    <w:lvl w:ilvl="7" w:tplc="40090019" w:tentative="1">
-      <w:start w:val="1"/>
-      <w:numFmt w:val="lowerLetter"/>
-      <w:lvlText w:val="%8."/>
-      <w:lvlJc w:val="left"/>
-      <w:pPr>
-        <w:ind w:left="5760" w:hanging="360"/>
-      </w:pPr>
-    </w:lvl>
-    <w:lvl w:ilvl="8" w:tplc="4009001B" w:tentative="1">
-      <w:start w:val="1"/>
-      <w:numFmt w:val="lowerRoman"/>
-      <w:lvlText w:val="%9."/>
-      <w:lvlJc w:val="right"/>
-      <w:pPr>
-        <w:ind w:left="6480" w:hanging="180"/>
-      </w:pPr>
-    </w:lvl>
-  </w:abstractNum>
-  <w:abstractNum w:abstractNumId="16" w15:restartNumberingAfterBreak="0">
-    <w:nsid w:val="51487DF7"/>
-    <w:multiLevelType w:val="hybridMultilevel"/>
-    <w:tmpl w:val="A6B4C94E"/>
-    <w:lvl w:ilvl="0" w:tplc="40090005">
-      <w:start w:val="1"/>
-      <w:numFmt w:val="bullet"/>
-      <w:lvlText w:val=""/>
-      <w:lvlJc w:val="left"/>
-      <w:pPr>
-        <w:ind w:left="720" w:hanging="360"/>
-      </w:pPr>
-      <w:rPr>
-        <w:rFonts w:ascii="Wingdings" w:hAnsi="Wingdings" w:hint="default"/>
-        <w:b w:val="0"/>
-        <w:bCs w:val="0"/>
-        <w:i w:val="0"/>
-        <w:iCs w:val="0"/>
-        <w:spacing w:val="0"/>
-        <w:w w:val="99"/>
-        <w:sz w:val="28"/>
-        <w:szCs w:val="28"/>
-        <w:lang w:val="en-US" w:eastAsia="en-US" w:bidi="ar-SA"/>
-      </w:rPr>
-    </w:lvl>
-    <w:lvl w:ilvl="1" w:tplc="40090003" w:tentative="1">
-      <w:start w:val="1"/>
-      <w:numFmt w:val="bullet"/>
-      <w:lvlText w:val="o"/>
-      <w:lvlJc w:val="left"/>
-      <w:pPr>
-        <w:ind w:left="1440" w:hanging="360"/>
-      </w:pPr>
-      <w:rPr>
-        <w:rFonts w:ascii="Courier New" w:hAnsi="Courier New" w:cs="Courier New" w:hint="default"/>
-      </w:rPr>
-    </w:lvl>
-    <w:lvl w:ilvl="2" w:tplc="40090005" w:tentative="1">
-      <w:start w:val="1"/>
-      <w:numFmt w:val="bullet"/>
-      <w:lvlText w:val=""/>
-      <w:lvlJc w:val="left"/>
-      <w:pPr>
-        <w:ind w:left="2160" w:hanging="360"/>
-      </w:pPr>
-      <w:rPr>
-        <w:rFonts w:ascii="Wingdings" w:hAnsi="Wingdings" w:hint="default"/>
-      </w:rPr>
-    </w:lvl>
-    <w:lvl w:ilvl="3" w:tplc="40090001" w:tentative="1">
-      <w:start w:val="1"/>
-      <w:numFmt w:val="bullet"/>
-      <w:lvlText w:val=""/>
-      <w:lvlJc w:val="left"/>
-      <w:pPr>
-        <w:ind w:left="2880" w:hanging="360"/>
-      </w:pPr>
-      <w:rPr>
-        <w:rFonts w:ascii="Symbol" w:hAnsi="Symbol" w:hint="default"/>
-      </w:rPr>
-    </w:lvl>
-    <w:lvl w:ilvl="4" w:tplc="40090003" w:tentative="1">
-      <w:start w:val="1"/>
-      <w:numFmt w:val="bullet"/>
-      <w:lvlText w:val="o"/>
-      <w:lvlJc w:val="left"/>
-      <w:pPr>
-        <w:ind w:left="3600" w:hanging="360"/>
-      </w:pPr>
-      <w:rPr>
-        <w:rFonts w:ascii="Courier New" w:hAnsi="Courier New" w:cs="Courier New" w:hint="default"/>
-      </w:rPr>
-    </w:lvl>
-    <w:lvl w:ilvl="5" w:tplc="40090005" w:tentative="1">
-      <w:start w:val="1"/>
-      <w:numFmt w:val="bullet"/>
-      <w:lvlText w:val=""/>
-      <w:lvlJc w:val="left"/>
-      <w:pPr>
-        <w:ind w:left="4320" w:hanging="360"/>
-      </w:pPr>
-      <w:rPr>
-        <w:rFonts w:ascii="Wingdings" w:hAnsi="Wingdings" w:hint="default"/>
-      </w:rPr>
-    </w:lvl>
-    <w:lvl w:ilvl="6" w:tplc="40090001" w:tentative="1">
-      <w:start w:val="1"/>
-      <w:numFmt w:val="bullet"/>
-      <w:lvlText w:val=""/>
-      <w:lvlJc w:val="left"/>
-      <w:pPr>
-        <w:ind w:left="5040" w:hanging="360"/>
-      </w:pPr>
-      <w:rPr>
-        <w:rFonts w:ascii="Symbol" w:hAnsi="Symbol" w:hint="default"/>
-      </w:rPr>
-    </w:lvl>
-    <w:lvl w:ilvl="7" w:tplc="40090003" w:tentative="1">
-      <w:start w:val="1"/>
-      <w:numFmt w:val="bullet"/>
-      <w:lvlText w:val="o"/>
-      <w:lvlJc w:val="left"/>
-      <w:pPr>
-        <w:ind w:left="5760" w:hanging="360"/>
-      </w:pPr>
-      <w:rPr>
-        <w:rFonts w:ascii="Courier New" w:hAnsi="Courier New" w:cs="Courier New" w:hint="default"/>
-      </w:rPr>
-    </w:lvl>
-    <w:lvl w:ilvl="8" w:tplc="40090005" w:tentative="1">
-      <w:start w:val="1"/>
-      <w:numFmt w:val="bullet"/>
-      <w:lvlText w:val=""/>
-      <w:lvlJc w:val="left"/>
-      <w:pPr>
-        <w:ind w:left="6480" w:hanging="360"/>
-      </w:pPr>
-      <w:rPr>
-        <w:rFonts w:ascii="Wingdings" w:hAnsi="Wingdings" w:hint="default"/>
-      </w:rPr>
-    </w:lvl>
-  </w:abstractNum>
-  <w:abstractNum w:abstractNumId="17" w15:restartNumberingAfterBreak="0">
-    <w:nsid w:val="54807B1C"/>
-    <w:multiLevelType w:val="hybridMultilevel"/>
-    <w:tmpl w:val="56AA2DEA"/>
-    <w:lvl w:ilvl="0" w:tplc="40090005">
-      <w:start w:val="1"/>
-      <w:numFmt w:val="bullet"/>
-      <w:lvlText w:val=""/>
-      <w:lvlJc w:val="left"/>
-      <w:pPr>
-        <w:ind w:left="360" w:hanging="360"/>
-      </w:pPr>
-      <w:rPr>
-        <w:rFonts w:ascii="Wingdings" w:hAnsi="Wingdings" w:hint="default"/>
-      </w:rPr>
-    </w:lvl>
-    <w:lvl w:ilvl="1" w:tplc="40090003" w:tentative="1">
-      <w:start w:val="1"/>
-      <w:numFmt w:val="bullet"/>
-      <w:lvlText w:val="o"/>
-      <w:lvlJc w:val="left"/>
-      <w:pPr>
-        <w:ind w:left="1080" w:hanging="360"/>
-      </w:pPr>
-      <w:rPr>
-        <w:rFonts w:ascii="Courier New" w:hAnsi="Courier New" w:cs="Courier New" w:hint="default"/>
-      </w:rPr>
-    </w:lvl>
-    <w:lvl w:ilvl="2" w:tplc="40090005" w:tentative="1">
-      <w:start w:val="1"/>
-      <w:numFmt w:val="bullet"/>
-      <w:lvlText w:val=""/>
-      <w:lvlJc w:val="left"/>
-      <w:pPr>
-        <w:ind w:left="1800" w:hanging="360"/>
-      </w:pPr>
-      <w:rPr>
-        <w:rFonts w:ascii="Wingdings" w:hAnsi="Wingdings" w:hint="default"/>
-      </w:rPr>
-    </w:lvl>
-    <w:lvl w:ilvl="3" w:tplc="40090001" w:tentative="1">
-      <w:start w:val="1"/>
-      <w:numFmt w:val="bullet"/>
-      <w:lvlText w:val=""/>
-      <w:lvlJc w:val="left"/>
-      <w:pPr>
-        <w:ind w:left="2520" w:hanging="360"/>
-      </w:pPr>
-      <w:rPr>
-        <w:rFonts w:ascii="Symbol" w:hAnsi="Symbol" w:hint="default"/>
-      </w:rPr>
-    </w:lvl>
-    <w:lvl w:ilvl="4" w:tplc="40090003" w:tentative="1">
-      <w:start w:val="1"/>
-      <w:numFmt w:val="bullet"/>
-      <w:lvlText w:val="o"/>
-      <w:lvlJc w:val="left"/>
-      <w:pPr>
-        <w:ind w:left="3240" w:hanging="360"/>
-      </w:pPr>
-      <w:rPr>
-        <w:rFonts w:ascii="Courier New" w:hAnsi="Courier New" w:cs="Courier New" w:hint="default"/>
-      </w:rPr>
-    </w:lvl>
-    <w:lvl w:ilvl="5" w:tplc="40090005" w:tentative="1">
-      <w:start w:val="1"/>
-      <w:numFmt w:val="bullet"/>
-      <w:lvlText w:val=""/>
-      <w:lvlJc w:val="left"/>
-      <w:pPr>
-        <w:ind w:left="3960" w:hanging="360"/>
-      </w:pPr>
-      <w:rPr>
-        <w:rFonts w:ascii="Wingdings" w:hAnsi="Wingdings" w:hint="default"/>
-      </w:rPr>
-    </w:lvl>
-    <w:lvl w:ilvl="6" w:tplc="40090001" w:tentative="1">
-      <w:start w:val="1"/>
-      <w:numFmt w:val="bullet"/>
-      <w:lvlText w:val=""/>
-      <w:lvlJc w:val="left"/>
-      <w:pPr>
-        <w:ind w:left="4680" w:hanging="360"/>
-      </w:pPr>
-      <w:rPr>
-        <w:rFonts w:ascii="Symbol" w:hAnsi="Symbol" w:hint="default"/>
-      </w:rPr>
-    </w:lvl>
-    <w:lvl w:ilvl="7" w:tplc="40090003" w:tentative="1">
-      <w:start w:val="1"/>
-      <w:numFmt w:val="bullet"/>
-      <w:lvlText w:val="o"/>
-      <w:lvlJc w:val="left"/>
-      <w:pPr>
-        <w:ind w:left="5400" w:hanging="360"/>
-      </w:pPr>
-      <w:rPr>
-        <w:rFonts w:ascii="Courier New" w:hAnsi="Courier New" w:cs="Courier New" w:hint="default"/>
-      </w:rPr>
-    </w:lvl>
-    <w:lvl w:ilvl="8" w:tplc="40090005" w:tentative="1">
-      <w:start w:val="1"/>
-      <w:numFmt w:val="bullet"/>
-      <w:lvlText w:val=""/>
-      <w:lvlJc w:val="left"/>
-      <w:pPr>
-        <w:ind w:left="6120" w:hanging="360"/>
-      </w:pPr>
-      <w:rPr>
-        <w:rFonts w:ascii="Wingdings" w:hAnsi="Wingdings" w:hint="default"/>
-      </w:rPr>
-    </w:lvl>
-  </w:abstractNum>
-  <w:abstractNum w:abstractNumId="18" w15:restartNumberingAfterBreak="0">
-    <w:nsid w:val="5FC42403"/>
-    <w:multiLevelType w:val="multilevel"/>
-    <w:tmpl w:val="97BA2350"/>
-    <w:lvl w:ilvl="0">
-      <w:start w:val="1"/>
-      <w:numFmt w:val="bullet"/>
-      <w:lvlText w:val=""/>
-      <w:lvlJc w:val="left"/>
-      <w:pPr>
-        <w:tabs>
-          <w:tab w:val="num" w:pos="720"/>
-        </w:tabs>
-        <w:ind w:left="720" w:hanging="360"/>
-      </w:pPr>
-      <w:rPr>
-        <w:rFonts w:ascii="Symbol" w:hAnsi="Symbol" w:hint="default"/>
-        <w:sz w:val="20"/>
-      </w:rPr>
-    </w:lvl>
-    <w:lvl w:ilvl="1" w:tentative="1">
-      <w:start w:val="1"/>
-      <w:numFmt w:val="bullet"/>
-      <w:lvlText w:val="o"/>
-      <w:lvlJc w:val="left"/>
-      <w:pPr>
-        <w:tabs>
-          <w:tab w:val="num" w:pos="1440"/>
-        </w:tabs>
-        <w:ind w:left="1440" w:hanging="360"/>
-      </w:pPr>
-      <w:rPr>
-        <w:rFonts w:ascii="Courier New" w:hAnsi="Courier New" w:hint="default"/>
-        <w:sz w:val="20"/>
-      </w:rPr>
-    </w:lvl>
-    <w:lvl w:ilvl="2" w:tentative="1">
-      <w:start w:val="1"/>
-      <w:numFmt w:val="bullet"/>
-      <w:lvlText w:val=""/>
-      <w:lvlJc w:val="left"/>
-      <w:pPr>
-        <w:tabs>
-          <w:tab w:val="num" w:pos="2160"/>
-        </w:tabs>
-        <w:ind w:left="2160" w:hanging="360"/>
-      </w:pPr>
-      <w:rPr>
-        <w:rFonts w:ascii="Wingdings" w:hAnsi="Wingdings" w:hint="default"/>
-        <w:sz w:val="20"/>
-      </w:rPr>
-    </w:lvl>
-    <w:lvl w:ilvl="3" w:tentative="1">
-      <w:start w:val="1"/>
-      <w:numFmt w:val="bullet"/>
-      <w:lvlText w:val=""/>
-      <w:lvlJc w:val="left"/>
-      <w:pPr>
-        <w:tabs>
-          <w:tab w:val="num" w:pos="2880"/>
-        </w:tabs>
-        <w:ind w:left="2880" w:hanging="360"/>
-      </w:pPr>
-      <w:rPr>
-        <w:rFonts w:ascii="Wingdings" w:hAnsi="Wingdings" w:hint="default"/>
-        <w:sz w:val="20"/>
-      </w:rPr>
-    </w:lvl>
-    <w:lvl w:ilvl="4" w:tentative="1">
-      <w:start w:val="1"/>
-      <w:numFmt w:val="bullet"/>
-      <w:lvlText w:val=""/>
-      <w:lvlJc w:val="left"/>
-      <w:pPr>
-        <w:tabs>
-          <w:tab w:val="num" w:pos="3600"/>
-        </w:tabs>
-        <w:ind w:left="3600" w:hanging="360"/>
-      </w:pPr>
-      <w:rPr>
-        <w:rFonts w:ascii="Wingdings" w:hAnsi="Wingdings" w:hint="default"/>
-        <w:sz w:val="20"/>
-      </w:rPr>
-    </w:lvl>
-    <w:lvl w:ilvl="5" w:tentative="1">
-      <w:start w:val="1"/>
-      <w:numFmt w:val="bullet"/>
-      <w:lvlText w:val=""/>
-      <w:lvlJc w:val="left"/>
-      <w:pPr>
-        <w:tabs>
-          <w:tab w:val="num" w:pos="4320"/>
-        </w:tabs>
-        <w:ind w:left="4320" w:hanging="360"/>
-      </w:pPr>
-      <w:rPr>
-        <w:rFonts w:ascii="Wingdings" w:hAnsi="Wingdings" w:hint="default"/>
-        <w:sz w:val="20"/>
-      </w:rPr>
-    </w:lvl>
-    <w:lvl w:ilvl="6" w:tentative="1">
-      <w:start w:val="1"/>
-      <w:numFmt w:val="bullet"/>
-      <w:lvlText w:val=""/>
-      <w:lvlJc w:val="left"/>
-      <w:pPr>
-        <w:tabs>
-          <w:tab w:val="num" w:pos="5040"/>
-        </w:tabs>
-        <w:ind w:left="5040" w:hanging="360"/>
-      </w:pPr>
-      <w:rPr>
-        <w:rFonts w:ascii="Wingdings" w:hAnsi="Wingdings" w:hint="default"/>
-        <w:sz w:val="20"/>
-      </w:rPr>
-    </w:lvl>
-    <w:lvl w:ilvl="7" w:tentative="1">
-      <w:start w:val="1"/>
-      <w:numFmt w:val="bullet"/>
-      <w:lvlText w:val=""/>
-      <w:lvlJc w:val="left"/>
-      <w:pPr>
-        <w:tabs>
-          <w:tab w:val="num" w:pos="5760"/>
-        </w:tabs>
-        <w:ind w:left="5760" w:hanging="360"/>
-      </w:pPr>
-      <w:rPr>
-        <w:rFonts w:ascii="Wingdings" w:hAnsi="Wingdings" w:hint="default"/>
-        <w:sz w:val="20"/>
-      </w:rPr>
-    </w:lvl>
-    <w:lvl w:ilvl="8" w:tentative="1">
-      <w:start w:val="1"/>
-      <w:numFmt w:val="bullet"/>
-      <w:lvlText w:val=""/>
-      <w:lvlJc w:val="left"/>
-      <w:pPr>
-        <w:tabs>
-          <w:tab w:val="num" w:pos="6480"/>
-        </w:tabs>
-        <w:ind w:left="6480" w:hanging="360"/>
-      </w:pPr>
-      <w:rPr>
-        <w:rFonts w:ascii="Wingdings" w:hAnsi="Wingdings" w:hint="default"/>
-        <w:sz w:val="20"/>
-      </w:rPr>
-    </w:lvl>
-  </w:abstractNum>
-  <w:abstractNum w:abstractNumId="19" w15:restartNumberingAfterBreak="0">
-    <w:nsid w:val="61AD6FD9"/>
-    <w:multiLevelType w:val="multilevel"/>
-    <w:tmpl w:val="292E4F96"/>
-    <w:lvl w:ilvl="0">
-      <w:start w:val="1"/>
-      <w:numFmt w:val="bullet"/>
-      <w:lvlText w:val=""/>
-      <w:lvlJc w:val="left"/>
-      <w:pPr>
-        <w:tabs>
-          <w:tab w:val="num" w:pos="720"/>
-        </w:tabs>
-        <w:ind w:left="720" w:hanging="360"/>
-      </w:pPr>
-      <w:rPr>
-        <w:rFonts w:ascii="Symbol" w:hAnsi="Symbol" w:hint="default"/>
-        <w:sz w:val="20"/>
-      </w:rPr>
-    </w:lvl>
-    <w:lvl w:ilvl="1">
-      <w:start w:val="3"/>
-      <w:numFmt w:val="decimal"/>
-      <w:lvlText w:val="%2."/>
-      <w:lvlJc w:val="left"/>
-      <w:pPr>
-        <w:ind w:left="360" w:hanging="360"/>
-      </w:pPr>
-      <w:rPr>
-        <w:rFonts w:hint="default"/>
-      </w:rPr>
-    </w:lvl>
-    <w:lvl w:ilvl="2" w:tentative="1">
-      <w:start w:val="1"/>
-      <w:numFmt w:val="bullet"/>
-      <w:lvlText w:val=""/>
-      <w:lvlJc w:val="left"/>
-      <w:pPr>
-        <w:tabs>
-          <w:tab w:val="num" w:pos="2160"/>
-        </w:tabs>
-        <w:ind w:left="2160" w:hanging="360"/>
-      </w:pPr>
-      <w:rPr>
-        <w:rFonts w:ascii="Wingdings" w:hAnsi="Wingdings" w:hint="default"/>
-        <w:sz w:val="20"/>
-      </w:rPr>
-    </w:lvl>
-    <w:lvl w:ilvl="3" w:tentative="1">
-      <w:start w:val="1"/>
-      <w:numFmt w:val="bullet"/>
-      <w:lvlText w:val=""/>
-      <w:lvlJc w:val="left"/>
-      <w:pPr>
-        <w:tabs>
-          <w:tab w:val="num" w:pos="2880"/>
-        </w:tabs>
-        <w:ind w:left="2880" w:hanging="360"/>
-      </w:pPr>
-      <w:rPr>
-        <w:rFonts w:ascii="Wingdings" w:hAnsi="Wingdings" w:hint="default"/>
-        <w:sz w:val="20"/>
-      </w:rPr>
-    </w:lvl>
-    <w:lvl w:ilvl="4" w:tentative="1">
-      <w:start w:val="1"/>
-      <w:numFmt w:val="bullet"/>
-      <w:lvlText w:val=""/>
-      <w:lvlJc w:val="left"/>
-      <w:pPr>
-        <w:tabs>
-          <w:tab w:val="num" w:pos="3600"/>
-        </w:tabs>
-        <w:ind w:left="3600" w:hanging="360"/>
-      </w:pPr>
-      <w:rPr>
-        <w:rFonts w:ascii="Wingdings" w:hAnsi="Wingdings" w:hint="default"/>
-        <w:sz w:val="20"/>
-      </w:rPr>
-    </w:lvl>
-    <w:lvl w:ilvl="5" w:tentative="1">
-      <w:start w:val="1"/>
-      <w:numFmt w:val="bullet"/>
-      <w:lvlText w:val=""/>
-      <w:lvlJc w:val="left"/>
-      <w:pPr>
-        <w:tabs>
-          <w:tab w:val="num" w:pos="4320"/>
-        </w:tabs>
-        <w:ind w:left="4320" w:hanging="360"/>
-      </w:pPr>
-      <w:rPr>
-        <w:rFonts w:ascii="Wingdings" w:hAnsi="Wingdings" w:hint="default"/>
-        <w:sz w:val="20"/>
-      </w:rPr>
-    </w:lvl>
-    <w:lvl w:ilvl="6" w:tentative="1">
-      <w:start w:val="1"/>
-      <w:numFmt w:val="bullet"/>
-      <w:lvlText w:val=""/>
-      <w:lvlJc w:val="left"/>
-      <w:pPr>
-        <w:tabs>
-          <w:tab w:val="num" w:pos="5040"/>
-        </w:tabs>
-        <w:ind w:left="5040" w:hanging="360"/>
-      </w:pPr>
-      <w:rPr>
-        <w:rFonts w:ascii="Wingdings" w:hAnsi="Wingdings" w:hint="default"/>
-        <w:sz w:val="20"/>
-      </w:rPr>
-    </w:lvl>
-    <w:lvl w:ilvl="7" w:tentative="1">
-      <w:start w:val="1"/>
-      <w:numFmt w:val="bullet"/>
-      <w:lvlText w:val=""/>
-      <w:lvlJc w:val="left"/>
-      <w:pPr>
-        <w:tabs>
-          <w:tab w:val="num" w:pos="5760"/>
-        </w:tabs>
-        <w:ind w:left="5760" w:hanging="360"/>
-      </w:pPr>
-      <w:rPr>
-        <w:rFonts w:ascii="Wingdings" w:hAnsi="Wingdings" w:hint="default"/>
-        <w:sz w:val="20"/>
-      </w:rPr>
-    </w:lvl>
-    <w:lvl w:ilvl="8" w:tentative="1">
-      <w:start w:val="1"/>
-      <w:numFmt w:val="bullet"/>
-      <w:lvlText w:val=""/>
-      <w:lvlJc w:val="left"/>
-      <w:pPr>
-        <w:tabs>
-          <w:tab w:val="num" w:pos="6480"/>
-        </w:tabs>
-        <w:ind w:left="6480" w:hanging="360"/>
-      </w:pPr>
-      <w:rPr>
-        <w:rFonts w:ascii="Wingdings" w:hAnsi="Wingdings" w:hint="default"/>
-        <w:sz w:val="20"/>
-      </w:rPr>
-    </w:lvl>
-  </w:abstractNum>
-  <w:abstractNum w:abstractNumId="20" w15:restartNumberingAfterBreak="0">
-    <w:nsid w:val="622868C0"/>
-    <w:multiLevelType w:val="hybridMultilevel"/>
-    <w:tmpl w:val="33E09538"/>
-    <w:lvl w:ilvl="0" w:tplc="391EC7CE">
-      <w:numFmt w:val="bullet"/>
-      <w:lvlText w:val=""/>
-      <w:lvlJc w:val="left"/>
-      <w:pPr>
-        <w:ind w:left="360" w:hanging="360"/>
-      </w:pPr>
-      <w:rPr>
-        <w:rFonts w:ascii="Wingdings" w:eastAsia="Wingdings" w:hAnsi="Wingdings" w:cs="Wingdings" w:hint="default"/>
-        <w:b w:val="0"/>
-        <w:bCs w:val="0"/>
-        <w:i w:val="0"/>
-        <w:iCs w:val="0"/>
-        <w:spacing w:val="0"/>
-        <w:w w:val="100"/>
-        <w:sz w:val="32"/>
-        <w:szCs w:val="32"/>
-        <w:lang w:val="en-US" w:eastAsia="en-US" w:bidi="ar-SA"/>
-      </w:rPr>
-    </w:lvl>
-    <w:lvl w:ilvl="1" w:tplc="40090003" w:tentative="1">
-      <w:start w:val="1"/>
-      <w:numFmt w:val="bullet"/>
-      <w:lvlText w:val="o"/>
-      <w:lvlJc w:val="left"/>
-      <w:pPr>
-        <w:ind w:left="1080" w:hanging="360"/>
-      </w:pPr>
-      <w:rPr>
-        <w:rFonts w:ascii="Courier New" w:hAnsi="Courier New" w:cs="Courier New" w:hint="default"/>
-      </w:rPr>
-    </w:lvl>
-    <w:lvl w:ilvl="2" w:tplc="40090005" w:tentative="1">
-      <w:start w:val="1"/>
-      <w:numFmt w:val="bullet"/>
-      <w:lvlText w:val=""/>
-      <w:lvlJc w:val="left"/>
-      <w:pPr>
-        <w:ind w:left="1800" w:hanging="360"/>
-      </w:pPr>
-      <w:rPr>
-        <w:rFonts w:ascii="Wingdings" w:hAnsi="Wingdings" w:hint="default"/>
-      </w:rPr>
-    </w:lvl>
-    <w:lvl w:ilvl="3" w:tplc="40090001" w:tentative="1">
-      <w:start w:val="1"/>
-      <w:numFmt w:val="bullet"/>
-      <w:lvlText w:val=""/>
-      <w:lvlJc w:val="left"/>
-      <w:pPr>
-        <w:ind w:left="2520" w:hanging="360"/>
-      </w:pPr>
-      <w:rPr>
-        <w:rFonts w:ascii="Symbol" w:hAnsi="Symbol" w:hint="default"/>
-      </w:rPr>
-    </w:lvl>
-    <w:lvl w:ilvl="4" w:tplc="40090003" w:tentative="1">
-      <w:start w:val="1"/>
-      <w:numFmt w:val="bullet"/>
-      <w:lvlText w:val="o"/>
-      <w:lvlJc w:val="left"/>
-      <w:pPr>
-        <w:ind w:left="3240" w:hanging="360"/>
-      </w:pPr>
-      <w:rPr>
-        <w:rFonts w:ascii="Courier New" w:hAnsi="Courier New" w:cs="Courier New" w:hint="default"/>
-      </w:rPr>
-    </w:lvl>
-    <w:lvl w:ilvl="5" w:tplc="40090005" w:tentative="1">
-      <w:start w:val="1"/>
-      <w:numFmt w:val="bullet"/>
-      <w:lvlText w:val=""/>
-      <w:lvlJc w:val="left"/>
-      <w:pPr>
-        <w:ind w:left="3960" w:hanging="360"/>
-      </w:pPr>
-      <w:rPr>
-        <w:rFonts w:ascii="Wingdings" w:hAnsi="Wingdings" w:hint="default"/>
-      </w:rPr>
-    </w:lvl>
-    <w:lvl w:ilvl="6" w:tplc="40090001" w:tentative="1">
-      <w:start w:val="1"/>
-      <w:numFmt w:val="bullet"/>
-      <w:lvlText w:val=""/>
-      <w:lvlJc w:val="left"/>
-      <w:pPr>
-        <w:ind w:left="4680" w:hanging="360"/>
-      </w:pPr>
-      <w:rPr>
-        <w:rFonts w:ascii="Symbol" w:hAnsi="Symbol" w:hint="default"/>
-      </w:rPr>
-    </w:lvl>
-    <w:lvl w:ilvl="7" w:tplc="40090003" w:tentative="1">
-      <w:start w:val="1"/>
-      <w:numFmt w:val="bullet"/>
-      <w:lvlText w:val="o"/>
-      <w:lvlJc w:val="left"/>
-      <w:pPr>
-        <w:ind w:left="5400" w:hanging="360"/>
-      </w:pPr>
-      <w:rPr>
-        <w:rFonts w:ascii="Courier New" w:hAnsi="Courier New" w:cs="Courier New" w:hint="default"/>
-      </w:rPr>
-    </w:lvl>
-    <w:lvl w:ilvl="8" w:tplc="40090005" w:tentative="1">
-      <w:start w:val="1"/>
-      <w:numFmt w:val="bullet"/>
-      <w:lvlText w:val=""/>
-      <w:lvlJc w:val="left"/>
-      <w:pPr>
-        <w:ind w:left="6120" w:hanging="360"/>
-      </w:pPr>
-      <w:rPr>
-        <w:rFonts w:ascii="Wingdings" w:hAnsi="Wingdings" w:hint="default"/>
-      </w:rPr>
-    </w:lvl>
-  </w:abstractNum>
-  <w:abstractNum w:abstractNumId="21" w15:restartNumberingAfterBreak="0">
-    <w:nsid w:val="63FF6D67"/>
-    <w:multiLevelType w:val="hybridMultilevel"/>
-    <w:tmpl w:val="BC38572E"/>
-    <w:lvl w:ilvl="0" w:tplc="391EC7CE">
-      <w:numFmt w:val="bullet"/>
-      <w:lvlText w:val=""/>
-      <w:lvlJc w:val="left"/>
-      <w:pPr>
-        <w:ind w:left="360" w:hanging="360"/>
-      </w:pPr>
-      <w:rPr>
-        <w:rFonts w:ascii="Wingdings" w:eastAsia="Wingdings" w:hAnsi="Wingdings" w:cs="Wingdings" w:hint="default"/>
-        <w:b w:val="0"/>
-        <w:bCs w:val="0"/>
-        <w:i w:val="0"/>
-        <w:iCs w:val="0"/>
-        <w:spacing w:val="0"/>
-        <w:w w:val="100"/>
-        <w:sz w:val="32"/>
-        <w:szCs w:val="32"/>
-        <w:lang w:val="en-US" w:eastAsia="en-US" w:bidi="ar-SA"/>
-      </w:rPr>
-    </w:lvl>
-    <w:lvl w:ilvl="1" w:tplc="40090003" w:tentative="1">
-      <w:start w:val="1"/>
-      <w:numFmt w:val="bullet"/>
-      <w:lvlText w:val="o"/>
-      <w:lvlJc w:val="left"/>
-      <w:pPr>
-        <w:ind w:left="1080" w:hanging="360"/>
-      </w:pPr>
-      <w:rPr>
-        <w:rFonts w:ascii="Courier New" w:hAnsi="Courier New" w:cs="Courier New" w:hint="default"/>
-      </w:rPr>
-    </w:lvl>
-    <w:lvl w:ilvl="2" w:tplc="40090005" w:tentative="1">
-      <w:start w:val="1"/>
-      <w:numFmt w:val="bullet"/>
-      <w:lvlText w:val=""/>
-      <w:lvlJc w:val="left"/>
-      <w:pPr>
-        <w:ind w:left="1800" w:hanging="360"/>
-      </w:pPr>
-      <w:rPr>
-        <w:rFonts w:ascii="Wingdings" w:hAnsi="Wingdings" w:hint="default"/>
-      </w:rPr>
-    </w:lvl>
-    <w:lvl w:ilvl="3" w:tplc="40090001" w:tentative="1">
-      <w:start w:val="1"/>
-      <w:numFmt w:val="bullet"/>
-      <w:lvlText w:val=""/>
-      <w:lvlJc w:val="left"/>
-      <w:pPr>
-        <w:ind w:left="2520" w:hanging="360"/>
-      </w:pPr>
-      <w:rPr>
-        <w:rFonts w:ascii="Symbol" w:hAnsi="Symbol" w:hint="default"/>
-      </w:rPr>
-    </w:lvl>
-    <w:lvl w:ilvl="4" w:tplc="40090003" w:tentative="1">
-      <w:start w:val="1"/>
-      <w:numFmt w:val="bullet"/>
-      <w:lvlText w:val="o"/>
-      <w:lvlJc w:val="left"/>
-      <w:pPr>
-        <w:ind w:left="3240" w:hanging="360"/>
-      </w:pPr>
-      <w:rPr>
-        <w:rFonts w:ascii="Courier New" w:hAnsi="Courier New" w:cs="Courier New" w:hint="default"/>
-      </w:rPr>
-    </w:lvl>
-    <w:lvl w:ilvl="5" w:tplc="40090005" w:tentative="1">
-      <w:start w:val="1"/>
-      <w:numFmt w:val="bullet"/>
-      <w:lvlText w:val=""/>
-      <w:lvlJc w:val="left"/>
-      <w:pPr>
-        <w:ind w:left="3960" w:hanging="360"/>
-      </w:pPr>
-      <w:rPr>
-        <w:rFonts w:ascii="Wingdings" w:hAnsi="Wingdings" w:hint="default"/>
-      </w:rPr>
-    </w:lvl>
-    <w:lvl w:ilvl="6" w:tplc="40090001" w:tentative="1">
-      <w:start w:val="1"/>
-      <w:numFmt w:val="bullet"/>
-      <w:lvlText w:val=""/>
-      <w:lvlJc w:val="left"/>
-      <w:pPr>
-        <w:ind w:left="4680" w:hanging="360"/>
-      </w:pPr>
-      <w:rPr>
-        <w:rFonts w:ascii="Symbol" w:hAnsi="Symbol" w:hint="default"/>
-      </w:rPr>
-    </w:lvl>
-    <w:lvl w:ilvl="7" w:tplc="40090003" w:tentative="1">
-      <w:start w:val="1"/>
-      <w:numFmt w:val="bullet"/>
-      <w:lvlText w:val="o"/>
-      <w:lvlJc w:val="left"/>
-      <w:pPr>
-        <w:ind w:left="5400" w:hanging="360"/>
-      </w:pPr>
-      <w:rPr>
-        <w:rFonts w:ascii="Courier New" w:hAnsi="Courier New" w:cs="Courier New" w:hint="default"/>
-      </w:rPr>
-    </w:lvl>
-    <w:lvl w:ilvl="8" w:tplc="40090005" w:tentative="1">
-      <w:start w:val="1"/>
-      <w:numFmt w:val="bullet"/>
-      <w:lvlText w:val=""/>
-      <w:lvlJc w:val="left"/>
-      <w:pPr>
-        <w:ind w:left="6120" w:hanging="360"/>
-      </w:pPr>
-      <w:rPr>
-        <w:rFonts w:ascii="Wingdings" w:hAnsi="Wingdings" w:hint="default"/>
-      </w:rPr>
-    </w:lvl>
-  </w:abstractNum>
-  <w:abstractNum w:abstractNumId="22" w15:restartNumberingAfterBreak="0">
-    <w:nsid w:val="66B15A1A"/>
-    <w:multiLevelType w:val="hybridMultilevel"/>
-    <w:tmpl w:val="32DEFD86"/>
-    <w:lvl w:ilvl="0" w:tplc="4009000F">
-      <w:start w:val="1"/>
-      <w:numFmt w:val="decimal"/>
-      <w:lvlText w:val="%1."/>
-      <w:lvlJc w:val="left"/>
-      <w:pPr>
-        <w:ind w:left="721" w:hanging="360"/>
-      </w:pPr>
-    </w:lvl>
-    <w:lvl w:ilvl="1" w:tplc="40090019" w:tentative="1">
-      <w:start w:val="1"/>
-      <w:numFmt w:val="lowerLetter"/>
-      <w:lvlText w:val="%2."/>
-      <w:lvlJc w:val="left"/>
-      <w:pPr>
-        <w:ind w:left="1441" w:hanging="360"/>
-      </w:pPr>
-    </w:lvl>
-    <w:lvl w:ilvl="2" w:tplc="4009001B" w:tentative="1">
-      <w:start w:val="1"/>
-      <w:numFmt w:val="lowerRoman"/>
-      <w:lvlText w:val="%3."/>
-      <w:lvlJc w:val="right"/>
-      <w:pPr>
-        <w:ind w:left="2161" w:hanging="180"/>
-      </w:pPr>
-    </w:lvl>
-    <w:lvl w:ilvl="3" w:tplc="4009000F" w:tentative="1">
-      <w:start w:val="1"/>
-      <w:numFmt w:val="decimal"/>
-      <w:lvlText w:val="%4."/>
-      <w:lvlJc w:val="left"/>
-      <w:pPr>
-        <w:ind w:left="2881" w:hanging="360"/>
-      </w:pPr>
-    </w:lvl>
-    <w:lvl w:ilvl="4" w:tplc="40090019" w:tentative="1">
-      <w:start w:val="1"/>
-      <w:numFmt w:val="lowerLetter"/>
-      <w:lvlText w:val="%5."/>
-      <w:lvlJc w:val="left"/>
-      <w:pPr>
-        <w:ind w:left="3601" w:hanging="360"/>
-      </w:pPr>
-    </w:lvl>
-    <w:lvl w:ilvl="5" w:tplc="4009001B" w:tentative="1">
-      <w:start w:val="1"/>
-      <w:numFmt w:val="lowerRoman"/>
-      <w:lvlText w:val="%6."/>
-      <w:lvlJc w:val="right"/>
-      <w:pPr>
-        <w:ind w:left="4321" w:hanging="180"/>
-      </w:pPr>
-    </w:lvl>
-    <w:lvl w:ilvl="6" w:tplc="4009000F" w:tentative="1">
-      <w:start w:val="1"/>
-      <w:numFmt w:val="decimal"/>
-      <w:lvlText w:val="%7."/>
-      <w:lvlJc w:val="left"/>
-      <w:pPr>
-        <w:ind w:left="5041" w:hanging="360"/>
-      </w:pPr>
-    </w:lvl>
-    <w:lvl w:ilvl="7" w:tplc="40090019" w:tentative="1">
-      <w:start w:val="1"/>
-      <w:numFmt w:val="lowerLetter"/>
-      <w:lvlText w:val="%8."/>
-      <w:lvlJc w:val="left"/>
-      <w:pPr>
-        <w:ind w:left="5761" w:hanging="360"/>
-      </w:pPr>
-    </w:lvl>
-    <w:lvl w:ilvl="8" w:tplc="4009001B" w:tentative="1">
-      <w:start w:val="1"/>
-      <w:numFmt w:val="lowerRoman"/>
-      <w:lvlText w:val="%9."/>
-      <w:lvlJc w:val="right"/>
-      <w:pPr>
-        <w:ind w:left="6481" w:hanging="180"/>
-      </w:pPr>
-    </w:lvl>
-  </w:abstractNum>
-  <w:abstractNum w:abstractNumId="23" w15:restartNumberingAfterBreak="0">
-    <w:nsid w:val="69F53036"/>
-    <w:multiLevelType w:val="hybridMultilevel"/>
-    <w:tmpl w:val="A9DAACF4"/>
-    <w:lvl w:ilvl="0" w:tplc="4009000B">
-      <w:start w:val="1"/>
-      <w:numFmt w:val="bullet"/>
-      <w:lvlText w:val=""/>
-      <w:lvlJc w:val="left"/>
-      <w:pPr>
-        <w:ind w:left="360" w:hanging="360"/>
-      </w:pPr>
-      <w:rPr>
-        <w:rFonts w:ascii="Wingdings" w:hAnsi="Wingdings" w:hint="default"/>
-      </w:rPr>
-    </w:lvl>
-    <w:lvl w:ilvl="1" w:tplc="40090003" w:tentative="1">
-      <w:start w:val="1"/>
-      <w:numFmt w:val="bullet"/>
-      <w:lvlText w:val="o"/>
-      <w:lvlJc w:val="left"/>
-      <w:pPr>
-        <w:ind w:left="1080" w:hanging="360"/>
-      </w:pPr>
-      <w:rPr>
-        <w:rFonts w:ascii="Courier New" w:hAnsi="Courier New" w:cs="Courier New" w:hint="default"/>
-      </w:rPr>
-    </w:lvl>
-    <w:lvl w:ilvl="2" w:tplc="40090005" w:tentative="1">
-      <w:start w:val="1"/>
-      <w:numFmt w:val="bullet"/>
-      <w:lvlText w:val=""/>
-      <w:lvlJc w:val="left"/>
-      <w:pPr>
-        <w:ind w:left="1800" w:hanging="360"/>
-      </w:pPr>
-      <w:rPr>
-        <w:rFonts w:ascii="Wingdings" w:hAnsi="Wingdings" w:hint="default"/>
-      </w:rPr>
-    </w:lvl>
-    <w:lvl w:ilvl="3" w:tplc="40090001" w:tentative="1">
-      <w:start w:val="1"/>
-      <w:numFmt w:val="bullet"/>
-      <w:lvlText w:val=""/>
-      <w:lvlJc w:val="left"/>
-      <w:pPr>
-        <w:ind w:left="2520" w:hanging="360"/>
-      </w:pPr>
-      <w:rPr>
-        <w:rFonts w:ascii="Symbol" w:hAnsi="Symbol" w:hint="default"/>
-      </w:rPr>
-    </w:lvl>
-    <w:lvl w:ilvl="4" w:tplc="40090003" w:tentative="1">
-      <w:start w:val="1"/>
-      <w:numFmt w:val="bullet"/>
-      <w:lvlText w:val="o"/>
-      <w:lvlJc w:val="left"/>
-      <w:pPr>
-        <w:ind w:left="3240" w:hanging="360"/>
-      </w:pPr>
-      <w:rPr>
-        <w:rFonts w:ascii="Courier New" w:hAnsi="Courier New" w:cs="Courier New" w:hint="default"/>
-      </w:rPr>
-    </w:lvl>
-    <w:lvl w:ilvl="5" w:tplc="40090005" w:tentative="1">
-      <w:start w:val="1"/>
-      <w:numFmt w:val="bullet"/>
-      <w:lvlText w:val=""/>
-      <w:lvlJc w:val="left"/>
-      <w:pPr>
-        <w:ind w:left="3960" w:hanging="360"/>
-      </w:pPr>
-      <w:rPr>
-        <w:rFonts w:ascii="Wingdings" w:hAnsi="Wingdings" w:hint="default"/>
-      </w:rPr>
-    </w:lvl>
-    <w:lvl w:ilvl="6" w:tplc="40090001" w:tentative="1">
-      <w:start w:val="1"/>
-      <w:numFmt w:val="bullet"/>
-      <w:lvlText w:val=""/>
-      <w:lvlJc w:val="left"/>
-      <w:pPr>
-        <w:ind w:left="4680" w:hanging="360"/>
-      </w:pPr>
-      <w:rPr>
-        <w:rFonts w:ascii="Symbol" w:hAnsi="Symbol" w:hint="default"/>
-      </w:rPr>
-    </w:lvl>
-    <w:lvl w:ilvl="7" w:tplc="40090003" w:tentative="1">
-      <w:start w:val="1"/>
-      <w:numFmt w:val="bullet"/>
-      <w:lvlText w:val="o"/>
-      <w:lvlJc w:val="left"/>
-      <w:pPr>
-        <w:ind w:left="5400" w:hanging="360"/>
-      </w:pPr>
-      <w:rPr>
-        <w:rFonts w:ascii="Courier New" w:hAnsi="Courier New" w:cs="Courier New" w:hint="default"/>
-      </w:rPr>
-    </w:lvl>
-    <w:lvl w:ilvl="8" w:tplc="40090005" w:tentative="1">
-      <w:start w:val="1"/>
-      <w:numFmt w:val="bullet"/>
-      <w:lvlText w:val=""/>
-      <w:lvlJc w:val="left"/>
-      <w:pPr>
-        <w:ind w:left="6120" w:hanging="360"/>
-      </w:pPr>
-      <w:rPr>
-        <w:rFonts w:ascii="Wingdings" w:hAnsi="Wingdings" w:hint="default"/>
-      </w:rPr>
-    </w:lvl>
-  </w:abstractNum>
-  <w:abstractNum w:abstractNumId="24" w15:restartNumberingAfterBreak="0">
-    <w:nsid w:val="6FEF7C2F"/>
-    <w:multiLevelType w:val="hybridMultilevel"/>
-    <w:tmpl w:val="12ACD684"/>
-    <w:lvl w:ilvl="0" w:tplc="40090005">
-      <w:start w:val="1"/>
-      <w:numFmt w:val="bullet"/>
-      <w:lvlText w:val=""/>
-      <w:lvlJc w:val="left"/>
-      <w:pPr>
-        <w:ind w:left="360" w:hanging="360"/>
-      </w:pPr>
-      <w:rPr>
-        <w:rFonts w:ascii="Wingdings" w:hAnsi="Wingdings" w:hint="default"/>
-        <w:b w:val="0"/>
-        <w:bCs w:val="0"/>
-        <w:i w:val="0"/>
-        <w:iCs w:val="0"/>
-        <w:spacing w:val="0"/>
-        <w:w w:val="99"/>
-        <w:sz w:val="28"/>
-        <w:szCs w:val="28"/>
-        <w:lang w:val="en-US" w:eastAsia="en-US" w:bidi="ar-SA"/>
-      </w:rPr>
-    </w:lvl>
-    <w:lvl w:ilvl="1" w:tplc="FFFFFFFF" w:tentative="1">
-      <w:start w:val="1"/>
-      <w:numFmt w:val="bullet"/>
-      <w:lvlText w:val="o"/>
-      <w:lvlJc w:val="left"/>
-      <w:pPr>
-        <w:ind w:left="1080" w:hanging="360"/>
-      </w:pPr>
-      <w:rPr>
-        <w:rFonts w:ascii="Courier New" w:hAnsi="Courier New" w:cs="Courier New" w:hint="default"/>
-      </w:rPr>
-    </w:lvl>
-    <w:lvl w:ilvl="2" w:tplc="FFFFFFFF" w:tentative="1">
-      <w:start w:val="1"/>
-      <w:numFmt w:val="bullet"/>
-      <w:lvlText w:val=""/>
-      <w:lvlJc w:val="left"/>
-      <w:pPr>
-        <w:ind w:left="1800" w:hanging="360"/>
-      </w:pPr>
-      <w:rPr>
-        <w:rFonts w:ascii="Wingdings" w:hAnsi="Wingdings" w:hint="default"/>
-      </w:rPr>
-    </w:lvl>
-    <w:lvl w:ilvl="3" w:tplc="FFFFFFFF" w:tentative="1">
-      <w:start w:val="1"/>
-      <w:numFmt w:val="bullet"/>
-      <w:lvlText w:val=""/>
-      <w:lvlJc w:val="left"/>
-      <w:pPr>
-        <w:ind w:left="2520" w:hanging="360"/>
-      </w:pPr>
-      <w:rPr>
-        <w:rFonts w:ascii="Symbol" w:hAnsi="Symbol" w:hint="default"/>
-      </w:rPr>
-    </w:lvl>
-    <w:lvl w:ilvl="4" w:tplc="FFFFFFFF" w:tentative="1">
-      <w:start w:val="1"/>
-      <w:numFmt w:val="bullet"/>
-      <w:lvlText w:val="o"/>
-      <w:lvlJc w:val="left"/>
-      <w:pPr>
-        <w:ind w:left="3240" w:hanging="360"/>
-      </w:pPr>
-      <w:rPr>
-        <w:rFonts w:ascii="Courier New" w:hAnsi="Courier New" w:cs="Courier New" w:hint="default"/>
-      </w:rPr>
-    </w:lvl>
-    <w:lvl w:ilvl="5" w:tplc="FFFFFFFF" w:tentative="1">
-      <w:start w:val="1"/>
-      <w:numFmt w:val="bullet"/>
-      <w:lvlText w:val=""/>
-      <w:lvlJc w:val="left"/>
-      <w:pPr>
-        <w:ind w:left="3960" w:hanging="360"/>
-      </w:pPr>
-      <w:rPr>
-        <w:rFonts w:ascii="Wingdings" w:hAnsi="Wingdings" w:hint="default"/>
-      </w:rPr>
-    </w:lvl>
-    <w:lvl w:ilvl="6" w:tplc="FFFFFFFF" w:tentative="1">
-      <w:start w:val="1"/>
-      <w:numFmt w:val="bullet"/>
-      <w:lvlText w:val=""/>
-      <w:lvlJc w:val="left"/>
-      <w:pPr>
-        <w:ind w:left="4680" w:hanging="360"/>
-      </w:pPr>
-      <w:rPr>
-        <w:rFonts w:ascii="Symbol" w:hAnsi="Symbol" w:hint="default"/>
-      </w:rPr>
-    </w:lvl>
-    <w:lvl w:ilvl="7" w:tplc="FFFFFFFF" w:tentative="1">
-      <w:start w:val="1"/>
-      <w:numFmt w:val="bullet"/>
-      <w:lvlText w:val="o"/>
-      <w:lvlJc w:val="left"/>
-      <w:pPr>
-        <w:ind w:left="5400" w:hanging="360"/>
-      </w:pPr>
-      <w:rPr>
-        <w:rFonts w:ascii="Courier New" w:hAnsi="Courier New" w:cs="Courier New" w:hint="default"/>
-      </w:rPr>
-    </w:lvl>
-    <w:lvl w:ilvl="8" w:tplc="FFFFFFFF" w:tentative="1">
-      <w:start w:val="1"/>
-      <w:numFmt w:val="bullet"/>
-      <w:lvlText w:val=""/>
-      <w:lvlJc w:val="left"/>
-      <w:pPr>
-        <w:ind w:left="6120" w:hanging="360"/>
-      </w:pPr>
-      <w:rPr>
-        <w:rFonts w:ascii="Wingdings" w:hAnsi="Wingdings" w:hint="default"/>
-      </w:rPr>
-    </w:lvl>
-  </w:abstractNum>
-  <w:abstractNum w:abstractNumId="25" w15:restartNumberingAfterBreak="0">
-    <w:nsid w:val="70E964E0"/>
-    <w:multiLevelType w:val="hybridMultilevel"/>
-    <w:tmpl w:val="A5CE42CE"/>
-    <w:lvl w:ilvl="0" w:tplc="40090005">
-      <w:start w:val="1"/>
-      <w:numFmt w:val="bullet"/>
-      <w:lvlText w:val=""/>
-      <w:lvlJc w:val="left"/>
-      <w:pPr>
-        <w:ind w:left="721" w:hanging="361"/>
-      </w:pPr>
-      <w:rPr>
-        <w:rFonts w:ascii="Wingdings" w:hAnsi="Wingdings" w:hint="default"/>
-        <w:b w:val="0"/>
-        <w:bCs w:val="0"/>
-        <w:i w:val="0"/>
-        <w:iCs w:val="0"/>
-        <w:spacing w:val="0"/>
-        <w:w w:val="99"/>
-        <w:sz w:val="28"/>
-        <w:szCs w:val="28"/>
-        <w:lang w:val="en-US" w:eastAsia="en-US" w:bidi="ar-SA"/>
-      </w:rPr>
-    </w:lvl>
-    <w:lvl w:ilvl="1" w:tplc="6F7A1BF6">
-      <w:numFmt w:val="bullet"/>
-      <w:lvlText w:val="o"/>
-      <w:lvlJc w:val="left"/>
-      <w:pPr>
-        <w:ind w:left="1724" w:hanging="360"/>
-      </w:pPr>
-      <w:rPr>
-        <w:rFonts w:ascii="Courier New" w:eastAsia="Courier New" w:hAnsi="Courier New" w:cs="Courier New" w:hint="default"/>
-        <w:b w:val="0"/>
-        <w:bCs w:val="0"/>
-        <w:i w:val="0"/>
-        <w:iCs w:val="0"/>
-        <w:spacing w:val="0"/>
-        <w:w w:val="99"/>
-        <w:sz w:val="28"/>
-        <w:szCs w:val="28"/>
-        <w:lang w:val="en-US" w:eastAsia="en-US" w:bidi="ar-SA"/>
-      </w:rPr>
-    </w:lvl>
-    <w:lvl w:ilvl="2" w:tplc="FE2A3242">
-      <w:start w:val="1"/>
-      <w:numFmt w:val="lowerRoman"/>
-      <w:lvlText w:val="%3."/>
-      <w:lvlJc w:val="left"/>
-      <w:pPr>
-        <w:ind w:left="3602" w:hanging="317"/>
-        <w:jc w:val="right"/>
-      </w:pPr>
-      <w:rPr>
-        <w:rFonts w:ascii="Calibri" w:eastAsia="Calibri" w:hAnsi="Calibri" w:cs="Calibri" w:hint="default"/>
-        <w:b w:val="0"/>
-        <w:bCs w:val="0"/>
-        <w:i w:val="0"/>
-        <w:iCs w:val="0"/>
-        <w:spacing w:val="-2"/>
-        <w:w w:val="99"/>
-        <w:sz w:val="28"/>
-        <w:szCs w:val="28"/>
-        <w:lang w:val="en-US" w:eastAsia="en-US" w:bidi="ar-SA"/>
-      </w:rPr>
-    </w:lvl>
-    <w:lvl w:ilvl="3" w:tplc="81CE5612">
-      <w:numFmt w:val="bullet"/>
-      <w:lvlText w:val="•"/>
-      <w:lvlJc w:val="left"/>
-      <w:pPr>
-        <w:ind w:left="4278" w:hanging="317"/>
-      </w:pPr>
-      <w:rPr>
-        <w:rFonts w:hint="default"/>
-        <w:lang w:val="en-US" w:eastAsia="en-US" w:bidi="ar-SA"/>
-      </w:rPr>
-    </w:lvl>
-    <w:lvl w:ilvl="4" w:tplc="882A3328">
-      <w:numFmt w:val="bullet"/>
-      <w:lvlText w:val="•"/>
-      <w:lvlJc w:val="left"/>
-      <w:pPr>
-        <w:ind w:left="4959" w:hanging="317"/>
-      </w:pPr>
-      <w:rPr>
-        <w:rFonts w:hint="default"/>
-        <w:lang w:val="en-US" w:eastAsia="en-US" w:bidi="ar-SA"/>
-      </w:rPr>
-    </w:lvl>
-    <w:lvl w:ilvl="5" w:tplc="1044504A">
-      <w:numFmt w:val="bullet"/>
-      <w:lvlText w:val="•"/>
-      <w:lvlJc w:val="left"/>
-      <w:pPr>
-        <w:ind w:left="5640" w:hanging="317"/>
-      </w:pPr>
-      <w:rPr>
-        <w:rFonts w:hint="default"/>
-        <w:lang w:val="en-US" w:eastAsia="en-US" w:bidi="ar-SA"/>
-      </w:rPr>
-    </w:lvl>
-    <w:lvl w:ilvl="6" w:tplc="9CD4FBE0">
-      <w:numFmt w:val="bullet"/>
-      <w:lvlText w:val="•"/>
-      <w:lvlJc w:val="left"/>
-      <w:pPr>
-        <w:ind w:left="6322" w:hanging="317"/>
-      </w:pPr>
-      <w:rPr>
-        <w:rFonts w:hint="default"/>
-        <w:lang w:val="en-US" w:eastAsia="en-US" w:bidi="ar-SA"/>
-      </w:rPr>
-    </w:lvl>
-    <w:lvl w:ilvl="7" w:tplc="4C945E0C">
-      <w:numFmt w:val="bullet"/>
-      <w:lvlText w:val="•"/>
-      <w:lvlJc w:val="left"/>
-      <w:pPr>
-        <w:ind w:left="7003" w:hanging="317"/>
-      </w:pPr>
-      <w:rPr>
-        <w:rFonts w:hint="default"/>
-        <w:lang w:val="en-US" w:eastAsia="en-US" w:bidi="ar-SA"/>
-      </w:rPr>
-    </w:lvl>
-    <w:lvl w:ilvl="8" w:tplc="8C32DCA6">
-      <w:numFmt w:val="bullet"/>
-      <w:lvlText w:val="•"/>
-      <w:lvlJc w:val="left"/>
-      <w:pPr>
-        <w:ind w:left="7684" w:hanging="317"/>
-      </w:pPr>
-      <w:rPr>
-        <w:rFonts w:hint="default"/>
-        <w:lang w:val="en-US" w:eastAsia="en-US" w:bidi="ar-SA"/>
-      </w:rPr>
-    </w:lvl>
-  </w:abstractNum>
-  <w:abstractNum w:abstractNumId="26" w15:restartNumberingAfterBreak="0">
-    <w:nsid w:val="726F68A3"/>
-    <w:multiLevelType w:val="hybridMultilevel"/>
-    <w:tmpl w:val="0EC8826E"/>
-    <w:lvl w:ilvl="0" w:tplc="40090001">
-      <w:start w:val="1"/>
-      <w:numFmt w:val="bullet"/>
-      <w:lvlText w:val=""/>
-      <w:lvlJc w:val="left"/>
-      <w:pPr>
-        <w:ind w:left="1103" w:hanging="360"/>
-      </w:pPr>
-      <w:rPr>
-        <w:rFonts w:ascii="Symbol" w:hAnsi="Symbol" w:hint="default"/>
-      </w:rPr>
-    </w:lvl>
-    <w:lvl w:ilvl="1" w:tplc="40090003" w:tentative="1">
-      <w:start w:val="1"/>
-      <w:numFmt w:val="bullet"/>
-      <w:lvlText w:val="o"/>
-      <w:lvlJc w:val="left"/>
-      <w:pPr>
-        <w:ind w:left="1823" w:hanging="360"/>
-      </w:pPr>
-      <w:rPr>
-        <w:rFonts w:ascii="Courier New" w:hAnsi="Courier New" w:cs="Courier New" w:hint="default"/>
-      </w:rPr>
-    </w:lvl>
-    <w:lvl w:ilvl="2" w:tplc="40090005" w:tentative="1">
-      <w:start w:val="1"/>
-      <w:numFmt w:val="bullet"/>
-      <w:lvlText w:val=""/>
-      <w:lvlJc w:val="left"/>
-      <w:pPr>
-        <w:ind w:left="2543" w:hanging="360"/>
-      </w:pPr>
-      <w:rPr>
-        <w:rFonts w:ascii="Wingdings" w:hAnsi="Wingdings" w:hint="default"/>
-      </w:rPr>
-    </w:lvl>
-    <w:lvl w:ilvl="3" w:tplc="40090001" w:tentative="1">
-      <w:start w:val="1"/>
-      <w:numFmt w:val="bullet"/>
-      <w:lvlText w:val=""/>
-      <w:lvlJc w:val="left"/>
-      <w:pPr>
-        <w:ind w:left="3263" w:hanging="360"/>
-      </w:pPr>
-      <w:rPr>
-        <w:rFonts w:ascii="Symbol" w:hAnsi="Symbol" w:hint="default"/>
-      </w:rPr>
-    </w:lvl>
-    <w:lvl w:ilvl="4" w:tplc="40090003" w:tentative="1">
-      <w:start w:val="1"/>
-      <w:numFmt w:val="bullet"/>
-      <w:lvlText w:val="o"/>
-      <w:lvlJc w:val="left"/>
-      <w:pPr>
-        <w:ind w:left="3983" w:hanging="360"/>
-      </w:pPr>
-      <w:rPr>
-        <w:rFonts w:ascii="Courier New" w:hAnsi="Courier New" w:cs="Courier New" w:hint="default"/>
-      </w:rPr>
-    </w:lvl>
-    <w:lvl w:ilvl="5" w:tplc="40090005" w:tentative="1">
-      <w:start w:val="1"/>
-      <w:numFmt w:val="bullet"/>
-      <w:lvlText w:val=""/>
-      <w:lvlJc w:val="left"/>
-      <w:pPr>
-        <w:ind w:left="4703" w:hanging="360"/>
-      </w:pPr>
-      <w:rPr>
-        <w:rFonts w:ascii="Wingdings" w:hAnsi="Wingdings" w:hint="default"/>
-      </w:rPr>
-    </w:lvl>
-    <w:lvl w:ilvl="6" w:tplc="40090001" w:tentative="1">
-      <w:start w:val="1"/>
-      <w:numFmt w:val="bullet"/>
-      <w:lvlText w:val=""/>
-      <w:lvlJc w:val="left"/>
-      <w:pPr>
-        <w:ind w:left="5423" w:hanging="360"/>
-      </w:pPr>
-      <w:rPr>
-        <w:rFonts w:ascii="Symbol" w:hAnsi="Symbol" w:hint="default"/>
-      </w:rPr>
-    </w:lvl>
-    <w:lvl w:ilvl="7" w:tplc="40090003" w:tentative="1">
-      <w:start w:val="1"/>
-      <w:numFmt w:val="bullet"/>
-      <w:lvlText w:val="o"/>
-      <w:lvlJc w:val="left"/>
-      <w:pPr>
-        <w:ind w:left="6143" w:hanging="360"/>
-      </w:pPr>
-      <w:rPr>
-        <w:rFonts w:ascii="Courier New" w:hAnsi="Courier New" w:cs="Courier New" w:hint="default"/>
-      </w:rPr>
-    </w:lvl>
-    <w:lvl w:ilvl="8" w:tplc="40090005" w:tentative="1">
-      <w:start w:val="1"/>
-      <w:numFmt w:val="bullet"/>
-      <w:lvlText w:val=""/>
-      <w:lvlJc w:val="left"/>
-      <w:pPr>
-        <w:ind w:left="6863" w:hanging="360"/>
-      </w:pPr>
-      <w:rPr>
-        <w:rFonts w:ascii="Wingdings" w:hAnsi="Wingdings" w:hint="default"/>
-      </w:rPr>
-    </w:lvl>
-  </w:abstractNum>
-  <w:abstractNum w:abstractNumId="27" w15:restartNumberingAfterBreak="0">
-    <w:nsid w:val="72A0431F"/>
-    <w:multiLevelType w:val="hybridMultilevel"/>
-    <w:tmpl w:val="DF3A5E16"/>
-    <w:lvl w:ilvl="0" w:tplc="391EC7CE">
-      <w:numFmt w:val="bullet"/>
-      <w:lvlText w:val=""/>
-      <w:lvlJc w:val="left"/>
-      <w:pPr>
-        <w:ind w:left="-5001" w:hanging="361"/>
-      </w:pPr>
-      <w:rPr>
-        <w:rFonts w:ascii="Wingdings" w:eastAsia="Wingdings" w:hAnsi="Wingdings" w:cs="Wingdings" w:hint="default"/>
-        <w:b w:val="0"/>
-        <w:bCs w:val="0"/>
-        <w:i w:val="0"/>
-        <w:iCs w:val="0"/>
-        <w:spacing w:val="0"/>
-        <w:w w:val="100"/>
-        <w:sz w:val="32"/>
-        <w:szCs w:val="32"/>
-        <w:lang w:val="en-US" w:eastAsia="en-US" w:bidi="ar-SA"/>
-      </w:rPr>
-    </w:lvl>
-    <w:lvl w:ilvl="1" w:tplc="A0964442">
-      <w:numFmt w:val="bullet"/>
-      <w:lvlText w:val=""/>
-      <w:lvlJc w:val="left"/>
-      <w:pPr>
-        <w:ind w:left="-9682" w:hanging="360"/>
-      </w:pPr>
-      <w:rPr>
-        <w:rFonts w:ascii="Wingdings" w:eastAsia="Wingdings" w:hAnsi="Wingdings" w:cs="Wingdings" w:hint="default"/>
-        <w:b w:val="0"/>
-        <w:bCs w:val="0"/>
-        <w:i w:val="0"/>
-        <w:iCs w:val="0"/>
-        <w:spacing w:val="0"/>
-        <w:w w:val="100"/>
-        <w:sz w:val="32"/>
-        <w:szCs w:val="32"/>
-        <w:lang w:val="en-US" w:eastAsia="en-US" w:bidi="ar-SA"/>
-      </w:rPr>
-    </w:lvl>
     <w:lvl w:ilvl="2" w:tplc="FAFAFDF6">
       <w:start w:val="1"/>
       <w:numFmt w:val="decimal"/>
       <w:lvlText w:val="%3."/>
       <w:lvlJc w:val="left"/>
       <w:pPr>
-        <w:ind w:left="-9322" w:hanging="360"/>
+        <w:ind w:left="-3960" w:hanging="360"/>
       </w:pPr>
       <w:rPr>
         <w:rFonts w:ascii="Calibri" w:eastAsia="Calibri" w:hAnsi="Calibri" w:cs="Calibri"/>
@@ -10318,7 +9140,7 @@
       <w:lvlText w:val="•"/>
       <w:lvlJc w:val="left"/>
       <w:pPr>
-        <w:ind w:left="-4595" w:hanging="360"/>
+        <w:ind w:left="767" w:hanging="360"/>
       </w:pPr>
       <w:rPr>
         <w:rFonts w:hint="default"/>
@@ -10330,7 +9152,7 @@
       <w:lvlText w:val="•"/>
       <w:lvlJc w:val="left"/>
       <w:pPr>
-        <w:ind w:left="-4184" w:hanging="360"/>
+        <w:ind w:left="1178" w:hanging="360"/>
       </w:pPr>
       <w:rPr>
         <w:rFonts w:hint="default"/>
@@ -10342,7 +9164,7 @@
       <w:lvlText w:val="•"/>
       <w:lvlJc w:val="left"/>
       <w:pPr>
-        <w:ind w:left="-3773" w:hanging="360"/>
+        <w:ind w:left="1589" w:hanging="360"/>
       </w:pPr>
       <w:rPr>
         <w:rFonts w:hint="default"/>
@@ -10354,7 +9176,7 @@
       <w:lvlText w:val="•"/>
       <w:lvlJc w:val="left"/>
       <w:pPr>
-        <w:ind w:left="-3361" w:hanging="360"/>
+        <w:ind w:left="2001" w:hanging="360"/>
       </w:pPr>
       <w:rPr>
         <w:rFonts w:hint="default"/>
@@ -10366,7 +9188,7 @@
       <w:lvlText w:val="•"/>
       <w:lvlJc w:val="left"/>
       <w:pPr>
-        <w:ind w:left="-2950" w:hanging="360"/>
+        <w:ind w:left="2412" w:hanging="360"/>
       </w:pPr>
       <w:rPr>
         <w:rFonts w:hint="default"/>
@@ -10378,7 +9200,7 @@
       <w:lvlText w:val="•"/>
       <w:lvlJc w:val="left"/>
       <w:pPr>
-        <w:ind w:left="-2539" w:hanging="360"/>
+        <w:ind w:left="2823" w:hanging="360"/>
       </w:pPr>
       <w:rPr>
         <w:rFonts w:hint="default"/>
@@ -11378,6 +10200,15 @@
       <w:szCs w:val="20"/>
     </w:rPr>
   </w:style>
+  <w:style w:type="paragraph" w:styleId="NoSpacing">
+    <w:name w:val="No Spacing"/>
+    <w:uiPriority w:val="1"/>
+    <w:qFormat/>
+    <w:rsid w:val="00DB36CD"/>
+    <w:rPr>
+      <w:rFonts w:ascii="Calibri" w:eastAsia="Calibri" w:hAnsi="Calibri" w:cs="Calibri"/>
+    </w:rPr>
+  </w:style>
 </w:styles>
 </file>
 
